--- a/docs/graduation/中期/1120220611_胡嘉晨_中期报告.docx
+++ b/docs/graduation/中期/1120220611_胡嘉晨_中期报告.docx
@@ -39,7 +39,7 @@
                     </pic:cNvPicPr>
                   </pic:nvPicPr>
                   <pic:blipFill>
-                    <a:blip r:embed="rId8" cstate="print"/>
+                    <a:blip r:embed="rId9" cstate="print"/>
                     <a:stretch>
                       <a:fillRect/>
                     </a:stretch>
@@ -142,7 +142,6 @@
           <w:szCs w:val="44"/>
         </w:rPr>
       </w:pPr>
-      <w:proofErr w:type="gramStart"/>
       <w:r>
         <w:rPr>
           <w:rFonts w:ascii="华文细黑" w:eastAsia="华文细黑" w:hAnsi="华文细黑"/>
@@ -151,18 +150,7 @@
           <w:szCs w:val="44"/>
           <w:lang w:bidi="en-US"/>
         </w:rPr>
-        <w:t>基于协程与</w:t>
-      </w:r>
-      <w:proofErr w:type="gramEnd"/>
-      <w:r>
-        <w:rPr>
-          <w:rFonts w:ascii="华文细黑" w:eastAsia="华文细黑" w:hAnsi="华文细黑"/>
-          <w:b/>
-          <w:sz w:val="44"/>
-          <w:szCs w:val="44"/>
-          <w:lang w:bidi="en-US"/>
-        </w:rPr>
-        <w:t>用户态中断的异步化Alien内核设计与实现</w:t>
+        <w:t>基于协程与用户态中断的异步化Alien内核设计与实现</w:t>
       </w:r>
     </w:p>
     <w:p>
@@ -480,7 +468,6 @@
                 <w:szCs w:val="32"/>
               </w:rPr>
             </w:pPr>
-            <w:proofErr w:type="gramStart"/>
             <w:r>
               <w:rPr>
                 <w:rFonts w:ascii="宋体" w:hAnsi="宋体" w:hint="eastAsia"/>
@@ -489,7 +476,6 @@
               </w:rPr>
               <w:t>胡嘉晨</w:t>
             </w:r>
-            <w:proofErr w:type="gramEnd"/>
           </w:p>
         </w:tc>
       </w:tr>
@@ -617,7 +603,6 @@
                 <w:szCs w:val="32"/>
               </w:rPr>
             </w:pPr>
-            <w:proofErr w:type="gramStart"/>
             <w:r>
               <w:rPr>
                 <w:rFonts w:ascii="宋体" w:hAnsi="宋体"/>
@@ -626,7 +611,6 @@
               </w:rPr>
               <w:t>陆慧梅</w:t>
             </w:r>
-            <w:proofErr w:type="gramEnd"/>
             <w:r>
               <w:rPr>
                 <w:rFonts w:ascii="宋体" w:hAnsi="宋体" w:hint="eastAsia"/>
@@ -877,7 +861,6 @@
               </w:rPr>
               <w:t>加入</w:t>
             </w:r>
-            <w:proofErr w:type="spellStart"/>
             <w:r>
               <w:rPr>
                 <w:rFonts w:hint="eastAsia"/>
@@ -885,7 +868,6 @@
               </w:rPr>
               <w:t>vDSO</w:t>
             </w:r>
-            <w:proofErr w:type="spellEnd"/>
             <w:r>
               <w:rPr>
                 <w:rFonts w:hint="eastAsia"/>
@@ -983,7 +965,7 @@
                 <w:rFonts w:hint="eastAsia"/>
                 <w:sz w:val="24"/>
               </w:rPr>
-              <w:t xml:space="preserve"> 3 </w:t>
+              <w:t>3</w:t>
             </w:r>
             <w:r>
               <w:rPr>
@@ -1027,7 +1009,7 @@
                 <w:rFonts w:hint="eastAsia"/>
                 <w:sz w:val="24"/>
               </w:rPr>
-              <w:t xml:space="preserve"> 1 </w:t>
+              <w:t>1</w:t>
             </w:r>
             <w:r>
               <w:rPr>
@@ -1055,7 +1037,7 @@
                 <w:rFonts w:hint="eastAsia"/>
                 <w:sz w:val="24"/>
               </w:rPr>
-              <w:t xml:space="preserve"> x86_64 </w:t>
+              <w:t>x86_64</w:t>
             </w:r>
             <w:r>
               <w:rPr>
@@ -1069,24 +1051,8 @@
                 <w:rFonts w:hint="eastAsia"/>
                 <w:sz w:val="24"/>
               </w:rPr>
-              <w:t xml:space="preserve"> </w:t>
-            </w:r>
-            <w:proofErr w:type="spellStart"/>
-            <w:r>
-              <w:rPr>
-                <w:rFonts w:hint="eastAsia"/>
-                <w:sz w:val="24"/>
-              </w:rPr>
               <w:t>Makefile</w:t>
             </w:r>
-            <w:proofErr w:type="spellEnd"/>
-            <w:r>
-              <w:rPr>
-                <w:rFonts w:hint="eastAsia"/>
-                <w:sz w:val="24"/>
-              </w:rPr>
-              <w:t xml:space="preserve"> </w:t>
-            </w:r>
             <w:r>
               <w:rPr>
                 <w:rFonts w:hint="eastAsia"/>
@@ -1113,7 +1079,7 @@
                 <w:rFonts w:hint="eastAsia"/>
                 <w:sz w:val="24"/>
               </w:rPr>
-              <w:t xml:space="preserve"> ACPI </w:t>
+              <w:t>ACPI</w:t>
             </w:r>
             <w:r>
               <w:rPr>
@@ -1171,7 +1137,7 @@
                 <w:rFonts w:hint="eastAsia"/>
                 <w:sz w:val="24"/>
               </w:rPr>
-              <w:t xml:space="preserve"> 2 </w:t>
+              <w:t>2</w:t>
             </w:r>
             <w:r>
               <w:rPr>
@@ -1199,23 +1165,7 @@
                 <w:rFonts w:hint="eastAsia"/>
                 <w:sz w:val="24"/>
               </w:rPr>
-              <w:t xml:space="preserve"> </w:t>
-            </w:r>
-            <w:proofErr w:type="spellStart"/>
-            <w:r>
-              <w:rPr>
-                <w:rFonts w:hint="eastAsia"/>
-                <w:sz w:val="24"/>
-              </w:rPr>
-              <w:t>Arceos</w:t>
-            </w:r>
-            <w:proofErr w:type="spellEnd"/>
-            <w:r>
-              <w:rPr>
-                <w:rFonts w:hint="eastAsia"/>
-                <w:sz w:val="24"/>
-              </w:rPr>
-              <w:t xml:space="preserve"> </w:t>
+              <w:t xml:space="preserve"> Arceos </w:t>
             </w:r>
             <w:r>
               <w:rPr>
@@ -1294,21 +1244,12 @@
               </w:rPr>
               <w:t>、</w:t>
             </w:r>
-            <w:proofErr w:type="spellStart"/>
-            <w:r>
-              <w:rPr>
-                <w:rFonts w:hint="eastAsia"/>
-                <w:sz w:val="24"/>
-              </w:rPr>
-              <w:t>syscall</w:t>
-            </w:r>
-            <w:proofErr w:type="spellEnd"/>
-            <w:r>
-              <w:rPr>
-                <w:rFonts w:hint="eastAsia"/>
-                <w:sz w:val="24"/>
-              </w:rPr>
-              <w:t xml:space="preserve"> MSR</w:t>
+            <w:r>
+              <w:rPr>
+                <w:rFonts w:hint="eastAsia"/>
+                <w:sz w:val="24"/>
+              </w:rPr>
+              <w:t>syscall MSR</w:t>
             </w:r>
             <w:r>
               <w:rPr>
@@ -1338,7 +1279,7 @@
                 <w:rFonts w:hint="eastAsia"/>
                 <w:sz w:val="24"/>
               </w:rPr>
-              <w:t xml:space="preserve"> 3 </w:t>
+              <w:t>3</w:t>
             </w:r>
             <w:r>
               <w:rPr>
@@ -1366,23 +1307,7 @@
                 <w:rFonts w:hint="eastAsia"/>
                 <w:sz w:val="24"/>
               </w:rPr>
-              <w:t xml:space="preserve"> trap/</w:t>
-            </w:r>
-            <w:proofErr w:type="spellStart"/>
-            <w:r>
-              <w:rPr>
-                <w:rFonts w:hint="eastAsia"/>
-                <w:sz w:val="24"/>
-              </w:rPr>
-              <w:t>syscall</w:t>
-            </w:r>
-            <w:proofErr w:type="spellEnd"/>
-            <w:r>
-              <w:rPr>
-                <w:rFonts w:hint="eastAsia"/>
-                <w:sz w:val="24"/>
-              </w:rPr>
-              <w:t xml:space="preserve"> </w:t>
+              <w:t xml:space="preserve"> trap/syscall </w:t>
             </w:r>
             <w:r>
               <w:rPr>
@@ -1396,23 +1321,7 @@
                 <w:rFonts w:hint="eastAsia"/>
                 <w:sz w:val="24"/>
               </w:rPr>
-              <w:t xml:space="preserve"> </w:t>
-            </w:r>
-            <w:proofErr w:type="spellStart"/>
-            <w:r>
-              <w:rPr>
-                <w:rFonts w:hint="eastAsia"/>
-                <w:sz w:val="24"/>
-              </w:rPr>
-              <w:t>percpu</w:t>
-            </w:r>
-            <w:proofErr w:type="spellEnd"/>
-            <w:r>
-              <w:rPr>
-                <w:rFonts w:hint="eastAsia"/>
-                <w:sz w:val="24"/>
-              </w:rPr>
-              <w:t xml:space="preserve"> crate</w:t>
+              <w:t xml:space="preserve"> percpu crate</w:t>
             </w:r>
             <w:r>
               <w:rPr>
@@ -1512,7 +1421,7 @@
                 <w:rFonts w:hint="eastAsia"/>
                 <w:sz w:val="24"/>
               </w:rPr>
-              <w:t xml:space="preserve"> 4 </w:t>
+              <w:t>4</w:t>
             </w:r>
             <w:r>
               <w:rPr>
@@ -1547,23 +1456,7 @@
                 <w:rFonts w:hint="eastAsia"/>
                 <w:sz w:val="24"/>
               </w:rPr>
-              <w:t>跳转错误及页表未</w:t>
-            </w:r>
-            <w:proofErr w:type="gramStart"/>
-            <w:r>
-              <w:rPr>
-                <w:rFonts w:hint="eastAsia"/>
-                <w:sz w:val="24"/>
-              </w:rPr>
-              <w:t>映射低</w:t>
-            </w:r>
-            <w:proofErr w:type="gramEnd"/>
-            <w:r>
-              <w:rPr>
-                <w:rFonts w:hint="eastAsia"/>
-                <w:sz w:val="24"/>
-              </w:rPr>
-              <w:t>地址的问题；完成</w:t>
+              <w:t>跳转错误及页表未映射低地址的问题；完成</w:t>
             </w:r>
             <w:r>
               <w:rPr>
@@ -1635,21 +1528,12 @@
               </w:rPr>
               <w:t>、</w:t>
             </w:r>
-            <w:proofErr w:type="spellStart"/>
-            <w:r>
-              <w:rPr>
-                <w:rFonts w:hint="eastAsia"/>
-                <w:sz w:val="24"/>
-              </w:rPr>
-              <w:t>VirtIO</w:t>
-            </w:r>
-            <w:proofErr w:type="spellEnd"/>
-            <w:r>
-              <w:rPr>
-                <w:rFonts w:hint="eastAsia"/>
-                <w:sz w:val="24"/>
-              </w:rPr>
-              <w:t xml:space="preserve"> Block </w:t>
+            <w:r>
+              <w:rPr>
+                <w:rFonts w:hint="eastAsia"/>
+                <w:sz w:val="24"/>
+              </w:rPr>
+              <w:t xml:space="preserve">VirtIO Block </w:t>
             </w:r>
             <w:r>
               <w:rPr>
@@ -1663,23 +1547,7 @@
                 <w:rFonts w:hint="eastAsia"/>
                 <w:sz w:val="24"/>
               </w:rPr>
-              <w:t xml:space="preserve"> </w:t>
-            </w:r>
-            <w:proofErr w:type="spellStart"/>
-            <w:r>
-              <w:rPr>
-                <w:rFonts w:hint="eastAsia"/>
-                <w:sz w:val="24"/>
-              </w:rPr>
-              <w:t>VirtIO</w:t>
-            </w:r>
-            <w:proofErr w:type="spellEnd"/>
-            <w:r>
-              <w:rPr>
-                <w:rFonts w:hint="eastAsia"/>
-                <w:sz w:val="24"/>
-              </w:rPr>
-              <w:t xml:space="preserve"> Net</w:t>
+              <w:t xml:space="preserve"> VirtIO Net</w:t>
             </w:r>
             <w:r>
               <w:rPr>
@@ -1693,23 +1561,7 @@
                 <w:rFonts w:hint="eastAsia"/>
                 <w:sz w:val="24"/>
               </w:rPr>
-              <w:t xml:space="preserve"> </w:t>
-            </w:r>
-            <w:proofErr w:type="spellStart"/>
-            <w:r>
-              <w:rPr>
-                <w:rFonts w:hint="eastAsia"/>
-                <w:sz w:val="24"/>
-              </w:rPr>
-              <w:t>BusyBox</w:t>
-            </w:r>
-            <w:proofErr w:type="spellEnd"/>
-            <w:r>
-              <w:rPr>
-                <w:rFonts w:hint="eastAsia"/>
-                <w:sz w:val="24"/>
-              </w:rPr>
-              <w:t xml:space="preserve"> </w:t>
+              <w:t xml:space="preserve"> BusyBox </w:t>
             </w:r>
             <w:r>
               <w:rPr>
@@ -1737,17 +1589,8 @@
                 <w:rFonts w:hint="eastAsia"/>
                 <w:sz w:val="24"/>
               </w:rPr>
-              <w:t xml:space="preserve"> </w:t>
-            </w:r>
-            <w:proofErr w:type="spellStart"/>
-            <w:r>
-              <w:rPr>
-                <w:rFonts w:hint="eastAsia"/>
-                <w:sz w:val="24"/>
-              </w:rPr>
-              <w:t>initrd</w:t>
-            </w:r>
-            <w:proofErr w:type="spellEnd"/>
+              <w:t xml:space="preserve"> initrd</w:t>
+            </w:r>
             <w:r>
               <w:rPr>
                 <w:rFonts w:hint="eastAsia"/>
@@ -1761,7 +1604,6 @@
               <w:spacing w:beforeLines="50" w:before="156"/>
               <w:ind w:firstLineChars="200" w:firstLine="480"/>
               <w:rPr>
-                <w:rFonts w:hint="eastAsia"/>
                 <w:sz w:val="24"/>
               </w:rPr>
             </w:pPr>
@@ -1777,7 +1619,7 @@
                 <w:rFonts w:hint="eastAsia"/>
                 <w:sz w:val="24"/>
               </w:rPr>
-              <w:t xml:space="preserve"> 5 </w:t>
+              <w:t>5</w:t>
             </w:r>
             <w:r>
               <w:rPr>
@@ -1805,23 +1647,7 @@
                 <w:rFonts w:hint="eastAsia"/>
                 <w:sz w:val="24"/>
               </w:rPr>
-              <w:t xml:space="preserve"> </w:t>
-            </w:r>
-            <w:proofErr w:type="spellStart"/>
-            <w:r>
-              <w:rPr>
-                <w:rFonts w:hint="eastAsia"/>
-                <w:sz w:val="24"/>
-              </w:rPr>
-              <w:t>aml</w:t>
-            </w:r>
-            <w:proofErr w:type="spellEnd"/>
-            <w:r>
-              <w:rPr>
-                <w:rFonts w:hint="eastAsia"/>
-                <w:sz w:val="24"/>
-              </w:rPr>
-              <w:t xml:space="preserve"> crate </w:t>
+              <w:t xml:space="preserve"> aml crate </w:t>
             </w:r>
             <w:r>
               <w:rPr>
@@ -1849,23 +1675,7 @@
                 <w:rFonts w:hint="eastAsia"/>
                 <w:sz w:val="24"/>
               </w:rPr>
-              <w:t xml:space="preserve"> make </w:t>
-            </w:r>
-            <w:proofErr w:type="spellStart"/>
-            <w:r>
-              <w:rPr>
-                <w:rFonts w:hint="eastAsia"/>
-                <w:sz w:val="24"/>
-              </w:rPr>
-              <w:t>sdcard</w:t>
-            </w:r>
-            <w:proofErr w:type="spellEnd"/>
-            <w:r>
-              <w:rPr>
-                <w:rFonts w:hint="eastAsia"/>
-                <w:sz w:val="24"/>
-              </w:rPr>
-              <w:t xml:space="preserve"> </w:t>
+              <w:t xml:space="preserve"> make sdcard </w:t>
             </w:r>
             <w:r>
               <w:rPr>
@@ -1879,23 +1689,7 @@
                 <w:rFonts w:hint="eastAsia"/>
                 <w:sz w:val="24"/>
               </w:rPr>
-              <w:t xml:space="preserve"> </w:t>
-            </w:r>
-            <w:proofErr w:type="spellStart"/>
-            <w:r>
-              <w:rPr>
-                <w:rFonts w:hint="eastAsia"/>
-                <w:sz w:val="24"/>
-              </w:rPr>
-              <w:t>mtools</w:t>
-            </w:r>
-            <w:proofErr w:type="spellEnd"/>
-            <w:r>
-              <w:rPr>
-                <w:rFonts w:hint="eastAsia"/>
-                <w:sz w:val="24"/>
-              </w:rPr>
-              <w:t xml:space="preserve"> </w:t>
+              <w:t xml:space="preserve"> mtools </w:t>
             </w:r>
             <w:r>
               <w:rPr>
@@ -1909,17 +1703,8 @@
                 <w:rFonts w:hint="eastAsia"/>
                 <w:sz w:val="24"/>
               </w:rPr>
-              <w:t xml:space="preserve"> </w:t>
-            </w:r>
-            <w:proofErr w:type="spellStart"/>
-            <w:r>
-              <w:rPr>
-                <w:rFonts w:hint="eastAsia"/>
-                <w:sz w:val="24"/>
-              </w:rPr>
-              <w:t>sudo</w:t>
-            </w:r>
-            <w:proofErr w:type="spellEnd"/>
+              <w:t xml:space="preserve"> sudo</w:t>
+            </w:r>
             <w:r>
               <w:rPr>
                 <w:rFonts w:hint="eastAsia"/>
@@ -1934,44 +1719,19 @@
               </w:rPr>
               <w:t xml:space="preserve"> UART </w:t>
             </w:r>
-            <w:proofErr w:type="gramStart"/>
-            <w:r>
-              <w:rPr>
-                <w:rFonts w:hint="eastAsia"/>
-                <w:sz w:val="24"/>
-              </w:rPr>
-              <w:t>域空输出</w:t>
-            </w:r>
-            <w:proofErr w:type="gramEnd"/>
-            <w:r>
-              <w:rPr>
-                <w:rFonts w:hint="eastAsia"/>
-                <w:sz w:val="24"/>
-              </w:rPr>
-              <w:t>和</w:t>
-            </w:r>
-            <w:r>
-              <w:rPr>
-                <w:rFonts w:hint="eastAsia"/>
-                <w:sz w:val="24"/>
-              </w:rPr>
-              <w:t xml:space="preserve"> </w:t>
-            </w:r>
-            <w:proofErr w:type="spellStart"/>
-            <w:r>
-              <w:rPr>
-                <w:rFonts w:hint="eastAsia"/>
-                <w:sz w:val="24"/>
-              </w:rPr>
-              <w:t>syscall</w:t>
-            </w:r>
-            <w:proofErr w:type="spellEnd"/>
-            <w:r>
-              <w:rPr>
-                <w:rFonts w:hint="eastAsia"/>
-                <w:sz w:val="24"/>
-              </w:rPr>
-              <w:t xml:space="preserve"> </w:t>
+            <w:r>
+              <w:rPr>
+                <w:rFonts w:hint="eastAsia"/>
+                <w:sz w:val="24"/>
+              </w:rPr>
+              <w:t>域空输出和</w:t>
+            </w:r>
+            <w:r>
+              <w:rPr>
+                <w:rFonts w:hint="eastAsia"/>
+                <w:sz w:val="24"/>
+              </w:rPr>
+              <w:t xml:space="preserve"> syscall </w:t>
             </w:r>
             <w:r>
               <w:rPr>
@@ -2095,7 +1855,6 @@
               <w:spacing w:beforeLines="50" w:before="156"/>
               <w:ind w:firstLineChars="0"/>
               <w:rPr>
-                <w:rFonts w:hint="eastAsia"/>
                 <w:sz w:val="24"/>
               </w:rPr>
             </w:pPr>
@@ -2187,7 +1946,6 @@
               <w:spacing w:beforeLines="50" w:before="156"/>
               <w:ind w:firstLineChars="0"/>
               <w:rPr>
-                <w:rFonts w:hint="eastAsia"/>
                 <w:sz w:val="24"/>
               </w:rPr>
             </w:pPr>
@@ -2230,7 +1988,6 @@
               <w:spacing w:beforeLines="50" w:before="156"/>
               <w:ind w:firstLineChars="0"/>
               <w:rPr>
-                <w:rFonts w:hint="eastAsia"/>
                 <w:sz w:val="24"/>
               </w:rPr>
             </w:pPr>
@@ -2290,21 +2047,12 @@
               </w:rPr>
               <w:t>、</w:t>
             </w:r>
-            <w:proofErr w:type="spellStart"/>
-            <w:r>
-              <w:rPr>
-                <w:rFonts w:hint="eastAsia"/>
-                <w:sz w:val="24"/>
-              </w:rPr>
-              <w:t>syscall</w:t>
-            </w:r>
-            <w:proofErr w:type="spellEnd"/>
-            <w:r>
-              <w:rPr>
-                <w:rFonts w:hint="eastAsia"/>
-                <w:sz w:val="24"/>
-              </w:rPr>
-              <w:t xml:space="preserve"> MSR</w:t>
+            <w:r>
+              <w:rPr>
+                <w:rFonts w:hint="eastAsia"/>
+                <w:sz w:val="24"/>
+              </w:rPr>
+              <w:t>syscall MSR</w:t>
             </w:r>
             <w:r>
               <w:rPr>
@@ -2339,7 +2087,6 @@
               <w:spacing w:beforeLines="50" w:before="156"/>
               <w:ind w:firstLineChars="0"/>
               <w:rPr>
-                <w:rFonts w:hint="eastAsia"/>
                 <w:sz w:val="24"/>
               </w:rPr>
             </w:pPr>
@@ -2413,37 +2160,19 @@
               </w:rPr>
               <w:t>、</w:t>
             </w:r>
-            <w:proofErr w:type="spellStart"/>
-            <w:r>
-              <w:rPr>
-                <w:rFonts w:hint="eastAsia"/>
-                <w:sz w:val="24"/>
-              </w:rPr>
-              <w:t>VirtIO</w:t>
-            </w:r>
-            <w:proofErr w:type="spellEnd"/>
-            <w:r>
-              <w:rPr>
-                <w:rFonts w:hint="eastAsia"/>
-                <w:sz w:val="24"/>
-              </w:rPr>
-              <w:t xml:space="preserve"> </w:t>
-            </w:r>
-            <w:proofErr w:type="gramStart"/>
-            <w:r>
-              <w:rPr>
-                <w:rFonts w:hint="eastAsia"/>
-                <w:sz w:val="24"/>
-              </w:rPr>
-              <w:t>块设备</w:t>
-            </w:r>
-            <w:proofErr w:type="gramEnd"/>
-            <w:r>
-              <w:rPr>
-                <w:rFonts w:hint="eastAsia"/>
-                <w:sz w:val="24"/>
-              </w:rPr>
-              <w:t>和网络设备，为驱动加载提供统一设备列表。</w:t>
+            <w:r>
+              <w:rPr>
+                <w:rFonts w:hint="eastAsia"/>
+                <w:sz w:val="24"/>
+              </w:rPr>
+              <w:t xml:space="preserve">VirtIO </w:t>
+            </w:r>
+            <w:r>
+              <w:rPr>
+                <w:rFonts w:hint="eastAsia"/>
+                <w:sz w:val="24"/>
+              </w:rPr>
+              <w:t>块设备和网络设备，为驱动加载提供统一设备列表。</w:t>
             </w:r>
           </w:p>
           <w:p>
@@ -2456,7 +2185,6 @@
               <w:spacing w:beforeLines="50" w:before="156"/>
               <w:ind w:firstLineChars="0"/>
               <w:rPr>
-                <w:rFonts w:hint="eastAsia"/>
                 <w:sz w:val="24"/>
               </w:rPr>
             </w:pPr>
@@ -2472,23 +2200,7 @@
                 <w:rFonts w:hint="eastAsia"/>
                 <w:sz w:val="24"/>
               </w:rPr>
-              <w:t>用户</w:t>
-            </w:r>
-            <w:proofErr w:type="gramStart"/>
-            <w:r>
-              <w:rPr>
-                <w:rFonts w:hint="eastAsia"/>
-                <w:sz w:val="24"/>
-              </w:rPr>
-              <w:t>态执行</w:t>
-            </w:r>
-            <w:proofErr w:type="gramEnd"/>
-            <w:r>
-              <w:rPr>
-                <w:rFonts w:hint="eastAsia"/>
-                <w:sz w:val="24"/>
-              </w:rPr>
-              <w:t>环境</w:t>
+              <w:t>用户态执行环境</w:t>
             </w:r>
             <w:r>
               <w:rPr>
@@ -2509,23 +2221,7 @@
                 <w:rFonts w:hint="eastAsia"/>
                 <w:sz w:val="24"/>
               </w:rPr>
-              <w:t xml:space="preserve"> </w:t>
-            </w:r>
-            <w:proofErr w:type="spellStart"/>
-            <w:r>
-              <w:rPr>
-                <w:rFonts w:hint="eastAsia"/>
-                <w:sz w:val="24"/>
-              </w:rPr>
-              <w:t>initrd</w:t>
-            </w:r>
-            <w:proofErr w:type="spellEnd"/>
-            <w:r>
-              <w:rPr>
-                <w:rFonts w:hint="eastAsia"/>
-                <w:sz w:val="24"/>
-              </w:rPr>
-              <w:t xml:space="preserve"> </w:t>
+              <w:t xml:space="preserve"> initrd </w:t>
             </w:r>
             <w:r>
               <w:rPr>
@@ -2539,23 +2235,7 @@
                 <w:rFonts w:hint="eastAsia"/>
                 <w:sz w:val="24"/>
               </w:rPr>
-              <w:t xml:space="preserve"> </w:t>
-            </w:r>
-            <w:proofErr w:type="spellStart"/>
-            <w:r>
-              <w:rPr>
-                <w:rFonts w:hint="eastAsia"/>
-                <w:sz w:val="24"/>
-              </w:rPr>
-              <w:t>BusyBox</w:t>
-            </w:r>
-            <w:proofErr w:type="spellEnd"/>
-            <w:r>
-              <w:rPr>
-                <w:rFonts w:hint="eastAsia"/>
-                <w:sz w:val="24"/>
-              </w:rPr>
-              <w:t xml:space="preserve"> </w:t>
+              <w:t xml:space="preserve"> BusyBox </w:t>
             </w:r>
             <w:r>
               <w:rPr>
@@ -2657,37 +2337,14 @@
                 <w:szCs w:val="32"/>
               </w:rPr>
               <w:lastRenderedPageBreak/>
-              <w:t>二、存在的问题和</w:t>
-            </w:r>
-            <w:proofErr w:type="gramStart"/>
-            <w:r>
-              <w:rPr>
-                <w:rFonts w:ascii="宋体" w:hAnsi="宋体" w:hint="eastAsia"/>
-                <w:b/>
-                <w:kern w:val="0"/>
-                <w:sz w:val="28"/>
-                <w:szCs w:val="32"/>
-              </w:rPr>
-              <w:t>拟解决</w:t>
-            </w:r>
-            <w:proofErr w:type="gramEnd"/>
-            <w:r>
-              <w:rPr>
-                <w:rFonts w:ascii="宋体" w:hAnsi="宋体" w:hint="eastAsia"/>
-                <w:b/>
-                <w:kern w:val="0"/>
-                <w:sz w:val="28"/>
-                <w:szCs w:val="32"/>
-              </w:rPr>
-              <w:t>方案</w:t>
+              <w:t>二、存在的问题和拟解决方案</w:t>
             </w:r>
           </w:p>
           <w:p>
             <w:pPr>
               <w:spacing w:beforeLines="50" w:before="156"/>
-              <w:ind w:left="480"/>
-              <w:rPr>
-                <w:rFonts w:hint="eastAsia"/>
+              <w:ind w:firstLineChars="200" w:firstLine="480"/>
+              <w:rPr>
                 <w:sz w:val="24"/>
               </w:rPr>
             </w:pPr>
@@ -2768,18 +2425,18 @@
           <w:p>
             <w:pPr>
               <w:spacing w:beforeLines="50" w:before="156"/>
-              <w:ind w:left="480"/>
-              <w:rPr>
-                <w:rFonts w:hint="eastAsia"/>
-                <w:sz w:val="24"/>
-              </w:rPr>
-            </w:pPr>
-            <w:r>
-              <w:rPr>
-                <w:rFonts w:hint="eastAsia"/>
-                <w:sz w:val="24"/>
-              </w:rPr>
-              <w:t>问题描述：当前内核能够进入</w:t>
+              <w:ind w:firstLineChars="200" w:firstLine="480"/>
+              <w:rPr>
+                <w:rFonts w:hint="eastAsia"/>
+                <w:sz w:val="24"/>
+              </w:rPr>
+            </w:pPr>
+            <w:r>
+              <w:rPr>
+                <w:rFonts w:hint="eastAsia"/>
+                <w:sz w:val="24"/>
+              </w:rPr>
+              <w:t>当前内核能够进入</w:t>
             </w:r>
             <w:r>
               <w:rPr>
@@ -2828,23 +2485,7 @@
                 <w:rFonts w:hint="eastAsia"/>
                 <w:sz w:val="24"/>
               </w:rPr>
-              <w:t xml:space="preserve"> </w:t>
-            </w:r>
-            <w:proofErr w:type="spellStart"/>
-            <w:r>
-              <w:rPr>
-                <w:rFonts w:hint="eastAsia"/>
-                <w:sz w:val="24"/>
-              </w:rPr>
-              <w:t>BusyBox</w:t>
-            </w:r>
-            <w:proofErr w:type="spellEnd"/>
-            <w:r>
-              <w:rPr>
-                <w:rFonts w:hint="eastAsia"/>
-                <w:sz w:val="24"/>
-              </w:rPr>
-              <w:t xml:space="preserve"> </w:t>
+              <w:t xml:space="preserve"> BusyBox </w:t>
             </w:r>
             <w:r>
               <w:rPr>
@@ -2907,36 +2548,477 @@
                 <w:rFonts w:hint="eastAsia"/>
                 <w:sz w:val="24"/>
               </w:rPr>
-              <w:t>文件时的权限检查、文件系统接口实现或任务执行上下文中的能力（</w:t>
-            </w:r>
-            <w:r>
-              <w:rPr>
-                <w:rFonts w:hint="eastAsia"/>
-                <w:sz w:val="24"/>
-              </w:rPr>
-              <w:t>capability</w:t>
-            </w:r>
-            <w:r>
-              <w:rPr>
-                <w:rFonts w:hint="eastAsia"/>
-                <w:sz w:val="24"/>
-              </w:rPr>
-              <w:t>）管理有关。</w:t>
+              <w:t>文件时的权限检查、文件系统接口实现有关。</w:t>
             </w:r>
           </w:p>
           <w:p>
             <w:pPr>
               <w:spacing w:beforeLines="50" w:before="156"/>
-              <w:ind w:left="480"/>
-              <w:rPr>
-                <w:sz w:val="24"/>
-              </w:rPr>
-            </w:pPr>
-          </w:p>
-          <w:p>
-            <w:pPr>
+              <w:ind w:firstLineChars="200" w:firstLine="480"/>
+              <w:rPr>
+                <w:rFonts w:hint="eastAsia"/>
+                <w:sz w:val="24"/>
+              </w:rPr>
+            </w:pPr>
+            <w:r>
+              <w:rPr>
+                <w:rFonts w:hint="eastAsia"/>
+                <w:sz w:val="24"/>
+              </w:rPr>
+              <w:t>拟解决方案：</w:t>
+            </w:r>
+          </w:p>
+          <w:p>
+            <w:pPr>
+              <w:pStyle w:val="aa"/>
+              <w:numPr>
+                <w:ilvl w:val="0"/>
+                <w:numId w:val="4"/>
+              </w:numPr>
               <w:spacing w:beforeLines="50" w:before="156"/>
-              <w:ind w:left="480"/>
+              <w:ind w:firstLineChars="0"/>
+              <w:rPr>
+                <w:rFonts w:hint="eastAsia"/>
+                <w:sz w:val="24"/>
+              </w:rPr>
+            </w:pPr>
+            <w:r>
+              <w:rPr>
+                <w:rFonts w:hint="eastAsia"/>
+                <w:sz w:val="24"/>
+              </w:rPr>
+              <w:t>从</w:t>
+            </w:r>
+            <w:r>
+              <w:rPr>
+                <w:rFonts w:hint="eastAsia"/>
+                <w:sz w:val="24"/>
+              </w:rPr>
+              <w:t xml:space="preserve"> ELF </w:t>
+            </w:r>
+            <w:r>
+              <w:rPr>
+                <w:rFonts w:hint="eastAsia"/>
+                <w:sz w:val="24"/>
+              </w:rPr>
+              <w:t>解析器开始，跟踪测试程序的加载过程，确认内核是否正确设置了代码段、数据段的内存页属性（可读、可写、可执行）。</w:t>
+            </w:r>
+          </w:p>
+          <w:p>
+            <w:pPr>
+              <w:pStyle w:val="aa"/>
+              <w:numPr>
+                <w:ilvl w:val="0"/>
+                <w:numId w:val="4"/>
+              </w:numPr>
+              <w:spacing w:beforeLines="50" w:before="156"/>
+              <w:ind w:firstLineChars="0"/>
+              <w:rPr>
+                <w:rFonts w:hint="eastAsia"/>
+                <w:sz w:val="24"/>
+              </w:rPr>
+            </w:pPr>
+            <w:r>
+              <w:rPr>
+                <w:rFonts w:hint="eastAsia"/>
+                <w:sz w:val="24"/>
+              </w:rPr>
+              <w:t>检查</w:t>
+            </w:r>
+            <w:r>
+              <w:rPr>
+                <w:rFonts w:hint="eastAsia"/>
+                <w:sz w:val="24"/>
+              </w:rPr>
+              <w:t xml:space="preserve"> exec </w:t>
+            </w:r>
+            <w:r>
+              <w:rPr>
+                <w:rFonts w:hint="eastAsia"/>
+                <w:sz w:val="24"/>
+              </w:rPr>
+              <w:t>系统调用的实现路径，对比</w:t>
+            </w:r>
+            <w:r>
+              <w:rPr>
+                <w:rFonts w:hint="eastAsia"/>
+                <w:sz w:val="24"/>
+              </w:rPr>
+              <w:t xml:space="preserve"> RISC-V </w:t>
+            </w:r>
+            <w:r>
+              <w:rPr>
+                <w:rFonts w:hint="eastAsia"/>
+                <w:sz w:val="24"/>
+              </w:rPr>
+              <w:t>版本的权限检查逻辑，找出</w:t>
+            </w:r>
+            <w:r>
+              <w:rPr>
+                <w:rFonts w:hint="eastAsia"/>
+                <w:sz w:val="24"/>
+              </w:rPr>
+              <w:t xml:space="preserve"> x86_64 </w:t>
+            </w:r>
+            <w:r>
+              <w:rPr>
+                <w:rFonts w:hint="eastAsia"/>
+                <w:sz w:val="24"/>
+              </w:rPr>
+              <w:t>迁移</w:t>
+            </w:r>
+            <w:r>
+              <w:rPr>
+                <w:rFonts w:hint="eastAsia"/>
+                <w:sz w:val="24"/>
+              </w:rPr>
+              <w:t>过程中可能遗漏的条件。</w:t>
+            </w:r>
+          </w:p>
+          <w:p>
+            <w:pPr>
+              <w:pStyle w:val="aa"/>
+              <w:numPr>
+                <w:ilvl w:val="0"/>
+                <w:numId w:val="4"/>
+              </w:numPr>
+              <w:spacing w:beforeLines="50" w:before="156"/>
+              <w:ind w:firstLineChars="0"/>
+              <w:rPr>
+                <w:rFonts w:hint="eastAsia"/>
+                <w:sz w:val="24"/>
+              </w:rPr>
+            </w:pPr>
+            <w:r>
+              <w:rPr>
+                <w:rFonts w:hint="eastAsia"/>
+                <w:sz w:val="24"/>
+              </w:rPr>
+              <w:t>在文件系统层添加调试日志，输出</w:t>
+            </w:r>
+            <w:r>
+              <w:rPr>
+                <w:rFonts w:hint="eastAsia"/>
+                <w:sz w:val="24"/>
+              </w:rPr>
+              <w:t xml:space="preserve"> inode </w:t>
+            </w:r>
+            <w:r>
+              <w:rPr>
+                <w:rFonts w:hint="eastAsia"/>
+                <w:sz w:val="24"/>
+              </w:rPr>
+              <w:t>的权限位，验证访问控制判断是否正确。</w:t>
+            </w:r>
+          </w:p>
+          <w:p>
+            <w:pPr>
+              <w:pStyle w:val="aa"/>
+              <w:numPr>
+                <w:ilvl w:val="0"/>
+                <w:numId w:val="4"/>
+              </w:numPr>
+              <w:spacing w:beforeLines="50" w:before="156"/>
+              <w:ind w:firstLineChars="0"/>
+              <w:rPr>
+                <w:rFonts w:hint="eastAsia"/>
+                <w:sz w:val="24"/>
+              </w:rPr>
+            </w:pPr>
+            <w:r>
+              <w:rPr>
+                <w:rFonts w:hint="eastAsia"/>
+                <w:sz w:val="24"/>
+              </w:rPr>
+              <w:t>可先放宽权限检查（如直接允许</w:t>
+            </w:r>
+            <w:r>
+              <w:rPr>
+                <w:rFonts w:hint="eastAsia"/>
+                <w:sz w:val="24"/>
+              </w:rPr>
+              <w:t xml:space="preserve"> root </w:t>
+            </w:r>
+            <w:r>
+              <w:rPr>
+                <w:rFonts w:hint="eastAsia"/>
+                <w:sz w:val="24"/>
+              </w:rPr>
+              <w:t>执行），待后续完善安全模型后再恢复严格校验。</w:t>
+            </w:r>
+          </w:p>
+          <w:p>
+            <w:pPr>
+              <w:widowControl/>
+              <w:spacing w:after="240" w:line="435" w:lineRule="atLeast"/>
+              <w:jc w:val="left"/>
+              <w:rPr>
+                <w:rFonts w:ascii="宋体" w:hAnsi="宋体" w:cs="宋体"/>
+                <w:b/>
+                <w:bCs/>
+                <w:kern w:val="0"/>
+                <w:sz w:val="24"/>
+              </w:rPr>
+            </w:pPr>
+            <w:r>
+              <w:rPr>
+                <w:rFonts w:ascii="宋体" w:hAnsi="宋体" w:cs="宋体" w:hint="eastAsia"/>
+                <w:b/>
+                <w:bCs/>
+                <w:kern w:val="0"/>
+                <w:sz w:val="24"/>
+              </w:rPr>
+              <w:t xml:space="preserve">2. </w:t>
+            </w:r>
+            <w:r>
+              <w:rPr>
+                <w:rFonts w:ascii="宋体" w:hAnsi="宋体" w:cs="宋体" w:hint="eastAsia"/>
+                <w:b/>
+                <w:bCs/>
+                <w:kern w:val="0"/>
+                <w:sz w:val="24"/>
+              </w:rPr>
+              <w:t>尚未对外部设备支持完全</w:t>
+            </w:r>
+          </w:p>
+          <w:p>
+            <w:pPr>
+              <w:spacing w:beforeLines="50" w:before="156"/>
+              <w:ind w:firstLineChars="200" w:firstLine="480"/>
+              <w:rPr>
+                <w:sz w:val="24"/>
+              </w:rPr>
+            </w:pPr>
+            <w:r>
+              <w:rPr>
+                <w:rFonts w:hint="eastAsia"/>
+                <w:sz w:val="24"/>
+              </w:rPr>
+              <w:t>虽然已通过</w:t>
+            </w:r>
+            <w:r>
+              <w:rPr>
+                <w:rFonts w:hint="eastAsia"/>
+                <w:sz w:val="24"/>
+              </w:rPr>
+              <w:t xml:space="preserve"> ACPI</w:t>
+            </w:r>
+            <w:r>
+              <w:rPr>
+                <w:rFonts w:hint="eastAsia"/>
+                <w:sz w:val="24"/>
+              </w:rPr>
+              <w:t>、</w:t>
+            </w:r>
+            <w:r>
+              <w:rPr>
+                <w:rFonts w:hint="eastAsia"/>
+                <w:sz w:val="24"/>
+              </w:rPr>
+              <w:t xml:space="preserve">AML </w:t>
+            </w:r>
+            <w:r>
+              <w:rPr>
+                <w:rFonts w:hint="eastAsia"/>
+                <w:sz w:val="24"/>
+              </w:rPr>
+              <w:t>和</w:t>
+            </w:r>
+            <w:r>
+              <w:rPr>
+                <w:rFonts w:hint="eastAsia"/>
+                <w:sz w:val="24"/>
+              </w:rPr>
+              <w:t xml:space="preserve"> PCI </w:t>
+            </w:r>
+            <w:r>
+              <w:rPr>
+                <w:rFonts w:hint="eastAsia"/>
+                <w:sz w:val="24"/>
+              </w:rPr>
+              <w:t>探测成功发现</w:t>
+            </w:r>
+            <w:r>
+              <w:rPr>
+                <w:rFonts w:hint="eastAsia"/>
+                <w:sz w:val="24"/>
+              </w:rPr>
+              <w:t xml:space="preserve"> APIC</w:t>
+            </w:r>
+            <w:r>
+              <w:rPr>
+                <w:rFonts w:hint="eastAsia"/>
+                <w:sz w:val="24"/>
+              </w:rPr>
+              <w:t>、</w:t>
+            </w:r>
+            <w:r>
+              <w:rPr>
+                <w:rFonts w:hint="eastAsia"/>
+                <w:sz w:val="24"/>
+              </w:rPr>
+              <w:t>UART</w:t>
+            </w:r>
+            <w:r>
+              <w:rPr>
+                <w:rFonts w:hint="eastAsia"/>
+                <w:sz w:val="24"/>
+              </w:rPr>
+              <w:t>、</w:t>
+            </w:r>
+            <w:r>
+              <w:rPr>
+                <w:rFonts w:hint="eastAsia"/>
+                <w:sz w:val="24"/>
+              </w:rPr>
+              <w:t xml:space="preserve">VirtIO Block </w:t>
+            </w:r>
+            <w:r>
+              <w:rPr>
+                <w:rFonts w:hint="eastAsia"/>
+                <w:sz w:val="24"/>
+              </w:rPr>
+              <w:t>和</w:t>
+            </w:r>
+            <w:r>
+              <w:rPr>
+                <w:rFonts w:hint="eastAsia"/>
+                <w:sz w:val="24"/>
+              </w:rPr>
+              <w:t xml:space="preserve"> VirtIO Net </w:t>
+            </w:r>
+            <w:r>
+              <w:rPr>
+                <w:rFonts w:hint="eastAsia"/>
+                <w:sz w:val="24"/>
+              </w:rPr>
+              <w:t>等设备，并注册为统一的</w:t>
+            </w:r>
+            <w:r>
+              <w:rPr>
+                <w:rFonts w:hint="eastAsia"/>
+                <w:sz w:val="24"/>
+              </w:rPr>
+              <w:t xml:space="preserve"> CommonDeviceType</w:t>
+            </w:r>
+            <w:r>
+              <w:rPr>
+                <w:rFonts w:hint="eastAsia"/>
+                <w:sz w:val="24"/>
+              </w:rPr>
+              <w:t>，但目前仅有</w:t>
+            </w:r>
+            <w:r>
+              <w:rPr>
+                <w:rFonts w:hint="eastAsia"/>
+                <w:sz w:val="24"/>
+              </w:rPr>
+              <w:t xml:space="preserve"> UART</w:t>
+            </w:r>
+            <w:r>
+              <w:rPr>
+                <w:rFonts w:hint="eastAsia"/>
+                <w:sz w:val="24"/>
+              </w:rPr>
+              <w:t>（串口）驱动完全工作，用于控制台输出。</w:t>
+            </w:r>
+            <w:r>
+              <w:rPr>
+                <w:rFonts w:hint="eastAsia"/>
+                <w:sz w:val="24"/>
+              </w:rPr>
+              <w:t xml:space="preserve">VirtIO </w:t>
+            </w:r>
+            <w:r>
+              <w:rPr>
+                <w:rFonts w:hint="eastAsia"/>
+                <w:sz w:val="24"/>
+              </w:rPr>
+              <w:t>块设备尚未与</w:t>
+            </w:r>
+            <w:r>
+              <w:rPr>
+                <w:rFonts w:hint="eastAsia"/>
+                <w:sz w:val="24"/>
+              </w:rPr>
+              <w:t xml:space="preserve"> VFS </w:t>
+            </w:r>
+            <w:r>
+              <w:rPr>
+                <w:rFonts w:hint="eastAsia"/>
+                <w:sz w:val="24"/>
+              </w:rPr>
+              <w:t>层完成绑定，导致无法挂载基于块设备的根文件系统（当前</w:t>
+            </w:r>
+            <w:r>
+              <w:rPr>
+                <w:rFonts w:hint="eastAsia"/>
+                <w:sz w:val="24"/>
+              </w:rPr>
+              <w:t xml:space="preserve"> initrd </w:t>
+            </w:r>
+            <w:r>
+              <w:rPr>
+                <w:rFonts w:hint="eastAsia"/>
+                <w:sz w:val="24"/>
+              </w:rPr>
+              <w:t>仅由</w:t>
+            </w:r>
+            <w:r>
+              <w:rPr>
+                <w:rFonts w:hint="eastAsia"/>
+                <w:sz w:val="24"/>
+              </w:rPr>
+              <w:t xml:space="preserve"> bootloader </w:t>
+            </w:r>
+            <w:r>
+              <w:rPr>
+                <w:rFonts w:hint="eastAsia"/>
+                <w:sz w:val="24"/>
+              </w:rPr>
+              <w:t>直接加载到内存，未经过块设备访问）；</w:t>
+            </w:r>
+            <w:r>
+              <w:rPr>
+                <w:rFonts w:hint="eastAsia"/>
+                <w:sz w:val="24"/>
+              </w:rPr>
+              <w:t xml:space="preserve">VirtIO </w:t>
+            </w:r>
+            <w:r>
+              <w:rPr>
+                <w:rFonts w:hint="eastAsia"/>
+                <w:sz w:val="24"/>
+              </w:rPr>
+              <w:t>网络设备也未与协议栈对接。此外，中断控制器（</w:t>
+            </w:r>
+            <w:r>
+              <w:rPr>
+                <w:rFonts w:hint="eastAsia"/>
+                <w:sz w:val="24"/>
+              </w:rPr>
+              <w:t>APIC</w:t>
+            </w:r>
+            <w:r>
+              <w:rPr>
+                <w:rFonts w:hint="eastAsia"/>
+                <w:sz w:val="24"/>
+              </w:rPr>
+              <w:t>）虽已初始化，但外设中断路由尚未完全与设备驱动联动，</w:t>
+            </w:r>
+            <w:r>
+              <w:rPr>
+                <w:rFonts w:hint="eastAsia"/>
+                <w:sz w:val="24"/>
+              </w:rPr>
+              <w:lastRenderedPageBreak/>
+              <w:t>可能影响后续中断驱动的设备（如键盘、时钟）的正常使用。整体而言，外部设备的驱动覆盖和功能集成仍不完整。</w:t>
+            </w:r>
+          </w:p>
+          <w:p>
+            <w:pPr>
+              <w:spacing w:beforeLines="50" w:before="156"/>
+              <w:ind w:firstLineChars="200" w:firstLine="480"/>
               <w:rPr>
                 <w:rFonts w:hint="eastAsia"/>
                 <w:sz w:val="24"/>
@@ -2952,1533 +3034,727 @@
           </w:p>
           <w:p>
             <w:pPr>
+              <w:pStyle w:val="aa"/>
+              <w:numPr>
+                <w:ilvl w:val="0"/>
+                <w:numId w:val="5"/>
+              </w:numPr>
               <w:spacing w:beforeLines="50" w:before="156"/>
-              <w:ind w:left="480"/>
-              <w:rPr>
-                <w:sz w:val="24"/>
-              </w:rPr>
-            </w:pPr>
-          </w:p>
-          <w:p>
-            <w:pPr>
+              <w:ind w:firstLineChars="0"/>
+              <w:rPr>
+                <w:rFonts w:hint="eastAsia"/>
+                <w:sz w:val="24"/>
+              </w:rPr>
+            </w:pPr>
+            <w:r>
+              <w:rPr>
+                <w:rFonts w:hint="eastAsia"/>
+                <w:sz w:val="24"/>
+              </w:rPr>
+              <w:t>优先完成</w:t>
+            </w:r>
+            <w:r>
+              <w:rPr>
+                <w:rFonts w:hint="eastAsia"/>
+                <w:sz w:val="24"/>
+              </w:rPr>
+              <w:t xml:space="preserve"> VirtIO </w:t>
+            </w:r>
+            <w:r>
+              <w:rPr>
+                <w:rFonts w:hint="eastAsia"/>
+                <w:sz w:val="24"/>
+              </w:rPr>
+              <w:t>块设备驱动的注册与测试，将其与现有的</w:t>
+            </w:r>
+            <w:r>
+              <w:rPr>
+                <w:rFonts w:hint="eastAsia"/>
+                <w:sz w:val="24"/>
+              </w:rPr>
+              <w:t xml:space="preserve"> VFS </w:t>
+            </w:r>
+            <w:r>
+              <w:rPr>
+                <w:rFonts w:hint="eastAsia"/>
+                <w:sz w:val="24"/>
+              </w:rPr>
+              <w:t>层关联，使内核能够从磁盘镜像中读取文件，从而摆脱完全依赖</w:t>
+            </w:r>
+            <w:r>
+              <w:rPr>
+                <w:rFonts w:hint="eastAsia"/>
+                <w:sz w:val="24"/>
+              </w:rPr>
+              <w:t xml:space="preserve"> initrd </w:t>
+            </w:r>
+            <w:r>
+              <w:rPr>
+                <w:rFonts w:hint="eastAsia"/>
+                <w:sz w:val="24"/>
+              </w:rPr>
+              <w:t>的限制，实现更灵活的存储方案。</w:t>
+            </w:r>
+          </w:p>
+          <w:p>
+            <w:pPr>
+              <w:pStyle w:val="aa"/>
+              <w:numPr>
+                <w:ilvl w:val="0"/>
+                <w:numId w:val="5"/>
+              </w:numPr>
               <w:spacing w:beforeLines="50" w:before="156"/>
-              <w:ind w:left="480"/>
-              <w:rPr>
-                <w:rFonts w:hint="eastAsia"/>
-                <w:sz w:val="24"/>
-              </w:rPr>
-            </w:pPr>
-            <w:r>
-              <w:rPr>
-                <w:rFonts w:hint="eastAsia"/>
-                <w:sz w:val="24"/>
-              </w:rPr>
-              <w:t>从</w:t>
-            </w:r>
-            <w:r>
-              <w:rPr>
-                <w:rFonts w:hint="eastAsia"/>
-                <w:sz w:val="24"/>
-              </w:rPr>
-              <w:t xml:space="preserve"> ELF </w:t>
-            </w:r>
-            <w:proofErr w:type="gramStart"/>
-            <w:r>
-              <w:rPr>
-                <w:rFonts w:hint="eastAsia"/>
-                <w:sz w:val="24"/>
-              </w:rPr>
-              <w:t>解析器</w:t>
-            </w:r>
-            <w:proofErr w:type="gramEnd"/>
-            <w:r>
-              <w:rPr>
-                <w:rFonts w:hint="eastAsia"/>
-                <w:sz w:val="24"/>
-              </w:rPr>
-              <w:t>开始，跟踪测试程序的加载过程，确认内核是否正确设置了代码段、数据段的内存页属性（可读、可写、可执行）。</w:t>
-            </w:r>
-          </w:p>
-          <w:p>
-            <w:pPr>
+              <w:ind w:firstLineChars="0"/>
+              <w:rPr>
+                <w:rFonts w:hint="eastAsia"/>
+                <w:sz w:val="24"/>
+              </w:rPr>
+            </w:pPr>
+            <w:r>
+              <w:rPr>
+                <w:rFonts w:hint="eastAsia"/>
+                <w:sz w:val="24"/>
+              </w:rPr>
+              <w:t>借鉴</w:t>
+            </w:r>
+            <w:r>
+              <w:rPr>
+                <w:rFonts w:hint="eastAsia"/>
+                <w:sz w:val="24"/>
+              </w:rPr>
+              <w:t xml:space="preserve"> RISC-V </w:t>
+            </w:r>
+            <w:r>
+              <w:rPr>
+                <w:rFonts w:hint="eastAsia"/>
+                <w:sz w:val="24"/>
+              </w:rPr>
+              <w:t>版本的驱动框架，将</w:t>
+            </w:r>
+            <w:r>
+              <w:rPr>
+                <w:rFonts w:hint="eastAsia"/>
+                <w:sz w:val="24"/>
+              </w:rPr>
+              <w:t xml:space="preserve"> CommonDeviceType </w:t>
+            </w:r>
+            <w:r>
+              <w:rPr>
+                <w:rFonts w:hint="eastAsia"/>
+                <w:sz w:val="24"/>
+              </w:rPr>
+              <w:t>与</w:t>
+            </w:r>
+            <w:r>
+              <w:rPr>
+                <w:rFonts w:hint="eastAsia"/>
+                <w:sz w:val="24"/>
+              </w:rPr>
+              <w:t xml:space="preserve"> drivers </w:t>
+            </w:r>
+            <w:r>
+              <w:rPr>
+                <w:rFonts w:hint="eastAsia"/>
+                <w:sz w:val="24"/>
+              </w:rPr>
+              <w:t>域中的设备驱动进行匹配绑定，实现自动探测与加载，尽可能复用已有代码。</w:t>
+            </w:r>
+          </w:p>
+          <w:p>
+            <w:pPr>
+              <w:pStyle w:val="aa"/>
+              <w:numPr>
+                <w:ilvl w:val="0"/>
+                <w:numId w:val="5"/>
+              </w:numPr>
               <w:spacing w:beforeLines="50" w:before="156"/>
-              <w:ind w:left="480"/>
-              <w:rPr>
-                <w:sz w:val="24"/>
-              </w:rPr>
-            </w:pPr>
-          </w:p>
-          <w:p>
-            <w:pPr>
+              <w:ind w:firstLineChars="0"/>
+              <w:rPr>
+                <w:rFonts w:hint="eastAsia"/>
+                <w:sz w:val="24"/>
+              </w:rPr>
+            </w:pPr>
+            <w:r>
+              <w:rPr>
+                <w:rFonts w:hint="eastAsia"/>
+                <w:sz w:val="24"/>
+              </w:rPr>
+              <w:t>完善</w:t>
+            </w:r>
+            <w:r>
+              <w:rPr>
+                <w:rFonts w:hint="eastAsia"/>
+                <w:sz w:val="24"/>
+              </w:rPr>
+              <w:t>APIC</w:t>
+            </w:r>
+            <w:r>
+              <w:rPr>
+                <w:rFonts w:hint="eastAsia"/>
+                <w:sz w:val="24"/>
+              </w:rPr>
+              <w:t>中断路由，为每个外设分配正确的</w:t>
+            </w:r>
+            <w:r>
+              <w:rPr>
+                <w:rFonts w:hint="eastAsia"/>
+                <w:sz w:val="24"/>
+              </w:rPr>
+              <w:t xml:space="preserve"> IRQ </w:t>
+            </w:r>
+            <w:r>
+              <w:rPr>
+                <w:rFonts w:hint="eastAsia"/>
+                <w:sz w:val="24"/>
+              </w:rPr>
+              <w:t>号，并在设备驱动中注册中断处理函数，验证中断响应的正确性。</w:t>
+            </w:r>
+          </w:p>
+          <w:p>
+            <w:pPr>
+              <w:pStyle w:val="aa"/>
+              <w:numPr>
+                <w:ilvl w:val="0"/>
+                <w:numId w:val="5"/>
+              </w:numPr>
               <w:spacing w:beforeLines="50" w:before="156"/>
-              <w:ind w:left="480"/>
-              <w:rPr>
-                <w:rFonts w:hint="eastAsia"/>
-                <w:sz w:val="24"/>
-              </w:rPr>
-            </w:pPr>
-            <w:r>
-              <w:rPr>
-                <w:rFonts w:hint="eastAsia"/>
-                <w:sz w:val="24"/>
-              </w:rPr>
-              <w:t>检查</w:t>
-            </w:r>
-            <w:r>
-              <w:rPr>
-                <w:rFonts w:hint="eastAsia"/>
-                <w:sz w:val="24"/>
-              </w:rPr>
-              <w:t xml:space="preserve"> exec </w:t>
-            </w:r>
-            <w:r>
-              <w:rPr>
-                <w:rFonts w:hint="eastAsia"/>
-                <w:sz w:val="24"/>
-              </w:rPr>
-              <w:t>系统调用的实现路径，对比</w:t>
-            </w:r>
-            <w:r>
-              <w:rPr>
-                <w:rFonts w:hint="eastAsia"/>
-                <w:sz w:val="24"/>
-              </w:rPr>
-              <w:t xml:space="preserve"> RISC-V </w:t>
-            </w:r>
-            <w:r>
-              <w:rPr>
-                <w:rFonts w:hint="eastAsia"/>
-                <w:sz w:val="24"/>
-              </w:rPr>
-              <w:t>版本的权限检查逻辑，找出</w:t>
-            </w:r>
-            <w:r>
-              <w:rPr>
-                <w:rFonts w:hint="eastAsia"/>
-                <w:sz w:val="24"/>
-              </w:rPr>
-              <w:t xml:space="preserve"> x86_64 </w:t>
-            </w:r>
-            <w:r>
-              <w:rPr>
-                <w:rFonts w:hint="eastAsia"/>
-                <w:sz w:val="24"/>
-              </w:rPr>
-              <w:t>适配过程中可能遗漏的条件。</w:t>
+              <w:ind w:firstLineChars="0"/>
+              <w:rPr>
+                <w:rFonts w:hint="eastAsia"/>
+                <w:sz w:val="24"/>
+              </w:rPr>
+            </w:pPr>
+            <w:r>
+              <w:rPr>
+                <w:rFonts w:hint="eastAsia"/>
+                <w:sz w:val="24"/>
+              </w:rPr>
+              <w:t>分阶段验证：先完成串口（已工作）和时钟中断（</w:t>
+            </w:r>
+            <w:r>
+              <w:rPr>
+                <w:rFonts w:hint="eastAsia"/>
+                <w:sz w:val="24"/>
+              </w:rPr>
+              <w:t xml:space="preserve">HPET </w:t>
+            </w:r>
+            <w:r>
+              <w:rPr>
+                <w:rFonts w:hint="eastAsia"/>
+                <w:sz w:val="24"/>
+              </w:rPr>
+              <w:t>或</w:t>
+            </w:r>
+            <w:r>
+              <w:rPr>
+                <w:rFonts w:hint="eastAsia"/>
+                <w:sz w:val="24"/>
+              </w:rPr>
+              <w:t xml:space="preserve"> PIT</w:t>
+            </w:r>
+            <w:r>
+              <w:rPr>
+                <w:rFonts w:hint="eastAsia"/>
+                <w:sz w:val="24"/>
+              </w:rPr>
+              <w:t>），再扩展到</w:t>
+            </w:r>
+            <w:r>
+              <w:rPr>
+                <w:rFonts w:hint="eastAsia"/>
+                <w:sz w:val="24"/>
+              </w:rPr>
+              <w:t>VirtIO</w:t>
+            </w:r>
+            <w:r>
+              <w:rPr>
+                <w:rFonts w:hint="eastAsia"/>
+                <w:sz w:val="24"/>
+              </w:rPr>
+              <w:t>块设备和网络设备，最后考虑键盘、鼠标等输入设备</w:t>
+            </w:r>
+            <w:r>
+              <w:rPr>
+                <w:rFonts w:hint="eastAsia"/>
+                <w:sz w:val="24"/>
+              </w:rPr>
+              <w:t>。</w:t>
+            </w:r>
+          </w:p>
+          <w:p>
+            <w:pPr>
+              <w:widowControl/>
+              <w:spacing w:after="240" w:line="435" w:lineRule="atLeast"/>
+              <w:jc w:val="left"/>
+              <w:rPr>
+                <w:rFonts w:ascii="宋体" w:hAnsi="宋体" w:cs="宋体"/>
+                <w:b/>
+                <w:bCs/>
+                <w:kern w:val="0"/>
+                <w:sz w:val="24"/>
+              </w:rPr>
+            </w:pPr>
+            <w:r>
+              <w:rPr>
+                <w:rFonts w:ascii="宋体" w:hAnsi="宋体" w:cs="宋体" w:hint="eastAsia"/>
+                <w:b/>
+                <w:bCs/>
+                <w:kern w:val="0"/>
+                <w:sz w:val="24"/>
+              </w:rPr>
+              <w:t xml:space="preserve">3. </w:t>
+            </w:r>
+            <w:r>
+              <w:rPr>
+                <w:rFonts w:ascii="宋体" w:hAnsi="宋体" w:cs="宋体" w:hint="eastAsia"/>
+                <w:b/>
+                <w:bCs/>
+                <w:kern w:val="0"/>
+                <w:sz w:val="24"/>
+              </w:rPr>
+              <w:t>未移植VDSO模块</w:t>
             </w:r>
           </w:p>
           <w:p>
             <w:pPr>
               <w:spacing w:beforeLines="50" w:before="156"/>
-              <w:ind w:left="480"/>
-              <w:rPr>
-                <w:sz w:val="24"/>
-              </w:rPr>
-            </w:pPr>
+              <w:ind w:firstLineChars="200" w:firstLine="480"/>
+              <w:jc w:val="left"/>
+              <w:rPr>
+                <w:rFonts w:hint="eastAsia"/>
+                <w:sz w:val="24"/>
+              </w:rPr>
+            </w:pPr>
+            <w:r>
+              <w:rPr>
+                <w:rFonts w:hint="eastAsia"/>
+                <w:sz w:val="24"/>
+              </w:rPr>
+              <w:t>当前系统调用通过</w:t>
+            </w:r>
+            <w:r>
+              <w:rPr>
+                <w:rFonts w:hint="eastAsia"/>
+                <w:sz w:val="24"/>
+              </w:rPr>
+              <w:t>syscall</w:t>
+            </w:r>
+            <w:r>
+              <w:rPr>
+                <w:rFonts w:hint="eastAsia"/>
+                <w:sz w:val="24"/>
+              </w:rPr>
+              <w:t>指令和</w:t>
+            </w:r>
+            <w:r>
+              <w:rPr>
+                <w:rFonts w:hint="eastAsia"/>
+                <w:sz w:val="24"/>
+              </w:rPr>
+              <w:t>MSR</w:t>
+            </w:r>
+            <w:r>
+              <w:rPr>
+                <w:rFonts w:hint="eastAsia"/>
+                <w:sz w:val="24"/>
+              </w:rPr>
+              <w:t>配置实现快速陷入，但未实现</w:t>
+            </w:r>
+            <w:r>
+              <w:rPr>
+                <w:rFonts w:hint="eastAsia"/>
+                <w:sz w:val="24"/>
+              </w:rPr>
+              <w:t>VDSO</w:t>
+            </w:r>
+            <w:r>
+              <w:rPr>
+                <w:rFonts w:hint="eastAsia"/>
+                <w:sz w:val="24"/>
+              </w:rPr>
+              <w:t>机制。缺少</w:t>
+            </w:r>
+            <w:r>
+              <w:rPr>
+                <w:rFonts w:hint="eastAsia"/>
+                <w:sz w:val="24"/>
+              </w:rPr>
+              <w:t>VDSO</w:t>
+            </w:r>
+            <w:r>
+              <w:rPr>
+                <w:rFonts w:hint="eastAsia"/>
+                <w:sz w:val="24"/>
+              </w:rPr>
+              <w:t>不仅影响性能，更关键的是阻碍了内核与用户态统一调度模型的实现。在统一的调度模型中，</w:t>
+            </w:r>
+            <w:r>
+              <w:rPr>
+                <w:rFonts w:hint="eastAsia"/>
+                <w:sz w:val="24"/>
+              </w:rPr>
+              <w:t>用户和内核同时参与调度</w:t>
+            </w:r>
+            <w:r>
+              <w:rPr>
+                <w:rFonts w:hint="eastAsia"/>
+                <w:sz w:val="24"/>
+              </w:rPr>
+              <w:t>，需要通过</w:t>
+            </w:r>
+            <w:r>
+              <w:rPr>
+                <w:rFonts w:hint="eastAsia"/>
+                <w:sz w:val="24"/>
+              </w:rPr>
+              <w:t>VDSO</w:t>
+            </w:r>
+            <w:r>
+              <w:rPr>
+                <w:rFonts w:hint="eastAsia"/>
+                <w:sz w:val="24"/>
+              </w:rPr>
+              <w:t>共享调度代码和调度信息</w:t>
+            </w:r>
+            <w:r>
+              <w:rPr>
+                <w:rFonts w:hint="eastAsia"/>
+                <w:sz w:val="24"/>
+              </w:rPr>
+              <w:t>。目前已有现成的</w:t>
+            </w:r>
+            <w:r>
+              <w:rPr>
+                <w:rFonts w:hint="eastAsia"/>
+                <w:sz w:val="24"/>
+              </w:rPr>
+              <w:t>vdso crate</w:t>
+            </w:r>
+            <w:r>
+              <w:rPr>
+                <w:rFonts w:hint="eastAsia"/>
+                <w:sz w:val="24"/>
+              </w:rPr>
+              <w:t>（</w:t>
+            </w:r>
+            <w:r>
+              <w:rPr>
+                <w:sz w:val="24"/>
+              </w:rPr>
+              <w:t>https://github.com/rosy233333/vdso_crate_template</w:t>
+            </w:r>
+            <w:r>
+              <w:rPr>
+                <w:rFonts w:hint="eastAsia"/>
+                <w:sz w:val="24"/>
+              </w:rPr>
+              <w:t>）可供参考和集成。</w:t>
+            </w:r>
           </w:p>
           <w:p>
             <w:pPr>
               <w:spacing w:beforeLines="50" w:before="156"/>
-              <w:ind w:left="480"/>
-              <w:rPr>
-                <w:rFonts w:hint="eastAsia"/>
-                <w:sz w:val="24"/>
-              </w:rPr>
-            </w:pPr>
-            <w:r>
-              <w:rPr>
-                <w:rFonts w:hint="eastAsia"/>
-                <w:sz w:val="24"/>
-              </w:rPr>
-              <w:t>在文件系统层添加调试日志，输出</w:t>
-            </w:r>
-            <w:r>
-              <w:rPr>
-                <w:rFonts w:hint="eastAsia"/>
-                <w:sz w:val="24"/>
-              </w:rPr>
-              <w:t xml:space="preserve"> </w:t>
-            </w:r>
-            <w:proofErr w:type="spellStart"/>
-            <w:r>
-              <w:rPr>
-                <w:rFonts w:hint="eastAsia"/>
-                <w:sz w:val="24"/>
-              </w:rPr>
-              <w:t>inode</w:t>
-            </w:r>
-            <w:proofErr w:type="spellEnd"/>
-            <w:r>
-              <w:rPr>
-                <w:rFonts w:hint="eastAsia"/>
-                <w:sz w:val="24"/>
-              </w:rPr>
-              <w:t xml:space="preserve"> </w:t>
-            </w:r>
-            <w:r>
-              <w:rPr>
-                <w:rFonts w:hint="eastAsia"/>
-                <w:sz w:val="24"/>
-              </w:rPr>
-              <w:t>的</w:t>
-            </w:r>
-            <w:proofErr w:type="gramStart"/>
-            <w:r>
-              <w:rPr>
-                <w:rFonts w:hint="eastAsia"/>
-                <w:sz w:val="24"/>
-              </w:rPr>
-              <w:t>权限位</w:t>
-            </w:r>
-            <w:proofErr w:type="gramEnd"/>
-            <w:r>
-              <w:rPr>
-                <w:rFonts w:hint="eastAsia"/>
-                <w:sz w:val="24"/>
-              </w:rPr>
-              <w:t>与当前任务的有效</w:t>
-            </w:r>
-            <w:r>
-              <w:rPr>
-                <w:rFonts w:hint="eastAsia"/>
-                <w:sz w:val="24"/>
-              </w:rPr>
-              <w:t xml:space="preserve"> UID/GID</w:t>
-            </w:r>
-            <w:r>
-              <w:rPr>
-                <w:rFonts w:hint="eastAsia"/>
-                <w:sz w:val="24"/>
-              </w:rPr>
-              <w:t>，验证访问控制判断是否正确。</w:t>
-            </w:r>
-          </w:p>
-          <w:p>
-            <w:pPr>
+              <w:ind w:firstLineChars="200" w:firstLine="480"/>
+              <w:rPr>
+                <w:rFonts w:hint="eastAsia"/>
+                <w:sz w:val="24"/>
+              </w:rPr>
+            </w:pPr>
+            <w:r>
+              <w:rPr>
+                <w:rFonts w:hint="eastAsia"/>
+                <w:sz w:val="24"/>
+              </w:rPr>
+              <w:t>拟解决方案：</w:t>
+            </w:r>
+          </w:p>
+          <w:p>
+            <w:pPr>
+              <w:pStyle w:val="aa"/>
+              <w:numPr>
+                <w:ilvl w:val="0"/>
+                <w:numId w:val="6"/>
+              </w:numPr>
               <w:spacing w:beforeLines="50" w:before="156"/>
-              <w:ind w:left="480"/>
-              <w:rPr>
-                <w:sz w:val="24"/>
-              </w:rPr>
-            </w:pPr>
-          </w:p>
-          <w:p>
-            <w:pPr>
+              <w:ind w:firstLineChars="0"/>
+              <w:jc w:val="left"/>
+              <w:rPr>
+                <w:rFonts w:hint="eastAsia"/>
+                <w:sz w:val="24"/>
+              </w:rPr>
+            </w:pPr>
+            <w:r>
+              <w:rPr>
+                <w:rFonts w:hint="eastAsia"/>
+                <w:sz w:val="24"/>
+              </w:rPr>
+              <w:t>阅读并理解</w:t>
+            </w:r>
+            <w:r>
+              <w:rPr>
+                <w:rFonts w:hint="eastAsia"/>
+                <w:sz w:val="24"/>
+              </w:rPr>
+              <w:t>vdso_crate_template</w:t>
+            </w:r>
+            <w:r>
+              <w:rPr>
+                <w:rFonts w:hint="eastAsia"/>
+                <w:sz w:val="24"/>
+              </w:rPr>
+              <w:t>的实现，掌握</w:t>
+            </w:r>
+            <w:r>
+              <w:rPr>
+                <w:rFonts w:hint="eastAsia"/>
+                <w:sz w:val="24"/>
+              </w:rPr>
+              <w:t>VDSO</w:t>
+            </w:r>
+            <w:r>
+              <w:rPr>
+                <w:rFonts w:hint="eastAsia"/>
+                <w:sz w:val="24"/>
+              </w:rPr>
+              <w:t>在</w:t>
+            </w:r>
+            <w:r>
+              <w:rPr>
+                <w:rFonts w:hint="eastAsia"/>
+                <w:sz w:val="24"/>
+              </w:rPr>
+              <w:t>x86_64</w:t>
+            </w:r>
+            <w:r>
+              <w:rPr>
+                <w:rFonts w:hint="eastAsia"/>
+                <w:sz w:val="24"/>
+              </w:rPr>
+              <w:t>上的工作原理：如何构建</w:t>
+            </w:r>
+            <w:r>
+              <w:rPr>
+                <w:rFonts w:hint="eastAsia"/>
+                <w:sz w:val="24"/>
+              </w:rPr>
+              <w:t xml:space="preserve"> VDSO </w:t>
+            </w:r>
+            <w:r>
+              <w:rPr>
+                <w:rFonts w:hint="eastAsia"/>
+                <w:sz w:val="24"/>
+              </w:rPr>
+              <w:t>页面、如何将其映射到用户地址空间、用户态程序如何找到</w:t>
+            </w:r>
+            <w:r>
+              <w:rPr>
+                <w:rFonts w:hint="eastAsia"/>
+                <w:sz w:val="24"/>
+              </w:rPr>
+              <w:t>VDSO</w:t>
+            </w:r>
+            <w:r>
+              <w:rPr>
+                <w:rFonts w:hint="eastAsia"/>
+                <w:sz w:val="24"/>
+              </w:rPr>
+              <w:t>。</w:t>
+            </w:r>
+          </w:p>
+          <w:p>
+            <w:pPr>
+              <w:pStyle w:val="aa"/>
+              <w:numPr>
+                <w:ilvl w:val="0"/>
+                <w:numId w:val="6"/>
+              </w:numPr>
               <w:spacing w:beforeLines="50" w:before="156"/>
-              <w:ind w:left="480"/>
-              <w:rPr>
-                <w:rFonts w:hint="eastAsia"/>
-                <w:sz w:val="24"/>
-              </w:rPr>
-            </w:pPr>
-            <w:r>
-              <w:rPr>
-                <w:rFonts w:hint="eastAsia"/>
-                <w:sz w:val="24"/>
-              </w:rPr>
-              <w:t>若确认为临时绕过方案，可先放宽权限检查（如直接允许</w:t>
-            </w:r>
-            <w:r>
-              <w:rPr>
-                <w:rFonts w:hint="eastAsia"/>
-                <w:sz w:val="24"/>
-              </w:rPr>
-              <w:t xml:space="preserve"> root </w:t>
-            </w:r>
-            <w:r>
-              <w:rPr>
-                <w:rFonts w:hint="eastAsia"/>
-                <w:sz w:val="24"/>
-              </w:rPr>
-              <w:t>执行），待</w:t>
-            </w:r>
-            <w:r>
-              <w:rPr>
-                <w:rFonts w:hint="eastAsia"/>
-                <w:sz w:val="24"/>
-              </w:rPr>
-              <w:lastRenderedPageBreak/>
-              <w:t>后续完善安全模型后再恢复严格校验。</w:t>
-            </w:r>
-          </w:p>
-          <w:p>
-            <w:pPr>
+              <w:ind w:firstLineChars="0"/>
+              <w:jc w:val="left"/>
+              <w:rPr>
+                <w:rFonts w:hint="eastAsia"/>
+                <w:sz w:val="24"/>
+              </w:rPr>
+            </w:pPr>
+            <w:r>
+              <w:rPr>
+                <w:rFonts w:hint="eastAsia"/>
+                <w:sz w:val="24"/>
+              </w:rPr>
+              <w:t>选择</w:t>
+            </w:r>
+            <w:r>
+              <w:rPr>
+                <w:rFonts w:hint="eastAsia"/>
+                <w:sz w:val="24"/>
+              </w:rPr>
+              <w:t>1-2</w:t>
+            </w:r>
+            <w:r>
+              <w:rPr>
+                <w:rFonts w:hint="eastAsia"/>
+                <w:sz w:val="24"/>
+              </w:rPr>
+              <w:t>个适合</w:t>
+            </w:r>
+            <w:r>
+              <w:rPr>
+                <w:rFonts w:hint="eastAsia"/>
+                <w:sz w:val="24"/>
+              </w:rPr>
+              <w:t>VDSO</w:t>
+            </w:r>
+            <w:r>
+              <w:rPr>
+                <w:rFonts w:hint="eastAsia"/>
+                <w:sz w:val="24"/>
+              </w:rPr>
+              <w:t>加速的系统调用（例如</w:t>
+            </w:r>
+            <w:r>
+              <w:rPr>
+                <w:rFonts w:hint="eastAsia"/>
+                <w:sz w:val="24"/>
+              </w:rPr>
+              <w:t>gettimeofday</w:t>
+            </w:r>
+            <w:r>
+              <w:rPr>
+                <w:rFonts w:hint="eastAsia"/>
+                <w:sz w:val="24"/>
+              </w:rPr>
+              <w:t>）进行实现，验证性能提升效果与接口兼容性。</w:t>
+            </w:r>
+          </w:p>
+          <w:p>
+            <w:pPr>
+              <w:pStyle w:val="aa"/>
+              <w:numPr>
+                <w:ilvl w:val="0"/>
+                <w:numId w:val="6"/>
+              </w:numPr>
               <w:spacing w:beforeLines="50" w:before="156"/>
-              <w:ind w:left="480"/>
-              <w:rPr>
-                <w:sz w:val="24"/>
-              </w:rPr>
-            </w:pPr>
-          </w:p>
-          <w:p>
-            <w:pPr>
+              <w:ind w:firstLineChars="0"/>
+              <w:jc w:val="left"/>
+              <w:rPr>
+                <w:rFonts w:hint="eastAsia"/>
+                <w:sz w:val="24"/>
+              </w:rPr>
+            </w:pPr>
+            <w:r>
+              <w:rPr>
+                <w:rFonts w:hint="eastAsia"/>
+                <w:sz w:val="24"/>
+              </w:rPr>
+              <w:t>将</w:t>
+            </w:r>
+            <w:r>
+              <w:rPr>
+                <w:rFonts w:hint="eastAsia"/>
+                <w:sz w:val="24"/>
+              </w:rPr>
+              <w:t>VDSO</w:t>
+            </w:r>
+            <w:r>
+              <w:rPr>
+                <w:rFonts w:hint="eastAsia"/>
+                <w:sz w:val="24"/>
+              </w:rPr>
+              <w:t>模块作为独立的</w:t>
+            </w:r>
+            <w:r>
+              <w:rPr>
+                <w:rFonts w:hint="eastAsia"/>
+                <w:sz w:val="24"/>
+              </w:rPr>
+              <w:t>crate</w:t>
+            </w:r>
+            <w:r>
+              <w:rPr>
+                <w:rFonts w:hint="eastAsia"/>
+                <w:sz w:val="24"/>
+              </w:rPr>
+              <w:t>集成到</w:t>
+            </w:r>
+            <w:r>
+              <w:rPr>
+                <w:rFonts w:hint="eastAsia"/>
+                <w:sz w:val="24"/>
+              </w:rPr>
+              <w:t>Alien</w:t>
+            </w:r>
+            <w:r>
+              <w:rPr>
+                <w:rFonts w:hint="eastAsia"/>
+                <w:sz w:val="24"/>
+              </w:rPr>
+              <w:t>中，确保其与现有系统调用路径（</w:t>
+            </w:r>
+            <w:r>
+              <w:rPr>
+                <w:rFonts w:hint="eastAsia"/>
+                <w:sz w:val="24"/>
+              </w:rPr>
+              <w:t>syscall</w:t>
+            </w:r>
+            <w:r>
+              <w:rPr>
+                <w:rFonts w:hint="eastAsia"/>
+                <w:sz w:val="24"/>
+              </w:rPr>
+              <w:t>指令）共存且互不冲突。</w:t>
+            </w:r>
+          </w:p>
+          <w:p>
+            <w:pPr>
+              <w:pStyle w:val="aa"/>
+              <w:numPr>
+                <w:ilvl w:val="0"/>
+                <w:numId w:val="6"/>
+              </w:numPr>
               <w:spacing w:beforeLines="50" w:before="156"/>
-              <w:ind w:left="480"/>
-              <w:rPr>
-                <w:rFonts w:hint="eastAsia"/>
-                <w:sz w:val="24"/>
-              </w:rPr>
-            </w:pPr>
-            <w:r>
-              <w:rPr>
-                <w:rFonts w:hint="eastAsia"/>
-                <w:sz w:val="24"/>
-              </w:rPr>
-              <w:t xml:space="preserve">2. </w:t>
-            </w:r>
-            <w:r>
-              <w:rPr>
-                <w:rFonts w:hint="eastAsia"/>
-                <w:sz w:val="24"/>
-              </w:rPr>
-              <w:t>部分设备驱动尚未完整集成</w:t>
-            </w:r>
-          </w:p>
-          <w:p>
-            <w:pPr>
-              <w:spacing w:beforeLines="50" w:before="156"/>
-              <w:ind w:left="480"/>
-              <w:rPr>
-                <w:rFonts w:hint="eastAsia"/>
-                <w:sz w:val="24"/>
-              </w:rPr>
-            </w:pPr>
-            <w:r>
-              <w:rPr>
-                <w:rFonts w:hint="eastAsia"/>
-                <w:sz w:val="24"/>
-              </w:rPr>
-              <w:t>问题描述：虽然已通过</w:t>
-            </w:r>
-            <w:r>
-              <w:rPr>
-                <w:rFonts w:hint="eastAsia"/>
-                <w:sz w:val="24"/>
-              </w:rPr>
-              <w:t xml:space="preserve"> ACPI</w:t>
-            </w:r>
-            <w:r>
-              <w:rPr>
-                <w:rFonts w:hint="eastAsia"/>
-                <w:sz w:val="24"/>
-              </w:rPr>
-              <w:t>、</w:t>
-            </w:r>
-            <w:r>
-              <w:rPr>
-                <w:rFonts w:hint="eastAsia"/>
-                <w:sz w:val="24"/>
-              </w:rPr>
-              <w:t xml:space="preserve">AML </w:t>
-            </w:r>
-            <w:r>
-              <w:rPr>
-                <w:rFonts w:hint="eastAsia"/>
-                <w:sz w:val="24"/>
-              </w:rPr>
-              <w:t>和</w:t>
-            </w:r>
-            <w:r>
-              <w:rPr>
-                <w:rFonts w:hint="eastAsia"/>
-                <w:sz w:val="24"/>
-              </w:rPr>
-              <w:t xml:space="preserve"> PCI </w:t>
-            </w:r>
-            <w:r>
-              <w:rPr>
-                <w:rFonts w:hint="eastAsia"/>
-                <w:sz w:val="24"/>
-              </w:rPr>
-              <w:t>探测发现</w:t>
-            </w:r>
-            <w:r>
-              <w:rPr>
-                <w:rFonts w:hint="eastAsia"/>
-                <w:sz w:val="24"/>
-              </w:rPr>
-              <w:t xml:space="preserve"> APIC</w:t>
-            </w:r>
-            <w:r>
-              <w:rPr>
-                <w:rFonts w:hint="eastAsia"/>
-                <w:sz w:val="24"/>
-              </w:rPr>
-              <w:t>、</w:t>
-            </w:r>
-            <w:r>
-              <w:rPr>
-                <w:rFonts w:hint="eastAsia"/>
-                <w:sz w:val="24"/>
-              </w:rPr>
-              <w:t>UART</w:t>
-            </w:r>
-            <w:r>
-              <w:rPr>
-                <w:rFonts w:hint="eastAsia"/>
-                <w:sz w:val="24"/>
-              </w:rPr>
-              <w:t>、</w:t>
-            </w:r>
-            <w:proofErr w:type="spellStart"/>
-            <w:r>
-              <w:rPr>
-                <w:rFonts w:hint="eastAsia"/>
-                <w:sz w:val="24"/>
-              </w:rPr>
-              <w:t>VirtIO</w:t>
-            </w:r>
-            <w:proofErr w:type="spellEnd"/>
-            <w:r>
-              <w:rPr>
-                <w:rFonts w:hint="eastAsia"/>
-                <w:sz w:val="24"/>
-              </w:rPr>
-              <w:t xml:space="preserve"> Block </w:t>
-            </w:r>
-            <w:r>
-              <w:rPr>
-                <w:rFonts w:hint="eastAsia"/>
-                <w:sz w:val="24"/>
-              </w:rPr>
-              <w:t>和</w:t>
-            </w:r>
-            <w:r>
-              <w:rPr>
-                <w:rFonts w:hint="eastAsia"/>
-                <w:sz w:val="24"/>
-              </w:rPr>
-              <w:t xml:space="preserve"> </w:t>
-            </w:r>
-            <w:proofErr w:type="spellStart"/>
-            <w:r>
-              <w:rPr>
-                <w:rFonts w:hint="eastAsia"/>
-                <w:sz w:val="24"/>
-              </w:rPr>
-              <w:t>VirtIO</w:t>
-            </w:r>
-            <w:proofErr w:type="spellEnd"/>
-            <w:r>
-              <w:rPr>
-                <w:rFonts w:hint="eastAsia"/>
-                <w:sz w:val="24"/>
-              </w:rPr>
-              <w:t xml:space="preserve"> Net </w:t>
-            </w:r>
-            <w:r>
-              <w:rPr>
-                <w:rFonts w:hint="eastAsia"/>
-                <w:sz w:val="24"/>
-              </w:rPr>
-              <w:t>等设备，并注册为统一的</w:t>
-            </w:r>
-            <w:r>
-              <w:rPr>
-                <w:rFonts w:hint="eastAsia"/>
-                <w:sz w:val="24"/>
-              </w:rPr>
-              <w:t xml:space="preserve"> </w:t>
-            </w:r>
-            <w:proofErr w:type="spellStart"/>
-            <w:r>
-              <w:rPr>
-                <w:rFonts w:hint="eastAsia"/>
-                <w:sz w:val="24"/>
-              </w:rPr>
-              <w:t>CommonDeviceType</w:t>
-            </w:r>
-            <w:proofErr w:type="spellEnd"/>
-            <w:r>
-              <w:rPr>
-                <w:rFonts w:hint="eastAsia"/>
-                <w:sz w:val="24"/>
-              </w:rPr>
-              <w:t>，但目前仅有</w:t>
-            </w:r>
-            <w:r>
-              <w:rPr>
-                <w:rFonts w:hint="eastAsia"/>
-                <w:sz w:val="24"/>
-              </w:rPr>
-              <w:t xml:space="preserve"> UART</w:t>
-            </w:r>
-            <w:r>
-              <w:rPr>
-                <w:rFonts w:hint="eastAsia"/>
-                <w:sz w:val="24"/>
-              </w:rPr>
-              <w:t>（串口）驱动完全工作，用于控制台输出。</w:t>
-            </w:r>
-            <w:proofErr w:type="spellStart"/>
-            <w:r>
-              <w:rPr>
-                <w:rFonts w:hint="eastAsia"/>
-                <w:sz w:val="24"/>
-              </w:rPr>
-              <w:t>VirtIO</w:t>
-            </w:r>
-            <w:proofErr w:type="spellEnd"/>
-            <w:r>
-              <w:rPr>
-                <w:rFonts w:hint="eastAsia"/>
-                <w:sz w:val="24"/>
-              </w:rPr>
-              <w:t xml:space="preserve"> </w:t>
-            </w:r>
-            <w:proofErr w:type="gramStart"/>
-            <w:r>
-              <w:rPr>
-                <w:rFonts w:hint="eastAsia"/>
-                <w:sz w:val="24"/>
-              </w:rPr>
-              <w:t>块设备</w:t>
-            </w:r>
-            <w:proofErr w:type="gramEnd"/>
-            <w:r>
-              <w:rPr>
-                <w:rFonts w:hint="eastAsia"/>
-                <w:sz w:val="24"/>
-              </w:rPr>
-              <w:t>尚未与</w:t>
-            </w:r>
-            <w:r>
-              <w:rPr>
-                <w:rFonts w:hint="eastAsia"/>
-                <w:sz w:val="24"/>
-              </w:rPr>
-              <w:t xml:space="preserve"> VFS </w:t>
-            </w:r>
-            <w:proofErr w:type="gramStart"/>
-            <w:r>
-              <w:rPr>
-                <w:rFonts w:hint="eastAsia"/>
-                <w:sz w:val="24"/>
-              </w:rPr>
-              <w:t>层完成</w:t>
-            </w:r>
-            <w:proofErr w:type="gramEnd"/>
-            <w:r>
-              <w:rPr>
-                <w:rFonts w:hint="eastAsia"/>
-                <w:sz w:val="24"/>
-              </w:rPr>
-              <w:t>绑定，导致无法挂载根文件系统（当前</w:t>
-            </w:r>
-            <w:r>
-              <w:rPr>
-                <w:rFonts w:hint="eastAsia"/>
-                <w:sz w:val="24"/>
-              </w:rPr>
-              <w:t xml:space="preserve"> </w:t>
-            </w:r>
-            <w:proofErr w:type="spellStart"/>
-            <w:r>
-              <w:rPr>
-                <w:rFonts w:hint="eastAsia"/>
-                <w:sz w:val="24"/>
-              </w:rPr>
-              <w:t>initrd</w:t>
-            </w:r>
-            <w:proofErr w:type="spellEnd"/>
-            <w:r>
-              <w:rPr>
-                <w:rFonts w:hint="eastAsia"/>
-                <w:sz w:val="24"/>
-              </w:rPr>
-              <w:t xml:space="preserve"> </w:t>
-            </w:r>
-            <w:r>
-              <w:rPr>
-                <w:rFonts w:hint="eastAsia"/>
-                <w:sz w:val="24"/>
-              </w:rPr>
-              <w:t>由</w:t>
-            </w:r>
-            <w:r>
-              <w:rPr>
-                <w:rFonts w:hint="eastAsia"/>
-                <w:sz w:val="24"/>
-              </w:rPr>
-              <w:t xml:space="preserve"> bootloader </w:t>
-            </w:r>
-            <w:r>
-              <w:rPr>
-                <w:rFonts w:hint="eastAsia"/>
-                <w:sz w:val="24"/>
-              </w:rPr>
-              <w:t>直接加载到内存，未通过</w:t>
-            </w:r>
-            <w:proofErr w:type="gramStart"/>
-            <w:r>
-              <w:rPr>
-                <w:rFonts w:hint="eastAsia"/>
-                <w:sz w:val="24"/>
-              </w:rPr>
-              <w:t>块设备</w:t>
-            </w:r>
-            <w:proofErr w:type="gramEnd"/>
-            <w:r>
-              <w:rPr>
-                <w:rFonts w:hint="eastAsia"/>
-                <w:sz w:val="24"/>
-              </w:rPr>
-              <w:t>访问）；</w:t>
-            </w:r>
-            <w:proofErr w:type="spellStart"/>
-            <w:r>
-              <w:rPr>
-                <w:rFonts w:hint="eastAsia"/>
-                <w:sz w:val="24"/>
-              </w:rPr>
-              <w:t>VirtIO</w:t>
-            </w:r>
-            <w:proofErr w:type="spellEnd"/>
-            <w:r>
-              <w:rPr>
-                <w:rFonts w:hint="eastAsia"/>
-                <w:sz w:val="24"/>
-              </w:rPr>
-              <w:t xml:space="preserve"> </w:t>
-            </w:r>
-            <w:r>
-              <w:rPr>
-                <w:rFonts w:hint="eastAsia"/>
-                <w:sz w:val="24"/>
-              </w:rPr>
-              <w:t>网络设备也未与协议</w:t>
-            </w:r>
-            <w:proofErr w:type="gramStart"/>
-            <w:r>
-              <w:rPr>
-                <w:rFonts w:hint="eastAsia"/>
-                <w:sz w:val="24"/>
-              </w:rPr>
-              <w:t>栈</w:t>
-            </w:r>
-            <w:proofErr w:type="gramEnd"/>
-            <w:r>
-              <w:rPr>
-                <w:rFonts w:hint="eastAsia"/>
-                <w:sz w:val="24"/>
-              </w:rPr>
-              <w:t>对接。此外，中断控制器（</w:t>
-            </w:r>
-            <w:r>
-              <w:rPr>
-                <w:rFonts w:hint="eastAsia"/>
-                <w:sz w:val="24"/>
-              </w:rPr>
-              <w:t>APIC</w:t>
-            </w:r>
-            <w:r>
-              <w:rPr>
-                <w:rFonts w:hint="eastAsia"/>
-                <w:sz w:val="24"/>
-              </w:rPr>
-              <w:t>）虽然已初始化，但外设中断路由尚未完全与设备驱动联动，可能影响后续中断驱动的设备（如键盘、时钟）的正常使用。</w:t>
-            </w:r>
-          </w:p>
-          <w:p>
-            <w:pPr>
-              <w:spacing w:beforeLines="50" w:before="156"/>
-              <w:ind w:left="480"/>
-              <w:rPr>
-                <w:sz w:val="24"/>
-              </w:rPr>
-            </w:pPr>
-          </w:p>
-          <w:p>
-            <w:pPr>
-              <w:spacing w:beforeLines="50" w:before="156"/>
-              <w:ind w:left="480"/>
-              <w:rPr>
-                <w:rFonts w:hint="eastAsia"/>
-                <w:sz w:val="24"/>
-              </w:rPr>
-            </w:pPr>
-            <w:r>
-              <w:rPr>
-                <w:rFonts w:hint="eastAsia"/>
-                <w:sz w:val="24"/>
-              </w:rPr>
-              <w:t>拟解决方案：</w:t>
-            </w:r>
-          </w:p>
-          <w:p>
-            <w:pPr>
-              <w:spacing w:beforeLines="50" w:before="156"/>
-              <w:ind w:left="480"/>
-              <w:rPr>
-                <w:sz w:val="24"/>
-              </w:rPr>
-            </w:pPr>
-          </w:p>
-          <w:p>
-            <w:pPr>
-              <w:spacing w:beforeLines="50" w:before="156"/>
-              <w:ind w:left="480"/>
-              <w:rPr>
-                <w:rFonts w:hint="eastAsia"/>
-                <w:sz w:val="24"/>
-              </w:rPr>
-            </w:pPr>
-            <w:r>
-              <w:rPr>
-                <w:rFonts w:hint="eastAsia"/>
-                <w:sz w:val="24"/>
-              </w:rPr>
-              <w:t>优先完成</w:t>
-            </w:r>
-            <w:r>
-              <w:rPr>
-                <w:rFonts w:hint="eastAsia"/>
-                <w:sz w:val="24"/>
-              </w:rPr>
-              <w:t xml:space="preserve"> </w:t>
-            </w:r>
-            <w:proofErr w:type="spellStart"/>
-            <w:r>
-              <w:rPr>
-                <w:rFonts w:hint="eastAsia"/>
-                <w:sz w:val="24"/>
-              </w:rPr>
-              <w:t>VirtIO</w:t>
-            </w:r>
-            <w:proofErr w:type="spellEnd"/>
-            <w:r>
-              <w:rPr>
-                <w:rFonts w:hint="eastAsia"/>
-                <w:sz w:val="24"/>
-              </w:rPr>
-              <w:t xml:space="preserve"> </w:t>
-            </w:r>
-            <w:proofErr w:type="gramStart"/>
-            <w:r>
-              <w:rPr>
-                <w:rFonts w:hint="eastAsia"/>
-                <w:sz w:val="24"/>
-              </w:rPr>
-              <w:t>块设备</w:t>
-            </w:r>
-            <w:proofErr w:type="gramEnd"/>
-            <w:r>
-              <w:rPr>
-                <w:rFonts w:hint="eastAsia"/>
-                <w:sz w:val="24"/>
-              </w:rPr>
-              <w:t>驱动的注册与测试，将其与现有的</w:t>
-            </w:r>
-            <w:r>
-              <w:rPr>
-                <w:rFonts w:hint="eastAsia"/>
-                <w:sz w:val="24"/>
-              </w:rPr>
-              <w:t xml:space="preserve"> VFS </w:t>
-            </w:r>
-            <w:r>
-              <w:rPr>
-                <w:rFonts w:hint="eastAsia"/>
-                <w:sz w:val="24"/>
-              </w:rPr>
-              <w:t>层关联，使内核能够从磁盘镜像中读取文件，从而摆脱完全依赖</w:t>
-            </w:r>
-            <w:r>
-              <w:rPr>
-                <w:rFonts w:hint="eastAsia"/>
-                <w:sz w:val="24"/>
-              </w:rPr>
-              <w:t xml:space="preserve"> </w:t>
-            </w:r>
-            <w:proofErr w:type="spellStart"/>
-            <w:r>
-              <w:rPr>
-                <w:rFonts w:hint="eastAsia"/>
-                <w:sz w:val="24"/>
-              </w:rPr>
-              <w:t>initrd</w:t>
-            </w:r>
-            <w:proofErr w:type="spellEnd"/>
-            <w:r>
-              <w:rPr>
-                <w:rFonts w:hint="eastAsia"/>
-                <w:sz w:val="24"/>
-              </w:rPr>
-              <w:t xml:space="preserve"> </w:t>
-            </w:r>
-            <w:r>
-              <w:rPr>
-                <w:rFonts w:hint="eastAsia"/>
-                <w:sz w:val="24"/>
-              </w:rPr>
-              <w:t>的限制。</w:t>
-            </w:r>
-          </w:p>
-          <w:p>
-            <w:pPr>
-              <w:spacing w:beforeLines="50" w:before="156"/>
-              <w:ind w:left="480"/>
-              <w:rPr>
-                <w:sz w:val="24"/>
-              </w:rPr>
-            </w:pPr>
-          </w:p>
-          <w:p>
-            <w:pPr>
-              <w:spacing w:beforeLines="50" w:before="156"/>
-              <w:ind w:left="480"/>
-              <w:rPr>
-                <w:rFonts w:hint="eastAsia"/>
-                <w:sz w:val="24"/>
-              </w:rPr>
-            </w:pPr>
-            <w:r>
-              <w:rPr>
-                <w:rFonts w:hint="eastAsia"/>
-                <w:sz w:val="24"/>
-              </w:rPr>
-              <w:t>借鉴</w:t>
-            </w:r>
-            <w:r>
-              <w:rPr>
-                <w:rFonts w:hint="eastAsia"/>
-                <w:sz w:val="24"/>
-              </w:rPr>
-              <w:t xml:space="preserve"> RISC-V </w:t>
-            </w:r>
-            <w:r>
-              <w:rPr>
-                <w:rFonts w:hint="eastAsia"/>
-                <w:sz w:val="24"/>
-              </w:rPr>
-              <w:t>版本的驱动框架，将</w:t>
-            </w:r>
-            <w:r>
-              <w:rPr>
-                <w:rFonts w:hint="eastAsia"/>
-                <w:sz w:val="24"/>
-              </w:rPr>
-              <w:t xml:space="preserve"> </w:t>
-            </w:r>
-            <w:proofErr w:type="spellStart"/>
-            <w:r>
-              <w:rPr>
-                <w:rFonts w:hint="eastAsia"/>
-                <w:sz w:val="24"/>
-              </w:rPr>
-              <w:t>CommonDeviceType</w:t>
-            </w:r>
-            <w:proofErr w:type="spellEnd"/>
-            <w:r>
-              <w:rPr>
-                <w:rFonts w:hint="eastAsia"/>
-                <w:sz w:val="24"/>
-              </w:rPr>
-              <w:t xml:space="preserve"> </w:t>
-            </w:r>
-            <w:r>
-              <w:rPr>
-                <w:rFonts w:hint="eastAsia"/>
-                <w:sz w:val="24"/>
-              </w:rPr>
-              <w:t>与</w:t>
-            </w:r>
-            <w:r>
-              <w:rPr>
-                <w:rFonts w:hint="eastAsia"/>
-                <w:sz w:val="24"/>
-              </w:rPr>
-              <w:t xml:space="preserve"> drivers </w:t>
-            </w:r>
-            <w:r>
-              <w:rPr>
-                <w:rFonts w:hint="eastAsia"/>
-                <w:sz w:val="24"/>
-              </w:rPr>
-              <w:t>域中的设备驱动进行匹配绑定，实现自动探测与加载。</w:t>
-            </w:r>
-          </w:p>
-          <w:p>
-            <w:pPr>
-              <w:spacing w:beforeLines="50" w:before="156"/>
-              <w:ind w:left="480"/>
-              <w:rPr>
-                <w:sz w:val="24"/>
-              </w:rPr>
-            </w:pPr>
-          </w:p>
-          <w:p>
-            <w:pPr>
-              <w:spacing w:beforeLines="50" w:before="156"/>
-              <w:ind w:left="480"/>
-              <w:rPr>
-                <w:rFonts w:hint="eastAsia"/>
-                <w:sz w:val="24"/>
-              </w:rPr>
-            </w:pPr>
-            <w:r>
-              <w:rPr>
-                <w:rFonts w:hint="eastAsia"/>
-                <w:sz w:val="24"/>
-              </w:rPr>
-              <w:t>完善</w:t>
-            </w:r>
-            <w:r>
-              <w:rPr>
-                <w:rFonts w:hint="eastAsia"/>
-                <w:sz w:val="24"/>
-              </w:rPr>
-              <w:t xml:space="preserve"> APIC </w:t>
-            </w:r>
-            <w:r>
-              <w:rPr>
-                <w:rFonts w:hint="eastAsia"/>
-                <w:sz w:val="24"/>
-              </w:rPr>
-              <w:t>中断路由，为每个外设分配正确的</w:t>
-            </w:r>
-            <w:r>
-              <w:rPr>
-                <w:rFonts w:hint="eastAsia"/>
-                <w:sz w:val="24"/>
-              </w:rPr>
-              <w:t xml:space="preserve"> IRQ </w:t>
-            </w:r>
-            <w:r>
-              <w:rPr>
-                <w:rFonts w:hint="eastAsia"/>
-                <w:sz w:val="24"/>
-              </w:rPr>
-              <w:t>号，并在设备驱动中注册中断处理函数，验证中断响应的正确性。</w:t>
-            </w:r>
-          </w:p>
-          <w:p>
-            <w:pPr>
-              <w:spacing w:beforeLines="50" w:before="156"/>
-              <w:ind w:left="480"/>
-              <w:rPr>
-                <w:sz w:val="24"/>
-              </w:rPr>
-            </w:pPr>
-          </w:p>
-          <w:p>
-            <w:pPr>
-              <w:spacing w:beforeLines="50" w:before="156"/>
-              <w:ind w:left="480"/>
-              <w:rPr>
-                <w:rFonts w:hint="eastAsia"/>
-                <w:sz w:val="24"/>
-              </w:rPr>
-            </w:pPr>
-            <w:r>
-              <w:rPr>
-                <w:rFonts w:hint="eastAsia"/>
-                <w:sz w:val="24"/>
-              </w:rPr>
-              <w:t>分阶段验证：先完成串口（已工作）、时钟中断（</w:t>
-            </w:r>
-            <w:r>
-              <w:rPr>
-                <w:rFonts w:hint="eastAsia"/>
-                <w:sz w:val="24"/>
-              </w:rPr>
-              <w:t xml:space="preserve">HPET </w:t>
-            </w:r>
-            <w:r>
-              <w:rPr>
-                <w:rFonts w:hint="eastAsia"/>
-                <w:sz w:val="24"/>
-              </w:rPr>
-              <w:t>或</w:t>
-            </w:r>
-            <w:r>
-              <w:rPr>
-                <w:rFonts w:hint="eastAsia"/>
-                <w:sz w:val="24"/>
-              </w:rPr>
-              <w:t xml:space="preserve"> PIT</w:t>
-            </w:r>
-            <w:r>
-              <w:rPr>
-                <w:rFonts w:hint="eastAsia"/>
-                <w:sz w:val="24"/>
-              </w:rPr>
-              <w:t>），再扩展到</w:t>
-            </w:r>
-            <w:r>
-              <w:rPr>
-                <w:rFonts w:hint="eastAsia"/>
-                <w:sz w:val="24"/>
-              </w:rPr>
-              <w:t xml:space="preserve"> </w:t>
-            </w:r>
-            <w:proofErr w:type="spellStart"/>
-            <w:r>
-              <w:rPr>
-                <w:rFonts w:hint="eastAsia"/>
-                <w:sz w:val="24"/>
-              </w:rPr>
-              <w:t>VirtIO</w:t>
-            </w:r>
-            <w:proofErr w:type="spellEnd"/>
-            <w:r>
-              <w:rPr>
-                <w:rFonts w:hint="eastAsia"/>
-                <w:sz w:val="24"/>
-              </w:rPr>
-              <w:t xml:space="preserve"> </w:t>
-            </w:r>
-            <w:proofErr w:type="gramStart"/>
-            <w:r>
-              <w:rPr>
-                <w:rFonts w:hint="eastAsia"/>
-                <w:sz w:val="24"/>
-              </w:rPr>
-              <w:t>块设备</w:t>
-            </w:r>
-            <w:proofErr w:type="gramEnd"/>
-            <w:r>
-              <w:rPr>
-                <w:rFonts w:hint="eastAsia"/>
-                <w:sz w:val="24"/>
-              </w:rPr>
-              <w:t>和网络设备。</w:t>
-            </w:r>
-          </w:p>
-          <w:p>
-            <w:pPr>
-              <w:spacing w:beforeLines="50" w:before="156"/>
-              <w:ind w:left="480"/>
-              <w:rPr>
-                <w:sz w:val="24"/>
-              </w:rPr>
-            </w:pPr>
-          </w:p>
-          <w:p>
-            <w:pPr>
-              <w:spacing w:beforeLines="50" w:before="156"/>
-              <w:ind w:left="480"/>
-              <w:rPr>
-                <w:rFonts w:hint="eastAsia"/>
-                <w:sz w:val="24"/>
-              </w:rPr>
-            </w:pPr>
-            <w:r>
-              <w:rPr>
-                <w:rFonts w:hint="eastAsia"/>
-                <w:sz w:val="24"/>
-              </w:rPr>
-              <w:t xml:space="preserve">3. </w:t>
-            </w:r>
-            <w:r>
-              <w:rPr>
-                <w:rFonts w:hint="eastAsia"/>
-                <w:sz w:val="24"/>
-              </w:rPr>
-              <w:t>系统调用性能与</w:t>
-            </w:r>
-            <w:r>
-              <w:rPr>
-                <w:rFonts w:hint="eastAsia"/>
-                <w:sz w:val="24"/>
-              </w:rPr>
-              <w:t xml:space="preserve"> VDSO </w:t>
-            </w:r>
-            <w:r>
-              <w:rPr>
-                <w:rFonts w:hint="eastAsia"/>
-                <w:sz w:val="24"/>
-              </w:rPr>
-              <w:t>支持缺失</w:t>
-            </w:r>
-          </w:p>
-          <w:p>
-            <w:pPr>
-              <w:spacing w:beforeLines="50" w:before="156"/>
-              <w:ind w:left="480"/>
-              <w:rPr>
-                <w:rFonts w:hint="eastAsia"/>
-                <w:sz w:val="24"/>
-              </w:rPr>
-            </w:pPr>
-            <w:r>
-              <w:rPr>
-                <w:rFonts w:hint="eastAsia"/>
-                <w:sz w:val="24"/>
-              </w:rPr>
-              <w:t>问题描述：当前系统调用通过</w:t>
-            </w:r>
-            <w:r>
-              <w:rPr>
-                <w:rFonts w:hint="eastAsia"/>
-                <w:sz w:val="24"/>
-              </w:rPr>
-              <w:t xml:space="preserve"> </w:t>
-            </w:r>
-            <w:proofErr w:type="spellStart"/>
-            <w:r>
-              <w:rPr>
-                <w:rFonts w:hint="eastAsia"/>
-                <w:sz w:val="24"/>
-              </w:rPr>
-              <w:t>syscall</w:t>
-            </w:r>
-            <w:proofErr w:type="spellEnd"/>
-            <w:r>
-              <w:rPr>
-                <w:rFonts w:hint="eastAsia"/>
-                <w:sz w:val="24"/>
-              </w:rPr>
-              <w:t xml:space="preserve"> </w:t>
-            </w:r>
-            <w:r>
-              <w:rPr>
-                <w:rFonts w:hint="eastAsia"/>
-                <w:sz w:val="24"/>
-              </w:rPr>
-              <w:t>指令和</w:t>
-            </w:r>
-            <w:r>
-              <w:rPr>
-                <w:rFonts w:hint="eastAsia"/>
-                <w:sz w:val="24"/>
-              </w:rPr>
-              <w:t xml:space="preserve"> MSR </w:t>
-            </w:r>
-            <w:r>
-              <w:rPr>
-                <w:rFonts w:hint="eastAsia"/>
-                <w:sz w:val="24"/>
-              </w:rPr>
-              <w:t>配置实现快速陷入，但未实现</w:t>
-            </w:r>
-            <w:r>
-              <w:rPr>
-                <w:rFonts w:hint="eastAsia"/>
-                <w:sz w:val="24"/>
-              </w:rPr>
-              <w:t xml:space="preserve"> VDSO</w:t>
-            </w:r>
-            <w:r>
-              <w:rPr>
-                <w:rFonts w:hint="eastAsia"/>
-                <w:sz w:val="24"/>
-              </w:rPr>
-              <w:t>（虚拟动态共享对象）机制。</w:t>
-            </w:r>
-            <w:r>
-              <w:rPr>
-                <w:rFonts w:hint="eastAsia"/>
-                <w:sz w:val="24"/>
-              </w:rPr>
-              <w:t xml:space="preserve">VDSO </w:t>
-            </w:r>
-            <w:r>
-              <w:rPr>
-                <w:rFonts w:hint="eastAsia"/>
-                <w:sz w:val="24"/>
-              </w:rPr>
-              <w:t>是</w:t>
-            </w:r>
-            <w:r>
-              <w:rPr>
-                <w:rFonts w:hint="eastAsia"/>
-                <w:sz w:val="24"/>
-              </w:rPr>
-              <w:t xml:space="preserve"> Linux </w:t>
-            </w:r>
-            <w:r>
-              <w:rPr>
-                <w:rFonts w:hint="eastAsia"/>
-                <w:sz w:val="24"/>
-              </w:rPr>
-              <w:t>等内核在</w:t>
-            </w:r>
-            <w:r>
-              <w:rPr>
-                <w:rFonts w:hint="eastAsia"/>
-                <w:sz w:val="24"/>
-              </w:rPr>
-              <w:t xml:space="preserve"> x86_64 </w:t>
-            </w:r>
-            <w:r>
-              <w:rPr>
-                <w:rFonts w:hint="eastAsia"/>
-                <w:sz w:val="24"/>
-              </w:rPr>
-              <w:t>上用于加速某些无需陷入内核的系统调用（如</w:t>
-            </w:r>
-            <w:r>
-              <w:rPr>
-                <w:rFonts w:hint="eastAsia"/>
-                <w:sz w:val="24"/>
-              </w:rPr>
-              <w:t xml:space="preserve"> </w:t>
-            </w:r>
-            <w:proofErr w:type="spellStart"/>
-            <w:r>
-              <w:rPr>
-                <w:rFonts w:hint="eastAsia"/>
-                <w:sz w:val="24"/>
-              </w:rPr>
-              <w:t>gettimeofday</w:t>
-            </w:r>
-            <w:proofErr w:type="spellEnd"/>
-            <w:r>
-              <w:rPr>
-                <w:rFonts w:hint="eastAsia"/>
-                <w:sz w:val="24"/>
-              </w:rPr>
-              <w:t>）的标准技术，将其引入可提升用户</w:t>
-            </w:r>
-            <w:proofErr w:type="gramStart"/>
-            <w:r>
-              <w:rPr>
-                <w:rFonts w:hint="eastAsia"/>
-                <w:sz w:val="24"/>
-              </w:rPr>
-              <w:t>态程序</w:t>
-            </w:r>
-            <w:proofErr w:type="gramEnd"/>
-            <w:r>
-              <w:rPr>
-                <w:rFonts w:hint="eastAsia"/>
-                <w:sz w:val="24"/>
-              </w:rPr>
-              <w:t>的执行效率。此外，目前缺乏对系统调用路径的性能评估工具，难以量化当前实现与主流内核的差距。</w:t>
-            </w:r>
-          </w:p>
-          <w:p>
-            <w:pPr>
-              <w:spacing w:beforeLines="50" w:before="156"/>
-              <w:ind w:left="480"/>
-              <w:rPr>
-                <w:sz w:val="24"/>
-              </w:rPr>
-            </w:pPr>
-          </w:p>
-          <w:p>
-            <w:pPr>
-              <w:spacing w:beforeLines="50" w:before="156"/>
-              <w:ind w:left="480"/>
-              <w:rPr>
-                <w:rFonts w:hint="eastAsia"/>
-                <w:sz w:val="24"/>
-              </w:rPr>
-            </w:pPr>
-            <w:r>
-              <w:rPr>
-                <w:rFonts w:hint="eastAsia"/>
-                <w:sz w:val="24"/>
-              </w:rPr>
-              <w:lastRenderedPageBreak/>
-              <w:t>拟解决方案：</w:t>
-            </w:r>
-          </w:p>
-          <w:p>
-            <w:pPr>
-              <w:spacing w:beforeLines="50" w:before="156"/>
-              <w:ind w:left="480"/>
-              <w:rPr>
-                <w:sz w:val="24"/>
-              </w:rPr>
-            </w:pPr>
-          </w:p>
-          <w:p>
-            <w:pPr>
-              <w:spacing w:beforeLines="50" w:before="156"/>
-              <w:ind w:left="480"/>
-              <w:rPr>
-                <w:rFonts w:hint="eastAsia"/>
-                <w:sz w:val="24"/>
-              </w:rPr>
-            </w:pPr>
-            <w:r>
-              <w:rPr>
-                <w:rFonts w:hint="eastAsia"/>
-                <w:sz w:val="24"/>
-              </w:rPr>
-              <w:t>阅读</w:t>
-            </w:r>
-            <w:r>
-              <w:rPr>
-                <w:rFonts w:hint="eastAsia"/>
-                <w:sz w:val="24"/>
-              </w:rPr>
-              <w:t xml:space="preserve"> </w:t>
-            </w:r>
-            <w:proofErr w:type="spellStart"/>
-            <w:r>
-              <w:rPr>
-                <w:rFonts w:hint="eastAsia"/>
-                <w:sz w:val="24"/>
-              </w:rPr>
-              <w:t>vdso</w:t>
-            </w:r>
-            <w:proofErr w:type="spellEnd"/>
-            <w:r>
-              <w:rPr>
-                <w:rFonts w:hint="eastAsia"/>
-                <w:sz w:val="24"/>
-              </w:rPr>
-              <w:t xml:space="preserve"> crate </w:t>
-            </w:r>
-            <w:r>
-              <w:rPr>
-                <w:rFonts w:hint="eastAsia"/>
-                <w:sz w:val="24"/>
-              </w:rPr>
-              <w:t>的文档与实现示例，理解其在</w:t>
-            </w:r>
-            <w:r>
-              <w:rPr>
-                <w:rFonts w:hint="eastAsia"/>
-                <w:sz w:val="24"/>
-              </w:rPr>
-              <w:t xml:space="preserve"> x86_64 </w:t>
-            </w:r>
-            <w:r>
-              <w:rPr>
-                <w:rFonts w:hint="eastAsia"/>
-                <w:sz w:val="24"/>
-              </w:rPr>
-              <w:t>上的工作方式：将只读的</w:t>
-            </w:r>
-            <w:r>
-              <w:rPr>
-                <w:rFonts w:hint="eastAsia"/>
-                <w:sz w:val="24"/>
-              </w:rPr>
-              <w:t xml:space="preserve"> VDSO </w:t>
-            </w:r>
-            <w:r>
-              <w:rPr>
-                <w:rFonts w:hint="eastAsia"/>
-                <w:sz w:val="24"/>
-              </w:rPr>
-              <w:t>页面映射到用户地址空间，用户</w:t>
-            </w:r>
-            <w:proofErr w:type="gramStart"/>
-            <w:r>
-              <w:rPr>
-                <w:rFonts w:hint="eastAsia"/>
-                <w:sz w:val="24"/>
-              </w:rPr>
-              <w:t>态程序</w:t>
-            </w:r>
-            <w:proofErr w:type="gramEnd"/>
-            <w:r>
-              <w:rPr>
-                <w:rFonts w:hint="eastAsia"/>
-                <w:sz w:val="24"/>
-              </w:rPr>
-              <w:t>通过该页面直接调用特定函数，无需触发模式切换。</w:t>
-            </w:r>
-          </w:p>
-          <w:p>
-            <w:pPr>
-              <w:spacing w:beforeLines="50" w:before="156"/>
-              <w:ind w:left="480"/>
-              <w:rPr>
-                <w:sz w:val="24"/>
-              </w:rPr>
-            </w:pPr>
-          </w:p>
-          <w:p>
-            <w:pPr>
-              <w:spacing w:beforeLines="50" w:before="156"/>
-              <w:ind w:left="480"/>
-              <w:rPr>
-                <w:rFonts w:hint="eastAsia"/>
-                <w:sz w:val="24"/>
-              </w:rPr>
-            </w:pPr>
-            <w:r>
-              <w:rPr>
-                <w:rFonts w:hint="eastAsia"/>
-                <w:sz w:val="24"/>
-              </w:rPr>
-              <w:t>选择</w:t>
-            </w:r>
-            <w:r>
-              <w:rPr>
-                <w:rFonts w:hint="eastAsia"/>
-                <w:sz w:val="24"/>
-              </w:rPr>
-              <w:t xml:space="preserve"> 1-2 </w:t>
-            </w:r>
-            <w:proofErr w:type="gramStart"/>
-            <w:r>
-              <w:rPr>
-                <w:rFonts w:hint="eastAsia"/>
-                <w:sz w:val="24"/>
-              </w:rPr>
-              <w:t>个</w:t>
-            </w:r>
-            <w:proofErr w:type="gramEnd"/>
-            <w:r>
-              <w:rPr>
-                <w:rFonts w:hint="eastAsia"/>
-                <w:sz w:val="24"/>
-              </w:rPr>
-              <w:t>适合</w:t>
-            </w:r>
-            <w:r>
-              <w:rPr>
-                <w:rFonts w:hint="eastAsia"/>
-                <w:sz w:val="24"/>
-              </w:rPr>
-              <w:t xml:space="preserve"> VDSO </w:t>
-            </w:r>
-            <w:r>
-              <w:rPr>
-                <w:rFonts w:hint="eastAsia"/>
-                <w:sz w:val="24"/>
-              </w:rPr>
-              <w:t>加速的系统调用（如</w:t>
-            </w:r>
-            <w:r>
-              <w:rPr>
-                <w:rFonts w:hint="eastAsia"/>
-                <w:sz w:val="24"/>
-              </w:rPr>
-              <w:t xml:space="preserve"> </w:t>
-            </w:r>
-            <w:proofErr w:type="spellStart"/>
-            <w:r>
-              <w:rPr>
-                <w:rFonts w:hint="eastAsia"/>
-                <w:sz w:val="24"/>
-              </w:rPr>
-              <w:t>clock_gettime</w:t>
-            </w:r>
-            <w:proofErr w:type="spellEnd"/>
-            <w:r>
-              <w:rPr>
-                <w:rFonts w:hint="eastAsia"/>
-                <w:sz w:val="24"/>
-              </w:rPr>
-              <w:t>）进行原型实现，验证性能提升效果。</w:t>
-            </w:r>
-          </w:p>
-          <w:p>
-            <w:pPr>
-              <w:spacing w:beforeLines="50" w:before="156"/>
-              <w:ind w:left="480"/>
-              <w:rPr>
-                <w:sz w:val="24"/>
-              </w:rPr>
-            </w:pPr>
-          </w:p>
-          <w:p>
-            <w:pPr>
-              <w:spacing w:beforeLines="50" w:before="156"/>
-              <w:ind w:left="480"/>
-              <w:rPr>
-                <w:rFonts w:hint="eastAsia"/>
-                <w:sz w:val="24"/>
-              </w:rPr>
-            </w:pPr>
-            <w:r>
-              <w:rPr>
-                <w:rFonts w:hint="eastAsia"/>
-                <w:sz w:val="24"/>
-              </w:rPr>
-              <w:t>如果</w:t>
-            </w:r>
-            <w:r>
-              <w:rPr>
-                <w:rFonts w:hint="eastAsia"/>
-                <w:sz w:val="24"/>
-              </w:rPr>
-              <w:t xml:space="preserve"> VDSO </w:t>
-            </w:r>
-            <w:r>
-              <w:rPr>
-                <w:rFonts w:hint="eastAsia"/>
-                <w:sz w:val="24"/>
-              </w:rPr>
-              <w:t>实现复杂度较高，可作为后续优化项，优先解决上述权限错误和驱动集成问题。</w:t>
-            </w:r>
-          </w:p>
-          <w:p>
-            <w:pPr>
-              <w:spacing w:beforeLines="50" w:before="156"/>
-              <w:ind w:left="480"/>
-              <w:rPr>
-                <w:sz w:val="24"/>
-              </w:rPr>
-            </w:pPr>
-          </w:p>
-          <w:p>
-            <w:pPr>
-              <w:spacing w:beforeLines="50" w:before="156"/>
-              <w:ind w:left="480"/>
-              <w:rPr>
-                <w:sz w:val="24"/>
-              </w:rPr>
-            </w:pPr>
-            <w:r>
-              <w:rPr>
-                <w:rFonts w:hint="eastAsia"/>
-                <w:sz w:val="24"/>
-              </w:rPr>
-              <w:t>引入简单的性能测量手段（如</w:t>
-            </w:r>
-            <w:r>
-              <w:rPr>
-                <w:rFonts w:hint="eastAsia"/>
-                <w:sz w:val="24"/>
-              </w:rPr>
-              <w:t xml:space="preserve"> </w:t>
-            </w:r>
-            <w:proofErr w:type="spellStart"/>
-            <w:r>
-              <w:rPr>
-                <w:rFonts w:hint="eastAsia"/>
-                <w:sz w:val="24"/>
-              </w:rPr>
-              <w:t>rdtsc</w:t>
-            </w:r>
-            <w:proofErr w:type="spellEnd"/>
-            <w:r>
-              <w:rPr>
-                <w:rFonts w:hint="eastAsia"/>
-                <w:sz w:val="24"/>
-              </w:rPr>
-              <w:t xml:space="preserve"> </w:t>
-            </w:r>
-            <w:r>
-              <w:rPr>
-                <w:rFonts w:hint="eastAsia"/>
-                <w:sz w:val="24"/>
-              </w:rPr>
-              <w:t>指令），对比有无</w:t>
-            </w:r>
-            <w:r>
-              <w:rPr>
-                <w:rFonts w:hint="eastAsia"/>
-                <w:sz w:val="24"/>
-              </w:rPr>
-              <w:t xml:space="preserve"> VDSO </w:t>
-            </w:r>
-            <w:r>
-              <w:rPr>
-                <w:rFonts w:hint="eastAsia"/>
-                <w:sz w:val="24"/>
-              </w:rPr>
-              <w:t>时的系统调用开销，为最终报告提供数据支撑。</w:t>
-            </w:r>
-          </w:p>
-          <w:p>
-            <w:pPr>
-              <w:spacing w:beforeLines="50" w:before="156"/>
-              <w:ind w:left="480"/>
-              <w:rPr>
-                <w:rFonts w:hint="eastAsia"/>
-                <w:sz w:val="24"/>
-              </w:rPr>
-            </w:pPr>
+              <w:ind w:firstLineChars="0"/>
+              <w:jc w:val="left"/>
+              <w:rPr>
+                <w:rFonts w:hint="eastAsia"/>
+                <w:sz w:val="24"/>
+              </w:rPr>
+            </w:pPr>
+            <w:r>
+              <w:rPr>
+                <w:rFonts w:hint="eastAsia"/>
+                <w:sz w:val="24"/>
+              </w:rPr>
+              <w:t>在</w:t>
+            </w:r>
+            <w:r>
+              <w:rPr>
+                <w:rFonts w:hint="eastAsia"/>
+                <w:sz w:val="24"/>
+              </w:rPr>
+              <w:t>VDSO</w:t>
+            </w:r>
+            <w:r>
+              <w:rPr>
+                <w:rFonts w:hint="eastAsia"/>
+                <w:sz w:val="24"/>
+              </w:rPr>
+              <w:t>基础上，设计内核与用户态共享的调度数据结构（如每</w:t>
+            </w:r>
+            <w:r>
+              <w:rPr>
+                <w:rFonts w:hint="eastAsia"/>
+                <w:sz w:val="24"/>
+              </w:rPr>
+              <w:t>CPU</w:t>
+            </w:r>
+            <w:r>
+              <w:rPr>
+                <w:rFonts w:hint="eastAsia"/>
+                <w:sz w:val="24"/>
+              </w:rPr>
+              <w:t>的调度时钟、抢占计数器），使得用户态可以在不陷入内核的情况下主动检查调度条件，从而支撑统一的调度模型。</w:t>
+            </w:r>
           </w:p>
         </w:tc>
       </w:tr>
@@ -4518,13 +3794,367 @@
           </w:p>
           <w:p>
             <w:pPr>
+              <w:widowControl/>
+              <w:spacing w:after="240" w:line="435" w:lineRule="atLeast"/>
+              <w:jc w:val="left"/>
+              <w:rPr>
+                <w:rFonts w:ascii="宋体" w:hAnsi="宋体" w:cs="宋体" w:hint="eastAsia"/>
+                <w:b/>
+                <w:bCs/>
+                <w:kern w:val="0"/>
+                <w:sz w:val="24"/>
+              </w:rPr>
+            </w:pPr>
+            <w:r>
+              <w:rPr>
+                <w:rFonts w:ascii="宋体" w:hAnsi="宋体" w:cs="宋体" w:hint="eastAsia"/>
+                <w:b/>
+                <w:bCs/>
+                <w:kern w:val="0"/>
+                <w:sz w:val="24"/>
+              </w:rPr>
+              <w:t>第0周（中期）– 第1周：修复驱动与用户程序支持</w:t>
+            </w:r>
+          </w:p>
+          <w:p>
+            <w:pPr>
               <w:spacing w:beforeLines="50" w:before="156"/>
-              <w:rPr>
-                <w:rFonts w:ascii="宋体" w:hAnsi="宋体" w:hint="eastAsia"/>
+              <w:ind w:firstLineChars="200" w:firstLine="480"/>
+              <w:jc w:val="left"/>
+              <w:rPr>
+                <w:rFonts w:hint="eastAsia"/>
+                <w:sz w:val="24"/>
+              </w:rPr>
+            </w:pPr>
+            <w:r>
+              <w:rPr>
+                <w:rFonts w:hint="eastAsia"/>
+                <w:sz w:val="24"/>
+              </w:rPr>
+              <w:t>解决用户测试程序的权限错误，完善</w:t>
+            </w:r>
+            <w:r>
+              <w:rPr>
+                <w:rFonts w:hint="eastAsia"/>
+                <w:sz w:val="24"/>
+              </w:rPr>
+              <w:t xml:space="preserve"> VirtIO </w:t>
+            </w:r>
+            <w:r>
+              <w:rPr>
+                <w:rFonts w:hint="eastAsia"/>
+                <w:sz w:val="24"/>
+              </w:rPr>
+              <w:t>块设备与</w:t>
+            </w:r>
+            <w:r>
+              <w:rPr>
+                <w:rFonts w:hint="eastAsia"/>
+                <w:sz w:val="24"/>
+              </w:rPr>
+              <w:t xml:space="preserve"> VFS </w:t>
+            </w:r>
+            <w:r>
+              <w:rPr>
+                <w:rFonts w:hint="eastAsia"/>
+                <w:sz w:val="24"/>
+              </w:rPr>
+              <w:t>绑定、网络设备驱动基础收发，完成</w:t>
+            </w:r>
+            <w:r>
+              <w:rPr>
+                <w:rFonts w:hint="eastAsia"/>
+                <w:sz w:val="24"/>
+              </w:rPr>
+              <w:t xml:space="preserve"> APIC </w:t>
+            </w:r>
+            <w:r>
+              <w:rPr>
+                <w:rFonts w:hint="eastAsia"/>
+                <w:sz w:val="24"/>
+              </w:rPr>
+              <w:t>中断路由。确保所有用户测试用例在</w:t>
+            </w:r>
+            <w:r>
+              <w:rPr>
+                <w:rFonts w:hint="eastAsia"/>
+                <w:sz w:val="24"/>
+              </w:rPr>
+              <w:t xml:space="preserve"> x86_64 </w:t>
+            </w:r>
+            <w:r>
+              <w:rPr>
+                <w:rFonts w:hint="eastAsia"/>
+                <w:sz w:val="24"/>
+              </w:rPr>
+              <w:t>上</w:t>
+            </w:r>
+            <w:r>
+              <w:rPr>
+                <w:rFonts w:hint="eastAsia"/>
+                <w:sz w:val="24"/>
+              </w:rPr>
+              <w:lastRenderedPageBreak/>
+              <w:t>全通过。</w:t>
+            </w:r>
+          </w:p>
+          <w:p>
+            <w:pPr>
+              <w:widowControl/>
+              <w:spacing w:after="240" w:line="435" w:lineRule="atLeast"/>
+              <w:jc w:val="left"/>
+              <w:rPr>
+                <w:rFonts w:ascii="宋体" w:hAnsi="宋体" w:cs="宋体" w:hint="eastAsia"/>
+                <w:b/>
+                <w:bCs/>
                 <w:kern w:val="0"/>
                 <w:sz w:val="24"/>
               </w:rPr>
             </w:pPr>
+            <w:r>
+              <w:rPr>
+                <w:rFonts w:ascii="宋体" w:hAnsi="宋体" w:cs="宋体" w:hint="eastAsia"/>
+                <w:b/>
+                <w:bCs/>
+                <w:kern w:val="0"/>
+                <w:sz w:val="24"/>
+              </w:rPr>
+              <w:t xml:space="preserve">第1周–第3周：引入 </w:t>
+            </w:r>
+            <w:r>
+              <w:rPr>
+                <w:rFonts w:ascii="宋体" w:hAnsi="宋体" w:cs="宋体" w:hint="eastAsia"/>
+                <w:b/>
+                <w:bCs/>
+                <w:kern w:val="0"/>
+                <w:sz w:val="24"/>
+              </w:rPr>
+              <w:t>v</w:t>
+            </w:r>
+            <w:r>
+              <w:rPr>
+                <w:rFonts w:ascii="宋体" w:hAnsi="宋体" w:cs="宋体" w:hint="eastAsia"/>
+                <w:b/>
+                <w:bCs/>
+                <w:kern w:val="0"/>
+                <w:sz w:val="24"/>
+              </w:rPr>
+              <w:t>DSO 与统一调度框架</w:t>
+            </w:r>
+          </w:p>
+          <w:p>
+            <w:pPr>
+              <w:spacing w:beforeLines="50" w:before="156"/>
+              <w:ind w:firstLineChars="200" w:firstLine="480"/>
+              <w:jc w:val="left"/>
+              <w:rPr>
+                <w:rFonts w:hint="eastAsia"/>
+                <w:sz w:val="24"/>
+              </w:rPr>
+            </w:pPr>
+            <w:r>
+              <w:rPr>
+                <w:rFonts w:hint="eastAsia"/>
+                <w:sz w:val="24"/>
+              </w:rPr>
+              <w:t>基于</w:t>
+            </w:r>
+            <w:r>
+              <w:rPr>
+                <w:rFonts w:hint="eastAsia"/>
+                <w:sz w:val="24"/>
+              </w:rPr>
+              <w:t xml:space="preserve"> vdso crate </w:t>
+            </w:r>
+            <w:r>
+              <w:rPr>
+                <w:rFonts w:hint="eastAsia"/>
+                <w:sz w:val="24"/>
+              </w:rPr>
+              <w:t>模板实现时钟等系统调用的用户态加速</w:t>
+            </w:r>
+            <w:r>
+              <w:rPr>
+                <w:rFonts w:hint="eastAsia"/>
+                <w:sz w:val="24"/>
+              </w:rPr>
+              <w:t>,</w:t>
+            </w:r>
+            <w:r>
+              <w:rPr>
+                <w:rFonts w:hint="eastAsia"/>
+                <w:sz w:val="24"/>
+              </w:rPr>
+              <w:t>设计内核与用户态共享的调度数据结构，改造现有任务管理域，实现协同式抢占调度。</w:t>
+            </w:r>
+          </w:p>
+          <w:p>
+            <w:pPr>
+              <w:widowControl/>
+              <w:spacing w:after="240" w:line="435" w:lineRule="atLeast"/>
+              <w:jc w:val="left"/>
+              <w:rPr>
+                <w:rFonts w:ascii="宋体" w:hAnsi="宋体" w:cs="宋体" w:hint="eastAsia"/>
+                <w:b/>
+                <w:bCs/>
+                <w:kern w:val="0"/>
+                <w:sz w:val="24"/>
+              </w:rPr>
+            </w:pPr>
+            <w:r>
+              <w:rPr>
+                <w:rFonts w:ascii="宋体" w:hAnsi="宋体" w:cs="宋体" w:hint="eastAsia"/>
+                <w:b/>
+                <w:bCs/>
+                <w:kern w:val="0"/>
+                <w:sz w:val="24"/>
+              </w:rPr>
+              <w:t>第4周 – 第6周：引入用户态中断，完善调度框架</w:t>
+            </w:r>
+          </w:p>
+          <w:p>
+            <w:pPr>
+              <w:spacing w:beforeLines="50" w:before="156"/>
+              <w:ind w:firstLineChars="200" w:firstLine="480"/>
+              <w:jc w:val="left"/>
+              <w:rPr>
+                <w:rFonts w:hint="eastAsia"/>
+                <w:sz w:val="24"/>
+              </w:rPr>
+            </w:pPr>
+            <w:r>
+              <w:rPr>
+                <w:rFonts w:hint="eastAsia"/>
+                <w:sz w:val="24"/>
+              </w:rPr>
+              <w:t>研究并实现</w:t>
+            </w:r>
+            <w:r>
+              <w:rPr>
+                <w:rFonts w:hint="eastAsia"/>
+                <w:sz w:val="24"/>
+              </w:rPr>
+              <w:t xml:space="preserve"> x86_64 </w:t>
+            </w:r>
+            <w:r>
+              <w:rPr>
+                <w:rFonts w:hint="eastAsia"/>
+                <w:sz w:val="24"/>
+              </w:rPr>
+              <w:t>的用户态中断机制，与调度器结合实现事件驱动的快速唤醒；完善多核负载均衡与优先级调度，完成调度相关测试。</w:t>
+            </w:r>
+          </w:p>
+          <w:p>
+            <w:pPr>
+              <w:widowControl/>
+              <w:spacing w:after="240" w:line="435" w:lineRule="atLeast"/>
+              <w:jc w:val="left"/>
+              <w:rPr>
+                <w:rFonts w:ascii="宋体" w:hAnsi="宋体" w:cs="宋体" w:hint="eastAsia"/>
+                <w:b/>
+                <w:bCs/>
+                <w:kern w:val="0"/>
+                <w:sz w:val="24"/>
+              </w:rPr>
+            </w:pPr>
+            <w:r>
+              <w:rPr>
+                <w:rFonts w:ascii="宋体" w:hAnsi="宋体" w:cs="宋体" w:hint="eastAsia"/>
+                <w:b/>
+                <w:bCs/>
+                <w:kern w:val="0"/>
+                <w:sz w:val="24"/>
+              </w:rPr>
+              <w:t>第4周 – 第8周（与上并行）：系统测试与论文撰写</w:t>
+            </w:r>
+          </w:p>
+          <w:p>
+            <w:pPr>
+              <w:spacing w:beforeLines="50" w:before="156"/>
+              <w:ind w:firstLineChars="200" w:firstLine="480"/>
+              <w:jc w:val="left"/>
+              <w:rPr>
+                <w:rFonts w:hint="eastAsia"/>
+                <w:sz w:val="24"/>
+              </w:rPr>
+            </w:pPr>
+            <w:r>
+              <w:rPr>
+                <w:rFonts w:hint="eastAsia"/>
+                <w:sz w:val="24"/>
+              </w:rPr>
+              <w:t>进行全系统功能与性能测试（系统调用延迟、调度吞吐量等），撰写毕业设计论文（包含</w:t>
+            </w:r>
+            <w:r>
+              <w:rPr>
+                <w:rFonts w:hint="eastAsia"/>
+                <w:sz w:val="24"/>
+              </w:rPr>
+              <w:t xml:space="preserve"> x86_64 </w:t>
+            </w:r>
+            <w:r>
+              <w:rPr>
+                <w:rFonts w:hint="eastAsia"/>
+                <w:sz w:val="24"/>
+              </w:rPr>
+              <w:t>移植、</w:t>
+            </w:r>
+            <w:r>
+              <w:rPr>
+                <w:rFonts w:hint="eastAsia"/>
+                <w:sz w:val="24"/>
+              </w:rPr>
+              <w:t>vDSO</w:t>
+            </w:r>
+            <w:r>
+              <w:rPr>
+                <w:rFonts w:hint="eastAsia"/>
+                <w:sz w:val="24"/>
+              </w:rPr>
+              <w:t>、统一调度、用户态中断等章节），制作答辩</w:t>
+            </w:r>
+            <w:r>
+              <w:rPr>
+                <w:rFonts w:hint="eastAsia"/>
+                <w:sz w:val="24"/>
+              </w:rPr>
+              <w:t xml:space="preserve"> PPT </w:t>
+            </w:r>
+            <w:r>
+              <w:rPr>
+                <w:rFonts w:hint="eastAsia"/>
+                <w:sz w:val="24"/>
+              </w:rPr>
+              <w:t>并准备演示。</w:t>
+            </w:r>
+            <w:r>
+              <w:rPr>
+                <w:rFonts w:hint="eastAsia"/>
+                <w:sz w:val="24"/>
+              </w:rPr>
+              <w:t>5</w:t>
+            </w:r>
+            <w:r>
+              <w:rPr>
+                <w:rFonts w:hint="eastAsia"/>
+                <w:sz w:val="24"/>
+              </w:rPr>
+              <w:t>月</w:t>
+            </w:r>
+            <w:r>
+              <w:rPr>
+                <w:rFonts w:hint="eastAsia"/>
+                <w:sz w:val="24"/>
+              </w:rPr>
+              <w:t>1</w:t>
+            </w:r>
+            <w:r>
+              <w:rPr>
+                <w:rFonts w:hint="eastAsia"/>
+                <w:sz w:val="24"/>
+              </w:rPr>
+              <w:t>日前完成所有开发工作，随后进入论文打磨与答辩准备。</w:t>
+            </w:r>
           </w:p>
         </w:tc>
       </w:tr>
@@ -4558,6 +4188,7 @@
                 <w:sz w:val="28"/>
                 <w:szCs w:val="32"/>
               </w:rPr>
+              <w:lastRenderedPageBreak/>
               <w:t>四、指导教师意见</w:t>
             </w:r>
           </w:p>
@@ -4621,7 +4252,7 @@
                           </pic:cNvPicPr>
                         </pic:nvPicPr>
                         <pic:blipFill>
-                          <a:blip r:embed="rId9"/>
+                          <a:blip r:embed="rId10"/>
                           <a:stretch>
                             <a:fillRect/>
                           </a:stretch>
@@ -4736,7 +4367,6 @@
                 <w:sz w:val="28"/>
                 <w:szCs w:val="32"/>
               </w:rPr>
-              <w:lastRenderedPageBreak/>
               <w:t>五、中期审核负责人意见</w:t>
             </w:r>
           </w:p>
@@ -4801,10 +4431,10 @@
     </w:tbl>
     <w:p/>
     <w:sectPr>
-      <w:headerReference w:type="even" r:id="rId10"/>
-      <w:headerReference w:type="default" r:id="rId11"/>
-      <w:footerReference w:type="default" r:id="rId12"/>
-      <w:headerReference w:type="first" r:id="rId13"/>
+      <w:headerReference w:type="even" r:id="rId11"/>
+      <w:headerReference w:type="default" r:id="rId12"/>
+      <w:footerReference w:type="default" r:id="rId13"/>
+      <w:headerReference w:type="first" r:id="rId14"/>
       <w:pgSz w:w="11906" w:h="16838"/>
       <w:pgMar w:top="1440" w:right="1800" w:bottom="1440" w:left="1800" w:header="1361" w:footer="1134" w:gutter="0"/>
       <w:pgNumType w:start="1"/>
@@ -5092,6 +4722,178 @@
     </w:lvl>
   </w:abstractNum>
   <w:abstractNum w:abstractNumId="1" w15:restartNumberingAfterBreak="0">
+    <w:nsid w:val="0B156177"/>
+    <w:multiLevelType w:val="hybridMultilevel"/>
+    <w:tmpl w:val="B6A2F3CC"/>
+    <w:lvl w:ilvl="0" w:tplc="0409000F">
+      <w:start w:val="1"/>
+      <w:numFmt w:val="decimal"/>
+      <w:lvlText w:val="%1."/>
+      <w:lvlJc w:val="left"/>
+      <w:pPr>
+        <w:ind w:left="920" w:hanging="440"/>
+      </w:pPr>
+    </w:lvl>
+    <w:lvl w:ilvl="1" w:tplc="04090019" w:tentative="1">
+      <w:start w:val="1"/>
+      <w:numFmt w:val="lowerLetter"/>
+      <w:lvlText w:val="%2)"/>
+      <w:lvlJc w:val="left"/>
+      <w:pPr>
+        <w:ind w:left="1360" w:hanging="440"/>
+      </w:pPr>
+    </w:lvl>
+    <w:lvl w:ilvl="2" w:tplc="0409001B" w:tentative="1">
+      <w:start w:val="1"/>
+      <w:numFmt w:val="lowerRoman"/>
+      <w:lvlText w:val="%3."/>
+      <w:lvlJc w:val="right"/>
+      <w:pPr>
+        <w:ind w:left="1800" w:hanging="440"/>
+      </w:pPr>
+    </w:lvl>
+    <w:lvl w:ilvl="3" w:tplc="0409000F" w:tentative="1">
+      <w:start w:val="1"/>
+      <w:numFmt w:val="decimal"/>
+      <w:lvlText w:val="%4."/>
+      <w:lvlJc w:val="left"/>
+      <w:pPr>
+        <w:ind w:left="2240" w:hanging="440"/>
+      </w:pPr>
+    </w:lvl>
+    <w:lvl w:ilvl="4" w:tplc="04090019" w:tentative="1">
+      <w:start w:val="1"/>
+      <w:numFmt w:val="lowerLetter"/>
+      <w:lvlText w:val="%5)"/>
+      <w:lvlJc w:val="left"/>
+      <w:pPr>
+        <w:ind w:left="2680" w:hanging="440"/>
+      </w:pPr>
+    </w:lvl>
+    <w:lvl w:ilvl="5" w:tplc="0409001B" w:tentative="1">
+      <w:start w:val="1"/>
+      <w:numFmt w:val="lowerRoman"/>
+      <w:lvlText w:val="%6."/>
+      <w:lvlJc w:val="right"/>
+      <w:pPr>
+        <w:ind w:left="3120" w:hanging="440"/>
+      </w:pPr>
+    </w:lvl>
+    <w:lvl w:ilvl="6" w:tplc="0409000F" w:tentative="1">
+      <w:start w:val="1"/>
+      <w:numFmt w:val="decimal"/>
+      <w:lvlText w:val="%7."/>
+      <w:lvlJc w:val="left"/>
+      <w:pPr>
+        <w:ind w:left="3560" w:hanging="440"/>
+      </w:pPr>
+    </w:lvl>
+    <w:lvl w:ilvl="7" w:tplc="04090019" w:tentative="1">
+      <w:start w:val="1"/>
+      <w:numFmt w:val="lowerLetter"/>
+      <w:lvlText w:val="%8)"/>
+      <w:lvlJc w:val="left"/>
+      <w:pPr>
+        <w:ind w:left="4000" w:hanging="440"/>
+      </w:pPr>
+    </w:lvl>
+    <w:lvl w:ilvl="8" w:tplc="0409001B" w:tentative="1">
+      <w:start w:val="1"/>
+      <w:numFmt w:val="lowerRoman"/>
+      <w:lvlText w:val="%9."/>
+      <w:lvlJc w:val="right"/>
+      <w:pPr>
+        <w:ind w:left="4440" w:hanging="440"/>
+      </w:pPr>
+    </w:lvl>
+  </w:abstractNum>
+  <w:abstractNum w:abstractNumId="2" w15:restartNumberingAfterBreak="0">
+    <w:nsid w:val="0DCC0FFC"/>
+    <w:multiLevelType w:val="hybridMultilevel"/>
+    <w:tmpl w:val="D9924E8C"/>
+    <w:lvl w:ilvl="0" w:tplc="0409000F">
+      <w:start w:val="1"/>
+      <w:numFmt w:val="decimal"/>
+      <w:lvlText w:val="%1."/>
+      <w:lvlJc w:val="left"/>
+      <w:pPr>
+        <w:ind w:left="920" w:hanging="440"/>
+      </w:pPr>
+    </w:lvl>
+    <w:lvl w:ilvl="1" w:tplc="04090019" w:tentative="1">
+      <w:start w:val="1"/>
+      <w:numFmt w:val="lowerLetter"/>
+      <w:lvlText w:val="%2)"/>
+      <w:lvlJc w:val="left"/>
+      <w:pPr>
+        <w:ind w:left="1360" w:hanging="440"/>
+      </w:pPr>
+    </w:lvl>
+    <w:lvl w:ilvl="2" w:tplc="0409001B" w:tentative="1">
+      <w:start w:val="1"/>
+      <w:numFmt w:val="lowerRoman"/>
+      <w:lvlText w:val="%3."/>
+      <w:lvlJc w:val="right"/>
+      <w:pPr>
+        <w:ind w:left="1800" w:hanging="440"/>
+      </w:pPr>
+    </w:lvl>
+    <w:lvl w:ilvl="3" w:tplc="0409000F" w:tentative="1">
+      <w:start w:val="1"/>
+      <w:numFmt w:val="decimal"/>
+      <w:lvlText w:val="%4."/>
+      <w:lvlJc w:val="left"/>
+      <w:pPr>
+        <w:ind w:left="2240" w:hanging="440"/>
+      </w:pPr>
+    </w:lvl>
+    <w:lvl w:ilvl="4" w:tplc="04090019" w:tentative="1">
+      <w:start w:val="1"/>
+      <w:numFmt w:val="lowerLetter"/>
+      <w:lvlText w:val="%5)"/>
+      <w:lvlJc w:val="left"/>
+      <w:pPr>
+        <w:ind w:left="2680" w:hanging="440"/>
+      </w:pPr>
+    </w:lvl>
+    <w:lvl w:ilvl="5" w:tplc="0409001B" w:tentative="1">
+      <w:start w:val="1"/>
+      <w:numFmt w:val="lowerRoman"/>
+      <w:lvlText w:val="%6."/>
+      <w:lvlJc w:val="right"/>
+      <w:pPr>
+        <w:ind w:left="3120" w:hanging="440"/>
+      </w:pPr>
+    </w:lvl>
+    <w:lvl w:ilvl="6" w:tplc="0409000F" w:tentative="1">
+      <w:start w:val="1"/>
+      <w:numFmt w:val="decimal"/>
+      <w:lvlText w:val="%7."/>
+      <w:lvlJc w:val="left"/>
+      <w:pPr>
+        <w:ind w:left="3560" w:hanging="440"/>
+      </w:pPr>
+    </w:lvl>
+    <w:lvl w:ilvl="7" w:tplc="04090019" w:tentative="1">
+      <w:start w:val="1"/>
+      <w:numFmt w:val="lowerLetter"/>
+      <w:lvlText w:val="%8)"/>
+      <w:lvlJc w:val="left"/>
+      <w:pPr>
+        <w:ind w:left="4000" w:hanging="440"/>
+      </w:pPr>
+    </w:lvl>
+    <w:lvl w:ilvl="8" w:tplc="0409001B" w:tentative="1">
+      <w:start w:val="1"/>
+      <w:numFmt w:val="lowerRoman"/>
+      <w:lvlText w:val="%9."/>
+      <w:lvlJc w:val="right"/>
+      <w:pPr>
+        <w:ind w:left="4440" w:hanging="440"/>
+      </w:pPr>
+    </w:lvl>
+  </w:abstractNum>
+  <w:abstractNum w:abstractNumId="3" w15:restartNumberingAfterBreak="0">
     <w:nsid w:val="2AD20734"/>
     <w:multiLevelType w:val="hybridMultilevel"/>
     <w:tmpl w:val="F3E8D162"/>
@@ -5177,7 +4979,7 @@
       </w:pPr>
     </w:lvl>
   </w:abstractNum>
-  <w:abstractNum w:abstractNumId="2" w15:restartNumberingAfterBreak="0">
+  <w:abstractNum w:abstractNumId="4" w15:restartNumberingAfterBreak="0">
     <w:nsid w:val="4BD036EA"/>
     <w:multiLevelType w:val="hybridMultilevel"/>
     <w:tmpl w:val="C8A6295C"/>
@@ -5266,14 +5068,109 @@
       </w:pPr>
     </w:lvl>
   </w:abstractNum>
+  <w:abstractNum w:abstractNumId="5" w15:restartNumberingAfterBreak="0">
+    <w:nsid w:val="5ADB5994"/>
+    <w:multiLevelType w:val="hybridMultilevel"/>
+    <w:tmpl w:val="9794B552"/>
+    <w:lvl w:ilvl="0" w:tplc="0409000F">
+      <w:start w:val="1"/>
+      <w:numFmt w:val="decimal"/>
+      <w:lvlText w:val="%1."/>
+      <w:lvlJc w:val="left"/>
+      <w:pPr>
+        <w:ind w:left="920" w:hanging="440"/>
+      </w:pPr>
+    </w:lvl>
+    <w:lvl w:ilvl="1" w:tplc="04090019" w:tentative="1">
+      <w:start w:val="1"/>
+      <w:numFmt w:val="lowerLetter"/>
+      <w:lvlText w:val="%2)"/>
+      <w:lvlJc w:val="left"/>
+      <w:pPr>
+        <w:ind w:left="1360" w:hanging="440"/>
+      </w:pPr>
+    </w:lvl>
+    <w:lvl w:ilvl="2" w:tplc="0409001B" w:tentative="1">
+      <w:start w:val="1"/>
+      <w:numFmt w:val="lowerRoman"/>
+      <w:lvlText w:val="%3."/>
+      <w:lvlJc w:val="right"/>
+      <w:pPr>
+        <w:ind w:left="1800" w:hanging="440"/>
+      </w:pPr>
+    </w:lvl>
+    <w:lvl w:ilvl="3" w:tplc="0409000F" w:tentative="1">
+      <w:start w:val="1"/>
+      <w:numFmt w:val="decimal"/>
+      <w:lvlText w:val="%4."/>
+      <w:lvlJc w:val="left"/>
+      <w:pPr>
+        <w:ind w:left="2240" w:hanging="440"/>
+      </w:pPr>
+    </w:lvl>
+    <w:lvl w:ilvl="4" w:tplc="04090019" w:tentative="1">
+      <w:start w:val="1"/>
+      <w:numFmt w:val="lowerLetter"/>
+      <w:lvlText w:val="%5)"/>
+      <w:lvlJc w:val="left"/>
+      <w:pPr>
+        <w:ind w:left="2680" w:hanging="440"/>
+      </w:pPr>
+    </w:lvl>
+    <w:lvl w:ilvl="5" w:tplc="0409001B" w:tentative="1">
+      <w:start w:val="1"/>
+      <w:numFmt w:val="lowerRoman"/>
+      <w:lvlText w:val="%6."/>
+      <w:lvlJc w:val="right"/>
+      <w:pPr>
+        <w:ind w:left="3120" w:hanging="440"/>
+      </w:pPr>
+    </w:lvl>
+    <w:lvl w:ilvl="6" w:tplc="0409000F" w:tentative="1">
+      <w:start w:val="1"/>
+      <w:numFmt w:val="decimal"/>
+      <w:lvlText w:val="%7."/>
+      <w:lvlJc w:val="left"/>
+      <w:pPr>
+        <w:ind w:left="3560" w:hanging="440"/>
+      </w:pPr>
+    </w:lvl>
+    <w:lvl w:ilvl="7" w:tplc="04090019" w:tentative="1">
+      <w:start w:val="1"/>
+      <w:numFmt w:val="lowerLetter"/>
+      <w:lvlText w:val="%8)"/>
+      <w:lvlJc w:val="left"/>
+      <w:pPr>
+        <w:ind w:left="4000" w:hanging="440"/>
+      </w:pPr>
+    </w:lvl>
+    <w:lvl w:ilvl="8" w:tplc="0409001B" w:tentative="1">
+      <w:start w:val="1"/>
+      <w:numFmt w:val="lowerRoman"/>
+      <w:lvlText w:val="%9."/>
+      <w:lvlJc w:val="right"/>
+      <w:pPr>
+        <w:ind w:left="4440" w:hanging="440"/>
+      </w:pPr>
+    </w:lvl>
+  </w:abstractNum>
   <w:num w:numId="1" w16cid:durableId="1393507533">
-    <w:abstractNumId w:val="2"/>
+    <w:abstractNumId w:val="4"/>
   </w:num>
   <w:num w:numId="2" w16cid:durableId="695010835">
-    <w:abstractNumId w:val="1"/>
+    <w:abstractNumId w:val="3"/>
   </w:num>
   <w:num w:numId="3" w16cid:durableId="2086100375">
     <w:abstractNumId w:val="0"/>
+  </w:num>
+  <w:num w:numId="4" w16cid:durableId="2132363495">
+    <w:abstractNumId w:val="2"/>
+  </w:num>
+  <w:num w:numId="5" w16cid:durableId="293952113">
+    <w:abstractNumId w:val="5"/>
+  </w:num>
+  <w:num w:numId="6" w16cid:durableId="1545218604">
+    <w:abstractNumId w:val="1"/>
   </w:num>
 </w:numbering>
 </file>
@@ -6198,10 +6095,22 @@
 </s:customData>
 </file>
 
+<file path=customXml/item2.xml><?xml version="1.0" encoding="utf-8"?>
+<b:Sources xmlns:b="http://schemas.openxmlformats.org/officeDocument/2006/bibliography" xmlns="http://schemas.openxmlformats.org/officeDocument/2006/bibliography" SelectedStyle="\APASixthEditionOfficeOnline.xsl" StyleName="APA" Version="6"/>
+</file>
+
 <file path=customXml/itemProps1.xml><?xml version="1.0" encoding="utf-8"?>
 <ds:datastoreItem xmlns:ds="http://schemas.openxmlformats.org/officeDocument/2006/customXml" ds:itemID="{B1977F7D-205B-4081-913C-38D41E755F92}">
   <ds:schemaRefs>
     <ds:schemaRef ds:uri="http://www.wps.cn/officeDocument/2013/wpsCustomData"/>
   </ds:schemaRefs>
 </ds:datastoreItem>
+</file>
+
+<file path=customXml/itemProps2.xml><?xml version="1.0" encoding="utf-8"?>
+<ds:datastoreItem xmlns:ds="http://schemas.openxmlformats.org/officeDocument/2006/customXml" ds:itemID="{5DFDC18D-4C6C-45FC-AD01-F51E859A75F3}">
+  <ds:schemaRefs>
+    <ds:schemaRef ds:uri="http://schemas.openxmlformats.org/officeDocument/2006/bibliography"/>
+  </ds:schemaRefs>
+</ds:datastoreItem>
 </file>
--- a/docs/graduation/中期/1120220611_胡嘉晨_中期报告.docx
+++ b/docs/graduation/中期/1120220611_胡嘉晨_中期报告.docx
@@ -142,6 +142,7 @@
           <w:szCs w:val="44"/>
         </w:rPr>
       </w:pPr>
+      <w:proofErr w:type="gramStart"/>
       <w:r>
         <w:rPr>
           <w:rFonts w:ascii="华文细黑" w:eastAsia="华文细黑" w:hAnsi="华文细黑"/>
@@ -150,7 +151,18 @@
           <w:szCs w:val="44"/>
           <w:lang w:bidi="en-US"/>
         </w:rPr>
-        <w:t>基于协程与用户态中断的异步化Alien内核设计与实现</w:t>
+        <w:t>基于协程与</w:t>
+      </w:r>
+      <w:proofErr w:type="gramEnd"/>
+      <w:r>
+        <w:rPr>
+          <w:rFonts w:ascii="华文细黑" w:eastAsia="华文细黑" w:hAnsi="华文细黑"/>
+          <w:b/>
+          <w:sz w:val="44"/>
+          <w:szCs w:val="44"/>
+          <w:lang w:bidi="en-US"/>
+        </w:rPr>
+        <w:t>用户态中断的异步化Alien内核设计与实现</w:t>
       </w:r>
     </w:p>
     <w:p>
@@ -468,6 +480,7 @@
                 <w:szCs w:val="32"/>
               </w:rPr>
             </w:pPr>
+            <w:proofErr w:type="gramStart"/>
             <w:r>
               <w:rPr>
                 <w:rFonts w:ascii="宋体" w:hAnsi="宋体" w:hint="eastAsia"/>
@@ -476,6 +489,7 @@
               </w:rPr>
               <w:t>胡嘉晨</w:t>
             </w:r>
+            <w:proofErr w:type="gramEnd"/>
           </w:p>
         </w:tc>
       </w:tr>
@@ -603,6 +617,7 @@
                 <w:szCs w:val="32"/>
               </w:rPr>
             </w:pPr>
+            <w:proofErr w:type="gramStart"/>
             <w:r>
               <w:rPr>
                 <w:rFonts w:ascii="宋体" w:hAnsi="宋体"/>
@@ -611,6 +626,7 @@
               </w:rPr>
               <w:t>陆慧梅</w:t>
             </w:r>
+            <w:proofErr w:type="gramEnd"/>
             <w:r>
               <w:rPr>
                 <w:rFonts w:ascii="宋体" w:hAnsi="宋体" w:hint="eastAsia"/>
@@ -861,6 +877,7 @@
               </w:rPr>
               <w:t>加入</w:t>
             </w:r>
+            <w:proofErr w:type="spellStart"/>
             <w:r>
               <w:rPr>
                 <w:rFonts w:hint="eastAsia"/>
@@ -868,6 +885,7 @@
               </w:rPr>
               <w:t>vDSO</w:t>
             </w:r>
+            <w:proofErr w:type="spellEnd"/>
             <w:r>
               <w:rPr>
                 <w:rFonts w:hint="eastAsia"/>
@@ -1046,6 +1064,7 @@
               </w:rPr>
               <w:t>编译环境，修改</w:t>
             </w:r>
+            <w:proofErr w:type="spellStart"/>
             <w:r>
               <w:rPr>
                 <w:rFonts w:hint="eastAsia"/>
@@ -1053,6 +1072,7 @@
               </w:rPr>
               <w:t>Makefile</w:t>
             </w:r>
+            <w:proofErr w:type="spellEnd"/>
             <w:r>
               <w:rPr>
                 <w:rFonts w:hint="eastAsia"/>
@@ -1165,7 +1185,23 @@
                 <w:rFonts w:hint="eastAsia"/>
                 <w:sz w:val="24"/>
               </w:rPr>
-              <w:t xml:space="preserve"> Arceos </w:t>
+              <w:t xml:space="preserve"> </w:t>
+            </w:r>
+            <w:proofErr w:type="spellStart"/>
+            <w:r>
+              <w:rPr>
+                <w:rFonts w:hint="eastAsia"/>
+                <w:sz w:val="24"/>
+              </w:rPr>
+              <w:t>Arceos</w:t>
+            </w:r>
+            <w:proofErr w:type="spellEnd"/>
+            <w:r>
+              <w:rPr>
+                <w:rFonts w:hint="eastAsia"/>
+                <w:sz w:val="24"/>
+              </w:rPr>
+              <w:t xml:space="preserve"> </w:t>
             </w:r>
             <w:r>
               <w:rPr>
@@ -1244,12 +1280,21 @@
               </w:rPr>
               <w:t>、</w:t>
             </w:r>
-            <w:r>
-              <w:rPr>
-                <w:rFonts w:hint="eastAsia"/>
-                <w:sz w:val="24"/>
-              </w:rPr>
-              <w:t>syscall MSR</w:t>
+            <w:proofErr w:type="spellStart"/>
+            <w:r>
+              <w:rPr>
+                <w:rFonts w:hint="eastAsia"/>
+                <w:sz w:val="24"/>
+              </w:rPr>
+              <w:t>syscall</w:t>
+            </w:r>
+            <w:proofErr w:type="spellEnd"/>
+            <w:r>
+              <w:rPr>
+                <w:rFonts w:hint="eastAsia"/>
+                <w:sz w:val="24"/>
+              </w:rPr>
+              <w:t xml:space="preserve"> MSR</w:t>
             </w:r>
             <w:r>
               <w:rPr>
@@ -1307,7 +1352,23 @@
                 <w:rFonts w:hint="eastAsia"/>
                 <w:sz w:val="24"/>
               </w:rPr>
-              <w:t xml:space="preserve"> trap/syscall </w:t>
+              <w:t xml:space="preserve"> trap/</w:t>
+            </w:r>
+            <w:proofErr w:type="spellStart"/>
+            <w:r>
+              <w:rPr>
+                <w:rFonts w:hint="eastAsia"/>
+                <w:sz w:val="24"/>
+              </w:rPr>
+              <w:t>syscall</w:t>
+            </w:r>
+            <w:proofErr w:type="spellEnd"/>
+            <w:r>
+              <w:rPr>
+                <w:rFonts w:hint="eastAsia"/>
+                <w:sz w:val="24"/>
+              </w:rPr>
+              <w:t xml:space="preserve"> </w:t>
             </w:r>
             <w:r>
               <w:rPr>
@@ -1321,7 +1382,23 @@
                 <w:rFonts w:hint="eastAsia"/>
                 <w:sz w:val="24"/>
               </w:rPr>
-              <w:t xml:space="preserve"> percpu crate</w:t>
+              <w:t xml:space="preserve"> </w:t>
+            </w:r>
+            <w:proofErr w:type="spellStart"/>
+            <w:r>
+              <w:rPr>
+                <w:rFonts w:hint="eastAsia"/>
+                <w:sz w:val="24"/>
+              </w:rPr>
+              <w:t>percpu</w:t>
+            </w:r>
+            <w:proofErr w:type="spellEnd"/>
+            <w:r>
+              <w:rPr>
+                <w:rFonts w:hint="eastAsia"/>
+                <w:sz w:val="24"/>
+              </w:rPr>
+              <w:t xml:space="preserve"> crate</w:t>
             </w:r>
             <w:r>
               <w:rPr>
@@ -1456,7 +1533,23 @@
                 <w:rFonts w:hint="eastAsia"/>
                 <w:sz w:val="24"/>
               </w:rPr>
-              <w:t>跳转错误及页表未映射低地址的问题；完成</w:t>
+              <w:t>跳转错误及页表未</w:t>
+            </w:r>
+            <w:proofErr w:type="gramStart"/>
+            <w:r>
+              <w:rPr>
+                <w:rFonts w:hint="eastAsia"/>
+                <w:sz w:val="24"/>
+              </w:rPr>
+              <w:t>映射低</w:t>
+            </w:r>
+            <w:proofErr w:type="gramEnd"/>
+            <w:r>
+              <w:rPr>
+                <w:rFonts w:hint="eastAsia"/>
+                <w:sz w:val="24"/>
+              </w:rPr>
+              <w:t>地址的问题；完成</w:t>
             </w:r>
             <w:r>
               <w:rPr>
@@ -1528,12 +1621,21 @@
               </w:rPr>
               <w:t>、</w:t>
             </w:r>
-            <w:r>
-              <w:rPr>
-                <w:rFonts w:hint="eastAsia"/>
-                <w:sz w:val="24"/>
-              </w:rPr>
-              <w:t xml:space="preserve">VirtIO Block </w:t>
+            <w:proofErr w:type="spellStart"/>
+            <w:r>
+              <w:rPr>
+                <w:rFonts w:hint="eastAsia"/>
+                <w:sz w:val="24"/>
+              </w:rPr>
+              <w:t>VirtIO</w:t>
+            </w:r>
+            <w:proofErr w:type="spellEnd"/>
+            <w:r>
+              <w:rPr>
+                <w:rFonts w:hint="eastAsia"/>
+                <w:sz w:val="24"/>
+              </w:rPr>
+              <w:t xml:space="preserve"> Block </w:t>
             </w:r>
             <w:r>
               <w:rPr>
@@ -1547,7 +1649,23 @@
                 <w:rFonts w:hint="eastAsia"/>
                 <w:sz w:val="24"/>
               </w:rPr>
-              <w:t xml:space="preserve"> VirtIO Net</w:t>
+              <w:t xml:space="preserve"> </w:t>
+            </w:r>
+            <w:proofErr w:type="spellStart"/>
+            <w:r>
+              <w:rPr>
+                <w:rFonts w:hint="eastAsia"/>
+                <w:sz w:val="24"/>
+              </w:rPr>
+              <w:t>VirtIO</w:t>
+            </w:r>
+            <w:proofErr w:type="spellEnd"/>
+            <w:r>
+              <w:rPr>
+                <w:rFonts w:hint="eastAsia"/>
+                <w:sz w:val="24"/>
+              </w:rPr>
+              <w:t xml:space="preserve"> Net</w:t>
             </w:r>
             <w:r>
               <w:rPr>
@@ -1561,7 +1679,23 @@
                 <w:rFonts w:hint="eastAsia"/>
                 <w:sz w:val="24"/>
               </w:rPr>
-              <w:t xml:space="preserve"> BusyBox </w:t>
+              <w:t xml:space="preserve"> </w:t>
+            </w:r>
+            <w:proofErr w:type="spellStart"/>
+            <w:r>
+              <w:rPr>
+                <w:rFonts w:hint="eastAsia"/>
+                <w:sz w:val="24"/>
+              </w:rPr>
+              <w:t>BusyBox</w:t>
+            </w:r>
+            <w:proofErr w:type="spellEnd"/>
+            <w:r>
+              <w:rPr>
+                <w:rFonts w:hint="eastAsia"/>
+                <w:sz w:val="24"/>
+              </w:rPr>
+              <w:t xml:space="preserve"> </w:t>
             </w:r>
             <w:r>
               <w:rPr>
@@ -1589,8 +1723,17 @@
                 <w:rFonts w:hint="eastAsia"/>
                 <w:sz w:val="24"/>
               </w:rPr>
-              <w:t xml:space="preserve"> initrd</w:t>
-            </w:r>
+              <w:t xml:space="preserve"> </w:t>
+            </w:r>
+            <w:proofErr w:type="spellStart"/>
+            <w:r>
+              <w:rPr>
+                <w:rFonts w:hint="eastAsia"/>
+                <w:sz w:val="24"/>
+              </w:rPr>
+              <w:t>initrd</w:t>
+            </w:r>
+            <w:proofErr w:type="spellEnd"/>
             <w:r>
               <w:rPr>
                 <w:rFonts w:hint="eastAsia"/>
@@ -1647,7 +1790,23 @@
                 <w:rFonts w:hint="eastAsia"/>
                 <w:sz w:val="24"/>
               </w:rPr>
-              <w:t xml:space="preserve"> aml crate </w:t>
+              <w:t xml:space="preserve"> </w:t>
+            </w:r>
+            <w:proofErr w:type="spellStart"/>
+            <w:r>
+              <w:rPr>
+                <w:rFonts w:hint="eastAsia"/>
+                <w:sz w:val="24"/>
+              </w:rPr>
+              <w:t>aml</w:t>
+            </w:r>
+            <w:proofErr w:type="spellEnd"/>
+            <w:r>
+              <w:rPr>
+                <w:rFonts w:hint="eastAsia"/>
+                <w:sz w:val="24"/>
+              </w:rPr>
+              <w:t xml:space="preserve"> crate </w:t>
             </w:r>
             <w:r>
               <w:rPr>
@@ -1675,7 +1834,23 @@
                 <w:rFonts w:hint="eastAsia"/>
                 <w:sz w:val="24"/>
               </w:rPr>
-              <w:t xml:space="preserve"> make sdcard </w:t>
+              <w:t xml:space="preserve"> make </w:t>
+            </w:r>
+            <w:proofErr w:type="spellStart"/>
+            <w:r>
+              <w:rPr>
+                <w:rFonts w:hint="eastAsia"/>
+                <w:sz w:val="24"/>
+              </w:rPr>
+              <w:t>sdcard</w:t>
+            </w:r>
+            <w:proofErr w:type="spellEnd"/>
+            <w:r>
+              <w:rPr>
+                <w:rFonts w:hint="eastAsia"/>
+                <w:sz w:val="24"/>
+              </w:rPr>
+              <w:t xml:space="preserve"> </w:t>
             </w:r>
             <w:r>
               <w:rPr>
@@ -1689,7 +1864,23 @@
                 <w:rFonts w:hint="eastAsia"/>
                 <w:sz w:val="24"/>
               </w:rPr>
-              <w:t xml:space="preserve"> mtools </w:t>
+              <w:t xml:space="preserve"> </w:t>
+            </w:r>
+            <w:proofErr w:type="spellStart"/>
+            <w:r>
+              <w:rPr>
+                <w:rFonts w:hint="eastAsia"/>
+                <w:sz w:val="24"/>
+              </w:rPr>
+              <w:t>mtools</w:t>
+            </w:r>
+            <w:proofErr w:type="spellEnd"/>
+            <w:r>
+              <w:rPr>
+                <w:rFonts w:hint="eastAsia"/>
+                <w:sz w:val="24"/>
+              </w:rPr>
+              <w:t xml:space="preserve"> </w:t>
             </w:r>
             <w:r>
               <w:rPr>
@@ -1703,8 +1894,17 @@
                 <w:rFonts w:hint="eastAsia"/>
                 <w:sz w:val="24"/>
               </w:rPr>
-              <w:t xml:space="preserve"> sudo</w:t>
-            </w:r>
+              <w:t xml:space="preserve"> </w:t>
+            </w:r>
+            <w:proofErr w:type="spellStart"/>
+            <w:r>
+              <w:rPr>
+                <w:rFonts w:hint="eastAsia"/>
+                <w:sz w:val="24"/>
+              </w:rPr>
+              <w:t>sudo</w:t>
+            </w:r>
+            <w:proofErr w:type="spellEnd"/>
             <w:r>
               <w:rPr>
                 <w:rFonts w:hint="eastAsia"/>
@@ -1719,19 +1919,44 @@
               </w:rPr>
               <w:t xml:space="preserve"> UART </w:t>
             </w:r>
-            <w:r>
-              <w:rPr>
-                <w:rFonts w:hint="eastAsia"/>
-                <w:sz w:val="24"/>
-              </w:rPr>
-              <w:t>域空输出和</w:t>
-            </w:r>
-            <w:r>
-              <w:rPr>
-                <w:rFonts w:hint="eastAsia"/>
-                <w:sz w:val="24"/>
-              </w:rPr>
-              <w:t xml:space="preserve"> syscall </w:t>
+            <w:proofErr w:type="gramStart"/>
+            <w:r>
+              <w:rPr>
+                <w:rFonts w:hint="eastAsia"/>
+                <w:sz w:val="24"/>
+              </w:rPr>
+              <w:t>域空输出</w:t>
+            </w:r>
+            <w:proofErr w:type="gramEnd"/>
+            <w:r>
+              <w:rPr>
+                <w:rFonts w:hint="eastAsia"/>
+                <w:sz w:val="24"/>
+              </w:rPr>
+              <w:t>和</w:t>
+            </w:r>
+            <w:r>
+              <w:rPr>
+                <w:rFonts w:hint="eastAsia"/>
+                <w:sz w:val="24"/>
+              </w:rPr>
+              <w:t xml:space="preserve"> </w:t>
+            </w:r>
+            <w:proofErr w:type="spellStart"/>
+            <w:r>
+              <w:rPr>
+                <w:rFonts w:hint="eastAsia"/>
+                <w:sz w:val="24"/>
+              </w:rPr>
+              <w:t>syscall</w:t>
+            </w:r>
+            <w:proofErr w:type="spellEnd"/>
+            <w:r>
+              <w:rPr>
+                <w:rFonts w:hint="eastAsia"/>
+                <w:sz w:val="24"/>
+              </w:rPr>
+              <w:t xml:space="preserve"> </w:t>
             </w:r>
             <w:r>
               <w:rPr>
@@ -2047,12 +2272,21 @@
               </w:rPr>
               <w:t>、</w:t>
             </w:r>
-            <w:r>
-              <w:rPr>
-                <w:rFonts w:hint="eastAsia"/>
-                <w:sz w:val="24"/>
-              </w:rPr>
-              <w:t>syscall MSR</w:t>
+            <w:proofErr w:type="spellStart"/>
+            <w:r>
+              <w:rPr>
+                <w:rFonts w:hint="eastAsia"/>
+                <w:sz w:val="24"/>
+              </w:rPr>
+              <w:t>syscall</w:t>
+            </w:r>
+            <w:proofErr w:type="spellEnd"/>
+            <w:r>
+              <w:rPr>
+                <w:rFonts w:hint="eastAsia"/>
+                <w:sz w:val="24"/>
+              </w:rPr>
+              <w:t xml:space="preserve"> MSR</w:t>
             </w:r>
             <w:r>
               <w:rPr>
@@ -2160,19 +2394,37 @@
               </w:rPr>
               <w:t>、</w:t>
             </w:r>
-            <w:r>
-              <w:rPr>
-                <w:rFonts w:hint="eastAsia"/>
-                <w:sz w:val="24"/>
-              </w:rPr>
-              <w:t xml:space="preserve">VirtIO </w:t>
-            </w:r>
-            <w:r>
-              <w:rPr>
-                <w:rFonts w:hint="eastAsia"/>
-                <w:sz w:val="24"/>
-              </w:rPr>
-              <w:t>块设备和网络设备，为驱动加载提供统一设备列表。</w:t>
+            <w:proofErr w:type="spellStart"/>
+            <w:r>
+              <w:rPr>
+                <w:rFonts w:hint="eastAsia"/>
+                <w:sz w:val="24"/>
+              </w:rPr>
+              <w:t>VirtIO</w:t>
+            </w:r>
+            <w:proofErr w:type="spellEnd"/>
+            <w:r>
+              <w:rPr>
+                <w:rFonts w:hint="eastAsia"/>
+                <w:sz w:val="24"/>
+              </w:rPr>
+              <w:t xml:space="preserve"> </w:t>
+            </w:r>
+            <w:proofErr w:type="gramStart"/>
+            <w:r>
+              <w:rPr>
+                <w:rFonts w:hint="eastAsia"/>
+                <w:sz w:val="24"/>
+              </w:rPr>
+              <w:t>块设备</w:t>
+            </w:r>
+            <w:proofErr w:type="gramEnd"/>
+            <w:r>
+              <w:rPr>
+                <w:rFonts w:hint="eastAsia"/>
+                <w:sz w:val="24"/>
+              </w:rPr>
+              <w:t>和网络设备，为驱动加载提供统一设备列表。</w:t>
             </w:r>
           </w:p>
           <w:p>
@@ -2200,7 +2452,23 @@
                 <w:rFonts w:hint="eastAsia"/>
                 <w:sz w:val="24"/>
               </w:rPr>
-              <w:t>用户态执行环境</w:t>
+              <w:t>用户</w:t>
+            </w:r>
+            <w:proofErr w:type="gramStart"/>
+            <w:r>
+              <w:rPr>
+                <w:rFonts w:hint="eastAsia"/>
+                <w:sz w:val="24"/>
+              </w:rPr>
+              <w:t>态执行</w:t>
+            </w:r>
+            <w:proofErr w:type="gramEnd"/>
+            <w:r>
+              <w:rPr>
+                <w:rFonts w:hint="eastAsia"/>
+                <w:sz w:val="24"/>
+              </w:rPr>
+              <w:t>环境</w:t>
             </w:r>
             <w:r>
               <w:rPr>
@@ -2221,7 +2489,23 @@
                 <w:rFonts w:hint="eastAsia"/>
                 <w:sz w:val="24"/>
               </w:rPr>
-              <w:t xml:space="preserve"> initrd </w:t>
+              <w:t xml:space="preserve"> </w:t>
+            </w:r>
+            <w:proofErr w:type="spellStart"/>
+            <w:r>
+              <w:rPr>
+                <w:rFonts w:hint="eastAsia"/>
+                <w:sz w:val="24"/>
+              </w:rPr>
+              <w:t>initrd</w:t>
+            </w:r>
+            <w:proofErr w:type="spellEnd"/>
+            <w:r>
+              <w:rPr>
+                <w:rFonts w:hint="eastAsia"/>
+                <w:sz w:val="24"/>
+              </w:rPr>
+              <w:t xml:space="preserve"> </w:t>
             </w:r>
             <w:r>
               <w:rPr>
@@ -2235,7 +2519,23 @@
                 <w:rFonts w:hint="eastAsia"/>
                 <w:sz w:val="24"/>
               </w:rPr>
-              <w:t xml:space="preserve"> BusyBox </w:t>
+              <w:t xml:space="preserve"> </w:t>
+            </w:r>
+            <w:proofErr w:type="spellStart"/>
+            <w:r>
+              <w:rPr>
+                <w:rFonts w:hint="eastAsia"/>
+                <w:sz w:val="24"/>
+              </w:rPr>
+              <w:t>BusyBox</w:t>
+            </w:r>
+            <w:proofErr w:type="spellEnd"/>
+            <w:r>
+              <w:rPr>
+                <w:rFonts w:hint="eastAsia"/>
+                <w:sz w:val="24"/>
+              </w:rPr>
+              <w:t xml:space="preserve"> </w:t>
             </w:r>
             <w:r>
               <w:rPr>
@@ -2337,7 +2637,29 @@
                 <w:szCs w:val="32"/>
               </w:rPr>
               <w:lastRenderedPageBreak/>
-              <w:t>二、存在的问题和拟解决方案</w:t>
+              <w:t>二、存在的问题和</w:t>
+            </w:r>
+            <w:proofErr w:type="gramStart"/>
+            <w:r>
+              <w:rPr>
+                <w:rFonts w:ascii="宋体" w:hAnsi="宋体" w:hint="eastAsia"/>
+                <w:b/>
+                <w:kern w:val="0"/>
+                <w:sz w:val="28"/>
+                <w:szCs w:val="32"/>
+              </w:rPr>
+              <w:t>拟解决</w:t>
+            </w:r>
+            <w:proofErr w:type="gramEnd"/>
+            <w:r>
+              <w:rPr>
+                <w:rFonts w:ascii="宋体" w:hAnsi="宋体" w:hint="eastAsia"/>
+                <w:b/>
+                <w:kern w:val="0"/>
+                <w:sz w:val="28"/>
+                <w:szCs w:val="32"/>
+              </w:rPr>
+              <w:t>方案</w:t>
             </w:r>
           </w:p>
           <w:p>
@@ -2427,7 +2749,6 @@
               <w:spacing w:beforeLines="50" w:before="156"/>
               <w:ind w:firstLineChars="200" w:firstLine="480"/>
               <w:rPr>
-                <w:rFonts w:hint="eastAsia"/>
                 <w:sz w:val="24"/>
               </w:rPr>
             </w:pPr>
@@ -2485,7 +2806,23 @@
                 <w:rFonts w:hint="eastAsia"/>
                 <w:sz w:val="24"/>
               </w:rPr>
-              <w:t xml:space="preserve"> BusyBox </w:t>
+              <w:t xml:space="preserve"> </w:t>
+            </w:r>
+            <w:proofErr w:type="spellStart"/>
+            <w:r>
+              <w:rPr>
+                <w:rFonts w:hint="eastAsia"/>
+                <w:sz w:val="24"/>
+              </w:rPr>
+              <w:t>BusyBox</w:t>
+            </w:r>
+            <w:proofErr w:type="spellEnd"/>
+            <w:r>
+              <w:rPr>
+                <w:rFonts w:hint="eastAsia"/>
+                <w:sz w:val="24"/>
+              </w:rPr>
+              <w:t xml:space="preserve"> </w:t>
             </w:r>
             <w:r>
               <w:rPr>
@@ -2556,7 +2893,6 @@
               <w:spacing w:beforeLines="50" w:before="156"/>
               <w:ind w:firstLineChars="200" w:firstLine="480"/>
               <w:rPr>
-                <w:rFonts w:hint="eastAsia"/>
                 <w:sz w:val="24"/>
               </w:rPr>
             </w:pPr>
@@ -2578,7 +2914,6 @@
               <w:spacing w:beforeLines="50" w:before="156"/>
               <w:ind w:firstLineChars="0"/>
               <w:rPr>
-                <w:rFonts w:hint="eastAsia"/>
                 <w:sz w:val="24"/>
               </w:rPr>
             </w:pPr>
@@ -2596,12 +2931,21 @@
               </w:rPr>
               <w:t xml:space="preserve"> ELF </w:t>
             </w:r>
-            <w:r>
-              <w:rPr>
-                <w:rFonts w:hint="eastAsia"/>
-                <w:sz w:val="24"/>
-              </w:rPr>
-              <w:t>解析器开始，跟踪测试程序的加载过程，确认内核是否正确设置了代码段、数据段的内存页属性（可读、可写、可执行）。</w:t>
+            <w:proofErr w:type="gramStart"/>
+            <w:r>
+              <w:rPr>
+                <w:rFonts w:hint="eastAsia"/>
+                <w:sz w:val="24"/>
+              </w:rPr>
+              <w:t>解析器</w:t>
+            </w:r>
+            <w:proofErr w:type="gramEnd"/>
+            <w:r>
+              <w:rPr>
+                <w:rFonts w:hint="eastAsia"/>
+                <w:sz w:val="24"/>
+              </w:rPr>
+              <w:t>开始，跟踪测试程序的加载过程，确认内核是否正确设置了代码段、数据段的内存页属性（可读、可写、可执行）。</w:t>
             </w:r>
           </w:p>
           <w:p>
@@ -2614,7 +2958,6 @@
               <w:spacing w:beforeLines="50" w:before="156"/>
               <w:ind w:firstLineChars="0"/>
               <w:rPr>
-                <w:rFonts w:hint="eastAsia"/>
                 <w:sz w:val="24"/>
               </w:rPr>
             </w:pPr>
@@ -2685,7 +3028,6 @@
               <w:spacing w:beforeLines="50" w:before="156"/>
               <w:ind w:firstLineChars="0"/>
               <w:rPr>
-                <w:rFonts w:hint="eastAsia"/>
                 <w:sz w:val="24"/>
               </w:rPr>
             </w:pPr>
@@ -2701,7 +3043,23 @@
                 <w:rFonts w:hint="eastAsia"/>
                 <w:sz w:val="24"/>
               </w:rPr>
-              <w:t xml:space="preserve"> inode </w:t>
+              <w:t xml:space="preserve"> </w:t>
+            </w:r>
+            <w:proofErr w:type="spellStart"/>
+            <w:r>
+              <w:rPr>
+                <w:rFonts w:hint="eastAsia"/>
+                <w:sz w:val="24"/>
+              </w:rPr>
+              <w:t>inode</w:t>
+            </w:r>
+            <w:proofErr w:type="spellEnd"/>
+            <w:r>
+              <w:rPr>
+                <w:rFonts w:hint="eastAsia"/>
+                <w:sz w:val="24"/>
+              </w:rPr>
+              <w:t xml:space="preserve"> </w:t>
             </w:r>
             <w:r>
               <w:rPr>
@@ -2721,7 +3079,6 @@
               <w:spacing w:beforeLines="50" w:before="156"/>
               <w:ind w:firstLineChars="0"/>
               <w:rPr>
-                <w:rFonts w:hint="eastAsia"/>
                 <w:sz w:val="24"/>
               </w:rPr>
             </w:pPr>
@@ -2752,15 +3109,6 @@
               <w:widowControl/>
               <w:spacing w:after="240" w:line="435" w:lineRule="atLeast"/>
               <w:jc w:val="left"/>
-              <w:rPr>
-                <w:rFonts w:ascii="宋体" w:hAnsi="宋体" w:cs="宋体"/>
-                <w:b/>
-                <w:bCs/>
-                <w:kern w:val="0"/>
-                <w:sz w:val="24"/>
-              </w:rPr>
-            </w:pPr>
-            <w:r>
               <w:rPr>
                 <w:rFonts w:ascii="宋体" w:hAnsi="宋体" w:cs="宋体" w:hint="eastAsia"/>
                 <w:b/>
@@ -2768,8 +3116,7 @@
                 <w:kern w:val="0"/>
                 <w:sz w:val="24"/>
               </w:rPr>
-              <w:t xml:space="preserve">2. </w:t>
-            </w:r>
+            </w:pPr>
             <w:r>
               <w:rPr>
                 <w:rFonts w:ascii="宋体" w:hAnsi="宋体" w:cs="宋体" w:hint="eastAsia"/>
@@ -2778,6 +3125,16 @@
                 <w:kern w:val="0"/>
                 <w:sz w:val="24"/>
               </w:rPr>
+              <w:t xml:space="preserve">2. </w:t>
+            </w:r>
+            <w:r>
+              <w:rPr>
+                <w:rFonts w:ascii="宋体" w:hAnsi="宋体" w:cs="宋体" w:hint="eastAsia"/>
+                <w:b/>
+                <w:bCs/>
+                <w:kern w:val="0"/>
+                <w:sz w:val="24"/>
+              </w:rPr>
               <w:t>尚未对外部设备支持完全</w:t>
             </w:r>
           </w:p>
@@ -2866,12 +3223,21 @@
               </w:rPr>
               <w:t>、</w:t>
             </w:r>
-            <w:r>
-              <w:rPr>
-                <w:rFonts w:hint="eastAsia"/>
-                <w:sz w:val="24"/>
-              </w:rPr>
-              <w:t xml:space="preserve">VirtIO Block </w:t>
+            <w:proofErr w:type="spellStart"/>
+            <w:r>
+              <w:rPr>
+                <w:rFonts w:hint="eastAsia"/>
+                <w:sz w:val="24"/>
+              </w:rPr>
+              <w:t>VirtIO</w:t>
+            </w:r>
+            <w:proofErr w:type="spellEnd"/>
+            <w:r>
+              <w:rPr>
+                <w:rFonts w:hint="eastAsia"/>
+                <w:sz w:val="24"/>
+              </w:rPr>
+              <w:t xml:space="preserve"> Block </w:t>
             </w:r>
             <w:r>
               <w:rPr>
@@ -2885,7 +3251,23 @@
                 <w:rFonts w:hint="eastAsia"/>
                 <w:sz w:val="24"/>
               </w:rPr>
-              <w:t xml:space="preserve"> VirtIO Net </w:t>
+              <w:t xml:space="preserve"> </w:t>
+            </w:r>
+            <w:proofErr w:type="spellStart"/>
+            <w:r>
+              <w:rPr>
+                <w:rFonts w:hint="eastAsia"/>
+                <w:sz w:val="24"/>
+              </w:rPr>
+              <w:t>VirtIO</w:t>
+            </w:r>
+            <w:proofErr w:type="spellEnd"/>
+            <w:r>
+              <w:rPr>
+                <w:rFonts w:hint="eastAsia"/>
+                <w:sz w:val="24"/>
+              </w:rPr>
+              <w:t xml:space="preserve"> Net </w:t>
             </w:r>
             <w:r>
               <w:rPr>
@@ -2899,8 +3281,17 @@
                 <w:rFonts w:hint="eastAsia"/>
                 <w:sz w:val="24"/>
               </w:rPr>
-              <w:t xml:space="preserve"> CommonDeviceType</w:t>
-            </w:r>
+              <w:t xml:space="preserve"> </w:t>
+            </w:r>
+            <w:proofErr w:type="spellStart"/>
+            <w:r>
+              <w:rPr>
+                <w:rFonts w:hint="eastAsia"/>
+                <w:sz w:val="24"/>
+              </w:rPr>
+              <w:t>CommonDeviceType</w:t>
+            </w:r>
+            <w:proofErr w:type="spellEnd"/>
             <w:r>
               <w:rPr>
                 <w:rFonts w:hint="eastAsia"/>
@@ -2922,19 +3313,37 @@
               </w:rPr>
               <w:t>（串口）驱动完全工作，用于控制台输出。</w:t>
             </w:r>
-            <w:r>
-              <w:rPr>
-                <w:rFonts w:hint="eastAsia"/>
-                <w:sz w:val="24"/>
-              </w:rPr>
-              <w:t xml:space="preserve">VirtIO </w:t>
-            </w:r>
-            <w:r>
-              <w:rPr>
-                <w:rFonts w:hint="eastAsia"/>
-                <w:sz w:val="24"/>
-              </w:rPr>
-              <w:t>块设备尚未与</w:t>
+            <w:proofErr w:type="spellStart"/>
+            <w:r>
+              <w:rPr>
+                <w:rFonts w:hint="eastAsia"/>
+                <w:sz w:val="24"/>
+              </w:rPr>
+              <w:t>VirtIO</w:t>
+            </w:r>
+            <w:proofErr w:type="spellEnd"/>
+            <w:r>
+              <w:rPr>
+                <w:rFonts w:hint="eastAsia"/>
+                <w:sz w:val="24"/>
+              </w:rPr>
+              <w:t xml:space="preserve"> </w:t>
+            </w:r>
+            <w:proofErr w:type="gramStart"/>
+            <w:r>
+              <w:rPr>
+                <w:rFonts w:hint="eastAsia"/>
+                <w:sz w:val="24"/>
+              </w:rPr>
+              <w:t>块设备</w:t>
+            </w:r>
+            <w:proofErr w:type="gramEnd"/>
+            <w:r>
+              <w:rPr>
+                <w:rFonts w:hint="eastAsia"/>
+                <w:sz w:val="24"/>
+              </w:rPr>
+              <w:t>尚未与</w:t>
             </w:r>
             <w:r>
               <w:rPr>
@@ -2943,19 +3352,60 @@
               </w:rPr>
               <w:t xml:space="preserve"> VFS </w:t>
             </w:r>
-            <w:r>
-              <w:rPr>
-                <w:rFonts w:hint="eastAsia"/>
-                <w:sz w:val="24"/>
-              </w:rPr>
-              <w:t>层完成绑定，导致无法挂载基于块设备的根文件系统（当前</w:t>
-            </w:r>
-            <w:r>
-              <w:rPr>
-                <w:rFonts w:hint="eastAsia"/>
-                <w:sz w:val="24"/>
-              </w:rPr>
-              <w:t xml:space="preserve"> initrd </w:t>
+            <w:proofErr w:type="gramStart"/>
+            <w:r>
+              <w:rPr>
+                <w:rFonts w:hint="eastAsia"/>
+                <w:sz w:val="24"/>
+              </w:rPr>
+              <w:t>层完成</w:t>
+            </w:r>
+            <w:proofErr w:type="gramEnd"/>
+            <w:r>
+              <w:rPr>
+                <w:rFonts w:hint="eastAsia"/>
+                <w:sz w:val="24"/>
+              </w:rPr>
+              <w:t>绑定，导致无法挂载基于</w:t>
+            </w:r>
+            <w:proofErr w:type="gramStart"/>
+            <w:r>
+              <w:rPr>
+                <w:rFonts w:hint="eastAsia"/>
+                <w:sz w:val="24"/>
+              </w:rPr>
+              <w:t>块设备</w:t>
+            </w:r>
+            <w:proofErr w:type="gramEnd"/>
+            <w:r>
+              <w:rPr>
+                <w:rFonts w:hint="eastAsia"/>
+                <w:sz w:val="24"/>
+              </w:rPr>
+              <w:t>的根文件系统（当前</w:t>
+            </w:r>
+            <w:r>
+              <w:rPr>
+                <w:rFonts w:hint="eastAsia"/>
+                <w:sz w:val="24"/>
+              </w:rPr>
+              <w:t xml:space="preserve"> </w:t>
+            </w:r>
+            <w:proofErr w:type="spellStart"/>
+            <w:r>
+              <w:rPr>
+                <w:rFonts w:hint="eastAsia"/>
+                <w:sz w:val="24"/>
+              </w:rPr>
+              <w:t>initrd</w:t>
+            </w:r>
+            <w:proofErr w:type="spellEnd"/>
+            <w:r>
+              <w:rPr>
+                <w:rFonts w:hint="eastAsia"/>
+                <w:sz w:val="24"/>
+              </w:rPr>
+              <w:t xml:space="preserve"> </w:t>
             </w:r>
             <w:r>
               <w:rPr>
@@ -2976,21 +3426,62 @@
                 <w:rFonts w:hint="eastAsia"/>
                 <w:sz w:val="24"/>
               </w:rPr>
-              <w:t>直接加载到内存，未经过块设备访问）；</w:t>
-            </w:r>
-            <w:r>
-              <w:rPr>
-                <w:rFonts w:hint="eastAsia"/>
-                <w:sz w:val="24"/>
-              </w:rPr>
-              <w:t xml:space="preserve">VirtIO </w:t>
-            </w:r>
-            <w:r>
-              <w:rPr>
-                <w:rFonts w:hint="eastAsia"/>
-                <w:sz w:val="24"/>
-              </w:rPr>
-              <w:t>网络设备也未与协议栈对接。此外，中断控制器（</w:t>
+              <w:t>直接加载到内存，未经</w:t>
+            </w:r>
+            <w:proofErr w:type="gramStart"/>
+            <w:r>
+              <w:rPr>
+                <w:rFonts w:hint="eastAsia"/>
+                <w:sz w:val="24"/>
+              </w:rPr>
+              <w:t>过块设备</w:t>
+            </w:r>
+            <w:proofErr w:type="gramEnd"/>
+            <w:r>
+              <w:rPr>
+                <w:rFonts w:hint="eastAsia"/>
+                <w:sz w:val="24"/>
+              </w:rPr>
+              <w:t>访问）；</w:t>
+            </w:r>
+            <w:proofErr w:type="spellStart"/>
+            <w:r>
+              <w:rPr>
+                <w:rFonts w:hint="eastAsia"/>
+                <w:sz w:val="24"/>
+              </w:rPr>
+              <w:t>VirtIO</w:t>
+            </w:r>
+            <w:proofErr w:type="spellEnd"/>
+            <w:r>
+              <w:rPr>
+                <w:rFonts w:hint="eastAsia"/>
+                <w:sz w:val="24"/>
+              </w:rPr>
+              <w:t xml:space="preserve"> </w:t>
+            </w:r>
+            <w:r>
+              <w:rPr>
+                <w:rFonts w:hint="eastAsia"/>
+                <w:sz w:val="24"/>
+              </w:rPr>
+              <w:t>网络设备也未与协议</w:t>
+            </w:r>
+            <w:proofErr w:type="gramStart"/>
+            <w:r>
+              <w:rPr>
+                <w:rFonts w:hint="eastAsia"/>
+                <w:sz w:val="24"/>
+              </w:rPr>
+              <w:t>栈</w:t>
+            </w:r>
+            <w:proofErr w:type="gramEnd"/>
+            <w:r>
+              <w:rPr>
+                <w:rFonts w:hint="eastAsia"/>
+                <w:sz w:val="24"/>
+              </w:rPr>
+              <w:t>对接。此外，中断控制器（</w:t>
             </w:r>
             <w:r>
               <w:rPr>
@@ -3020,7 +3511,6 @@
               <w:spacing w:beforeLines="50" w:before="156"/>
               <w:ind w:firstLineChars="200" w:firstLine="480"/>
               <w:rPr>
-                <w:rFonts w:hint="eastAsia"/>
                 <w:sz w:val="24"/>
               </w:rPr>
             </w:pPr>
@@ -3042,7 +3532,6 @@
               <w:spacing w:beforeLines="50" w:before="156"/>
               <w:ind w:firstLineChars="0"/>
               <w:rPr>
-                <w:rFonts w:hint="eastAsia"/>
                 <w:sz w:val="24"/>
               </w:rPr>
             </w:pPr>
@@ -3058,14 +3547,39 @@
                 <w:rFonts w:hint="eastAsia"/>
                 <w:sz w:val="24"/>
               </w:rPr>
-              <w:t xml:space="preserve"> VirtIO </w:t>
-            </w:r>
-            <w:r>
-              <w:rPr>
-                <w:rFonts w:hint="eastAsia"/>
-                <w:sz w:val="24"/>
-              </w:rPr>
-              <w:t>块设备驱动的注册与测试，将其与现有的</w:t>
+              <w:t xml:space="preserve"> </w:t>
+            </w:r>
+            <w:proofErr w:type="spellStart"/>
+            <w:r>
+              <w:rPr>
+                <w:rFonts w:hint="eastAsia"/>
+                <w:sz w:val="24"/>
+              </w:rPr>
+              <w:t>VirtIO</w:t>
+            </w:r>
+            <w:proofErr w:type="spellEnd"/>
+            <w:r>
+              <w:rPr>
+                <w:rFonts w:hint="eastAsia"/>
+                <w:sz w:val="24"/>
+              </w:rPr>
+              <w:t xml:space="preserve"> </w:t>
+            </w:r>
+            <w:proofErr w:type="gramStart"/>
+            <w:r>
+              <w:rPr>
+                <w:rFonts w:hint="eastAsia"/>
+                <w:sz w:val="24"/>
+              </w:rPr>
+              <w:t>块设备</w:t>
+            </w:r>
+            <w:proofErr w:type="gramEnd"/>
+            <w:r>
+              <w:rPr>
+                <w:rFonts w:hint="eastAsia"/>
+                <w:sz w:val="24"/>
+              </w:rPr>
+              <w:t>驱动的注册与测试，将其与现有的</w:t>
             </w:r>
             <w:r>
               <w:rPr>
@@ -3086,7 +3600,23 @@
                 <w:rFonts w:hint="eastAsia"/>
                 <w:sz w:val="24"/>
               </w:rPr>
-              <w:t xml:space="preserve"> initrd </w:t>
+              <w:t xml:space="preserve"> </w:t>
+            </w:r>
+            <w:proofErr w:type="spellStart"/>
+            <w:r>
+              <w:rPr>
+                <w:rFonts w:hint="eastAsia"/>
+                <w:sz w:val="24"/>
+              </w:rPr>
+              <w:t>initrd</w:t>
+            </w:r>
+            <w:proofErr w:type="spellEnd"/>
+            <w:r>
+              <w:rPr>
+                <w:rFonts w:hint="eastAsia"/>
+                <w:sz w:val="24"/>
+              </w:rPr>
+              <w:t xml:space="preserve"> </w:t>
             </w:r>
             <w:r>
               <w:rPr>
@@ -3106,7 +3636,6 @@
               <w:spacing w:beforeLines="50" w:before="156"/>
               <w:ind w:firstLineChars="0"/>
               <w:rPr>
-                <w:rFonts w:hint="eastAsia"/>
                 <w:sz w:val="24"/>
               </w:rPr>
             </w:pPr>
@@ -3136,7 +3665,23 @@
                 <w:rFonts w:hint="eastAsia"/>
                 <w:sz w:val="24"/>
               </w:rPr>
-              <w:t xml:space="preserve"> CommonDeviceType </w:t>
+              <w:t xml:space="preserve"> </w:t>
+            </w:r>
+            <w:proofErr w:type="spellStart"/>
+            <w:r>
+              <w:rPr>
+                <w:rFonts w:hint="eastAsia"/>
+                <w:sz w:val="24"/>
+              </w:rPr>
+              <w:t>CommonDeviceType</w:t>
+            </w:r>
+            <w:proofErr w:type="spellEnd"/>
+            <w:r>
+              <w:rPr>
+                <w:rFonts w:hint="eastAsia"/>
+                <w:sz w:val="24"/>
+              </w:rPr>
+              <w:t xml:space="preserve"> </w:t>
             </w:r>
             <w:r>
               <w:rPr>
@@ -3170,7 +3715,6 @@
               <w:spacing w:beforeLines="50" w:before="156"/>
               <w:ind w:firstLineChars="0"/>
               <w:rPr>
-                <w:rFonts w:hint="eastAsia"/>
                 <w:sz w:val="24"/>
               </w:rPr>
             </w:pPr>
@@ -3220,7 +3764,6 @@
               <w:spacing w:beforeLines="50" w:before="156"/>
               <w:ind w:firstLineChars="0"/>
               <w:rPr>
-                <w:rFonts w:hint="eastAsia"/>
                 <w:sz w:val="24"/>
               </w:rPr>
             </w:pPr>
@@ -3259,6 +3802,7 @@
               </w:rPr>
               <w:t>），再扩展到</w:t>
             </w:r>
+            <w:proofErr w:type="spellStart"/>
             <w:r>
               <w:rPr>
                 <w:rFonts w:hint="eastAsia"/>
@@ -3266,12 +3810,22 @@
               </w:rPr>
               <w:t>VirtIO</w:t>
             </w:r>
-            <w:r>
-              <w:rPr>
-                <w:rFonts w:hint="eastAsia"/>
-                <w:sz w:val="24"/>
-              </w:rPr>
-              <w:t>块设备和网络设备，最后考虑键盘、鼠标等输入设备</w:t>
+            <w:proofErr w:type="spellEnd"/>
+            <w:proofErr w:type="gramStart"/>
+            <w:r>
+              <w:rPr>
+                <w:rFonts w:hint="eastAsia"/>
+                <w:sz w:val="24"/>
+              </w:rPr>
+              <w:t>块设备</w:t>
+            </w:r>
+            <w:proofErr w:type="gramEnd"/>
+            <w:r>
+              <w:rPr>
+                <w:rFonts w:hint="eastAsia"/>
+                <w:sz w:val="24"/>
+              </w:rPr>
+              <w:t>和网络设备，最后考虑键盘、鼠标等输入设备</w:t>
             </w:r>
             <w:r>
               <w:rPr>
@@ -3286,15 +3840,6 @@
               <w:widowControl/>
               <w:spacing w:after="240" w:line="435" w:lineRule="atLeast"/>
               <w:jc w:val="left"/>
-              <w:rPr>
-                <w:rFonts w:ascii="宋体" w:hAnsi="宋体" w:cs="宋体"/>
-                <w:b/>
-                <w:bCs/>
-                <w:kern w:val="0"/>
-                <w:sz w:val="24"/>
-              </w:rPr>
-            </w:pPr>
-            <w:r>
               <w:rPr>
                 <w:rFonts w:ascii="宋体" w:hAnsi="宋体" w:cs="宋体" w:hint="eastAsia"/>
                 <w:b/>
@@ -3302,8 +3847,7 @@
                 <w:kern w:val="0"/>
                 <w:sz w:val="24"/>
               </w:rPr>
-              <w:t xml:space="preserve">3. </w:t>
-            </w:r>
+            </w:pPr>
             <w:r>
               <w:rPr>
                 <w:rFonts w:ascii="宋体" w:hAnsi="宋体" w:cs="宋体" w:hint="eastAsia"/>
@@ -3312,6 +3856,16 @@
                 <w:kern w:val="0"/>
                 <w:sz w:val="24"/>
               </w:rPr>
+              <w:t xml:space="preserve">3. </w:t>
+            </w:r>
+            <w:r>
+              <w:rPr>
+                <w:rFonts w:ascii="宋体" w:hAnsi="宋体" w:cs="宋体" w:hint="eastAsia"/>
+                <w:b/>
+                <w:bCs/>
+                <w:kern w:val="0"/>
+                <w:sz w:val="24"/>
+              </w:rPr>
               <w:t>未移植VDSO模块</w:t>
             </w:r>
           </w:p>
@@ -3321,7 +3875,6 @@
               <w:ind w:firstLineChars="200" w:firstLine="480"/>
               <w:jc w:val="left"/>
               <w:rPr>
-                <w:rFonts w:hint="eastAsia"/>
                 <w:sz w:val="24"/>
               </w:rPr>
             </w:pPr>
@@ -3332,6 +3885,7 @@
               </w:rPr>
               <w:t>当前系统调用通过</w:t>
             </w:r>
+            <w:proofErr w:type="spellStart"/>
             <w:r>
               <w:rPr>
                 <w:rFonts w:hint="eastAsia"/>
@@ -3339,6 +3893,7 @@
               </w:rPr>
               <w:t>syscall</w:t>
             </w:r>
+            <w:proofErr w:type="spellEnd"/>
             <w:r>
               <w:rPr>
                 <w:rFonts w:hint="eastAsia"/>
@@ -3386,7 +3941,23 @@
                 <w:rFonts w:hint="eastAsia"/>
                 <w:sz w:val="24"/>
               </w:rPr>
-              <w:t>不仅影响性能，更关键的是阻碍了内核与用户态统一调度模型的实现。在统一的调度模型中，</w:t>
+              <w:t>不仅影响性能，更关键的是阻碍了内核与用户</w:t>
+            </w:r>
+            <w:proofErr w:type="gramStart"/>
+            <w:r>
+              <w:rPr>
+                <w:rFonts w:hint="eastAsia"/>
+                <w:sz w:val="24"/>
+              </w:rPr>
+              <w:t>态统一</w:t>
+            </w:r>
+            <w:proofErr w:type="gramEnd"/>
+            <w:r>
+              <w:rPr>
+                <w:rFonts w:hint="eastAsia"/>
+                <w:sz w:val="24"/>
+              </w:rPr>
+              <w:t>调度模型的实现。在统一的调度模型中，</w:t>
             </w:r>
             <w:r>
               <w:rPr>
@@ -3423,12 +3994,21 @@
               </w:rPr>
               <w:t>。目前已有现成的</w:t>
             </w:r>
-            <w:r>
-              <w:rPr>
-                <w:rFonts w:hint="eastAsia"/>
-                <w:sz w:val="24"/>
-              </w:rPr>
-              <w:t>vdso crate</w:t>
+            <w:proofErr w:type="spellStart"/>
+            <w:r>
+              <w:rPr>
+                <w:rFonts w:hint="eastAsia"/>
+                <w:sz w:val="24"/>
+              </w:rPr>
+              <w:t>vdso</w:t>
+            </w:r>
+            <w:proofErr w:type="spellEnd"/>
+            <w:r>
+              <w:rPr>
+                <w:rFonts w:hint="eastAsia"/>
+                <w:sz w:val="24"/>
+              </w:rPr>
+              <w:t xml:space="preserve"> crate</w:t>
             </w:r>
             <w:r>
               <w:rPr>
@@ -3456,7 +4036,6 @@
               <w:spacing w:beforeLines="50" w:before="156"/>
               <w:ind w:firstLineChars="200" w:firstLine="480"/>
               <w:rPr>
-                <w:rFonts w:hint="eastAsia"/>
                 <w:sz w:val="24"/>
               </w:rPr>
             </w:pPr>
@@ -3479,7 +4058,6 @@
               <w:ind w:firstLineChars="0"/>
               <w:jc w:val="left"/>
               <w:rPr>
-                <w:rFonts w:hint="eastAsia"/>
                 <w:sz w:val="24"/>
               </w:rPr>
             </w:pPr>
@@ -3490,6 +4068,7 @@
               </w:rPr>
               <w:t>阅读并理解</w:t>
             </w:r>
+            <w:proofErr w:type="spellStart"/>
             <w:r>
               <w:rPr>
                 <w:rFonts w:hint="eastAsia"/>
@@ -3497,6 +4076,7 @@
               </w:rPr>
               <w:t>vdso_crate_template</w:t>
             </w:r>
+            <w:proofErr w:type="spellEnd"/>
             <w:r>
               <w:rPr>
                 <w:rFonts w:hint="eastAsia"/>
@@ -3544,7 +4124,23 @@
                 <w:rFonts w:hint="eastAsia"/>
                 <w:sz w:val="24"/>
               </w:rPr>
-              <w:t>页面、如何将其映射到用户地址空间、用户态程序如何找到</w:t>
+              <w:t>页面、如何将其映射到用户地址空间、用户</w:t>
+            </w:r>
+            <w:proofErr w:type="gramStart"/>
+            <w:r>
+              <w:rPr>
+                <w:rFonts w:hint="eastAsia"/>
+                <w:sz w:val="24"/>
+              </w:rPr>
+              <w:t>态程序</w:t>
+            </w:r>
+            <w:proofErr w:type="gramEnd"/>
+            <w:r>
+              <w:rPr>
+                <w:rFonts w:hint="eastAsia"/>
+                <w:sz w:val="24"/>
+              </w:rPr>
+              <w:t>如何找到</w:t>
             </w:r>
             <w:r>
               <w:rPr>
@@ -3572,7 +4168,6 @@
               <w:ind w:firstLineChars="0"/>
               <w:jc w:val="left"/>
               <w:rPr>
-                <w:rFonts w:hint="eastAsia"/>
                 <w:sz w:val="24"/>
               </w:rPr>
             </w:pPr>
@@ -3611,6 +4206,7 @@
               </w:rPr>
               <w:t>加速的系统调用（例如</w:t>
             </w:r>
+            <w:proofErr w:type="spellStart"/>
             <w:r>
               <w:rPr>
                 <w:rFonts w:hint="eastAsia"/>
@@ -3618,6 +4214,7 @@
               </w:rPr>
               <w:t>gettimeofday</w:t>
             </w:r>
+            <w:proofErr w:type="spellEnd"/>
             <w:r>
               <w:rPr>
                 <w:rFonts w:hint="eastAsia"/>
@@ -3637,7 +4234,6 @@
               <w:ind w:firstLineChars="0"/>
               <w:jc w:val="left"/>
               <w:rPr>
-                <w:rFonts w:hint="eastAsia"/>
                 <w:sz w:val="24"/>
               </w:rPr>
             </w:pPr>
@@ -3690,6 +4286,7 @@
               </w:rPr>
               <w:t>中，确保其与现有系统调用路径（</w:t>
             </w:r>
+            <w:proofErr w:type="spellStart"/>
             <w:r>
               <w:rPr>
                 <w:rFonts w:hint="eastAsia"/>
@@ -3697,6 +4294,7 @@
               </w:rPr>
               <w:t>syscall</w:t>
             </w:r>
+            <w:proofErr w:type="spellEnd"/>
             <w:r>
               <w:rPr>
                 <w:rFonts w:hint="eastAsia"/>
@@ -3716,7 +4314,6 @@
               <w:ind w:firstLineChars="0"/>
               <w:jc w:val="left"/>
               <w:rPr>
-                <w:rFonts w:hint="eastAsia"/>
                 <w:sz w:val="24"/>
               </w:rPr>
             </w:pPr>
@@ -3753,7 +4350,23 @@
                 <w:rFonts w:hint="eastAsia"/>
                 <w:sz w:val="24"/>
               </w:rPr>
-              <w:t>的调度时钟、抢占计数器），使得用户态可以在不陷入内核的情况下主动检查调度条件，从而支撑统一的调度模型。</w:t>
+              <w:t>的调度时钟、抢占计数器），使得用户</w:t>
+            </w:r>
+            <w:proofErr w:type="gramStart"/>
+            <w:r>
+              <w:rPr>
+                <w:rFonts w:hint="eastAsia"/>
+                <w:sz w:val="24"/>
+              </w:rPr>
+              <w:t>态可以</w:t>
+            </w:r>
+            <w:proofErr w:type="gramEnd"/>
+            <w:r>
+              <w:rPr>
+                <w:rFonts w:hint="eastAsia"/>
+                <w:sz w:val="24"/>
+              </w:rPr>
+              <w:t>在不陷入内核的情况下主动检查调度条件，从而支撑统一的调度模型。</w:t>
             </w:r>
           </w:p>
         </w:tc>
@@ -3822,7 +4435,6 @@
               <w:ind w:firstLineChars="200" w:firstLine="480"/>
               <w:jc w:val="left"/>
               <w:rPr>
-                <w:rFonts w:hint="eastAsia"/>
                 <w:sz w:val="24"/>
               </w:rPr>
             </w:pPr>
@@ -3838,14 +4450,39 @@
                 <w:rFonts w:hint="eastAsia"/>
                 <w:sz w:val="24"/>
               </w:rPr>
-              <w:t xml:space="preserve"> VirtIO </w:t>
-            </w:r>
-            <w:r>
-              <w:rPr>
-                <w:rFonts w:hint="eastAsia"/>
-                <w:sz w:val="24"/>
-              </w:rPr>
-              <w:t>块设备与</w:t>
+              <w:t xml:space="preserve"> </w:t>
+            </w:r>
+            <w:proofErr w:type="spellStart"/>
+            <w:r>
+              <w:rPr>
+                <w:rFonts w:hint="eastAsia"/>
+                <w:sz w:val="24"/>
+              </w:rPr>
+              <w:t>VirtIO</w:t>
+            </w:r>
+            <w:proofErr w:type="spellEnd"/>
+            <w:r>
+              <w:rPr>
+                <w:rFonts w:hint="eastAsia"/>
+                <w:sz w:val="24"/>
+              </w:rPr>
+              <w:t xml:space="preserve"> </w:t>
+            </w:r>
+            <w:proofErr w:type="gramStart"/>
+            <w:r>
+              <w:rPr>
+                <w:rFonts w:hint="eastAsia"/>
+                <w:sz w:val="24"/>
+              </w:rPr>
+              <w:t>块设备</w:t>
+            </w:r>
+            <w:proofErr w:type="gramEnd"/>
+            <w:r>
+              <w:rPr>
+                <w:rFonts w:hint="eastAsia"/>
+                <w:sz w:val="24"/>
+              </w:rPr>
+              <w:t>与</w:t>
             </w:r>
             <w:r>
               <w:rPr>
@@ -3921,6 +4558,7 @@
               </w:rPr>
               <w:t xml:space="preserve">第1周–第3周：引入 </w:t>
             </w:r>
+            <w:proofErr w:type="spellStart"/>
             <w:r>
               <w:rPr>
                 <w:rFonts w:ascii="宋体" w:hAnsi="宋体" w:cs="宋体" w:hint="eastAsia"/>
@@ -3939,60 +4577,10 @@
                 <w:kern w:val="0"/>
                 <w:sz w:val="24"/>
               </w:rPr>
-              <w:t>DSO 与统一调度框架</w:t>
-            </w:r>
-          </w:p>
-          <w:p>
-            <w:pPr>
-              <w:spacing w:beforeLines="50" w:before="156"/>
-              <w:ind w:firstLineChars="200" w:firstLine="480"/>
-              <w:jc w:val="left"/>
-              <w:rPr>
-                <w:rFonts w:hint="eastAsia"/>
-                <w:sz w:val="24"/>
-              </w:rPr>
-            </w:pPr>
-            <w:r>
-              <w:rPr>
-                <w:rFonts w:hint="eastAsia"/>
-                <w:sz w:val="24"/>
-              </w:rPr>
-              <w:t>基于</w:t>
-            </w:r>
-            <w:r>
-              <w:rPr>
-                <w:rFonts w:hint="eastAsia"/>
-                <w:sz w:val="24"/>
-              </w:rPr>
-              <w:t xml:space="preserve"> vdso crate </w:t>
-            </w:r>
-            <w:r>
-              <w:rPr>
-                <w:rFonts w:hint="eastAsia"/>
-                <w:sz w:val="24"/>
-              </w:rPr>
-              <w:t>模板实现时钟等系统调用的用户态加速</w:t>
-            </w:r>
-            <w:r>
-              <w:rPr>
-                <w:rFonts w:hint="eastAsia"/>
-                <w:sz w:val="24"/>
-              </w:rPr>
-              <w:t>,</w:t>
-            </w:r>
-            <w:r>
-              <w:rPr>
-                <w:rFonts w:hint="eastAsia"/>
-                <w:sz w:val="24"/>
-              </w:rPr>
-              <w:t>设计内核与用户态共享的调度数据结构，改造现有任务管理域，实现协同式抢占调度。</w:t>
-            </w:r>
-          </w:p>
-          <w:p>
-            <w:pPr>
-              <w:widowControl/>
-              <w:spacing w:after="240" w:line="435" w:lineRule="atLeast"/>
-              <w:jc w:val="left"/>
+              <w:t>DSO</w:t>
+            </w:r>
+            <w:proofErr w:type="spellEnd"/>
+            <w:r>
               <w:rPr>
                 <w:rFonts w:ascii="宋体" w:hAnsi="宋体" w:cs="宋体" w:hint="eastAsia"/>
                 <w:b/>
@@ -4000,8 +4588,75 @@
                 <w:kern w:val="0"/>
                 <w:sz w:val="24"/>
               </w:rPr>
-            </w:pPr>
-            <w:r>
+              <w:t xml:space="preserve"> 与统一调度框架</w:t>
+            </w:r>
+          </w:p>
+          <w:p>
+            <w:pPr>
+              <w:spacing w:beforeLines="50" w:before="156"/>
+              <w:ind w:firstLineChars="200" w:firstLine="480"/>
+              <w:jc w:val="left"/>
+              <w:rPr>
+                <w:sz w:val="24"/>
+              </w:rPr>
+            </w:pPr>
+            <w:r>
+              <w:rPr>
+                <w:rFonts w:hint="eastAsia"/>
+                <w:sz w:val="24"/>
+              </w:rPr>
+              <w:t>基于</w:t>
+            </w:r>
+            <w:r>
+              <w:rPr>
+                <w:rFonts w:hint="eastAsia"/>
+                <w:sz w:val="24"/>
+              </w:rPr>
+              <w:t xml:space="preserve"> </w:t>
+            </w:r>
+            <w:proofErr w:type="spellStart"/>
+            <w:r>
+              <w:rPr>
+                <w:rFonts w:hint="eastAsia"/>
+                <w:sz w:val="24"/>
+              </w:rPr>
+              <w:t>vdso</w:t>
+            </w:r>
+            <w:proofErr w:type="spellEnd"/>
+            <w:r>
+              <w:rPr>
+                <w:rFonts w:hint="eastAsia"/>
+                <w:sz w:val="24"/>
+              </w:rPr>
+              <w:t xml:space="preserve"> crate </w:t>
+            </w:r>
+            <w:r>
+              <w:rPr>
+                <w:rFonts w:hint="eastAsia"/>
+                <w:sz w:val="24"/>
+              </w:rPr>
+              <w:t>模板实现时钟等系统调用的用户态加速</w:t>
+            </w:r>
+            <w:r>
+              <w:rPr>
+                <w:rFonts w:hint="eastAsia"/>
+                <w:sz w:val="24"/>
+              </w:rPr>
+              <w:t>,</w:t>
+            </w:r>
+            <w:r>
+              <w:rPr>
+                <w:rFonts w:hint="eastAsia"/>
+                <w:sz w:val="24"/>
+              </w:rPr>
+              <w:t>设计内核与用户态共享的调度数据结构，改造现有任务管理域，实现协同式抢占调度。</w:t>
+            </w:r>
+          </w:p>
+          <w:p>
+            <w:pPr>
+              <w:widowControl/>
+              <w:spacing w:after="240" w:line="435" w:lineRule="atLeast"/>
+              <w:jc w:val="left"/>
               <w:rPr>
                 <w:rFonts w:ascii="宋体" w:hAnsi="宋体" w:cs="宋体" w:hint="eastAsia"/>
                 <w:b/>
@@ -4009,46 +4664,8 @@
                 <w:kern w:val="0"/>
                 <w:sz w:val="24"/>
               </w:rPr>
-              <w:t>第4周 – 第6周：引入用户态中断，完善调度框架</w:t>
-            </w:r>
-          </w:p>
-          <w:p>
-            <w:pPr>
-              <w:spacing w:beforeLines="50" w:before="156"/>
-              <w:ind w:firstLineChars="200" w:firstLine="480"/>
-              <w:jc w:val="left"/>
-              <w:rPr>
-                <w:rFonts w:hint="eastAsia"/>
-                <w:sz w:val="24"/>
-              </w:rPr>
-            </w:pPr>
-            <w:r>
-              <w:rPr>
-                <w:rFonts w:hint="eastAsia"/>
-                <w:sz w:val="24"/>
-              </w:rPr>
-              <w:t>研究并实现</w:t>
-            </w:r>
-            <w:r>
-              <w:rPr>
-                <w:rFonts w:hint="eastAsia"/>
-                <w:sz w:val="24"/>
-              </w:rPr>
-              <w:t xml:space="preserve"> x86_64 </w:t>
-            </w:r>
-            <w:r>
-              <w:rPr>
-                <w:rFonts w:hint="eastAsia"/>
-                <w:sz w:val="24"/>
-              </w:rPr>
-              <w:t>的用户态中断机制，与调度器结合实现事件驱动的快速唤醒；完善多核负载均衡与优先级调度，完成调度相关测试。</w:t>
-            </w:r>
-          </w:p>
-          <w:p>
-            <w:pPr>
-              <w:widowControl/>
-              <w:spacing w:after="240" w:line="435" w:lineRule="atLeast"/>
-              <w:jc w:val="left"/>
+            </w:pPr>
+            <w:r>
               <w:rPr>
                 <w:rFonts w:ascii="宋体" w:hAnsi="宋体" w:cs="宋体" w:hint="eastAsia"/>
                 <w:b/>
@@ -4056,7 +4673,8 @@
                 <w:kern w:val="0"/>
                 <w:sz w:val="24"/>
               </w:rPr>
-            </w:pPr>
+              <w:t>第4周 – 第6周：引入用户态中断，完善调度框架</w:t>
+            </w:r>
             <w:r>
               <w:rPr>
                 <w:rFonts w:ascii="宋体" w:hAnsi="宋体" w:cs="宋体" w:hint="eastAsia"/>
@@ -4065,7 +4683,7 @@
                 <w:kern w:val="0"/>
                 <w:sz w:val="24"/>
               </w:rPr>
-              <w:t>第4周 – 第8周（与上并行）：系统测试与论文撰写</w:t>
+              <w:t>（）</w:t>
             </w:r>
           </w:p>
           <w:p>
@@ -4074,7 +4692,77 @@
               <w:ind w:firstLineChars="200" w:firstLine="480"/>
               <w:jc w:val="left"/>
               <w:rPr>
-                <w:rFonts w:hint="eastAsia"/>
+                <w:sz w:val="24"/>
+              </w:rPr>
+            </w:pPr>
+            <w:r>
+              <w:rPr>
+                <w:rFonts w:hint="eastAsia"/>
+                <w:sz w:val="24"/>
+              </w:rPr>
+              <w:t>研究并实现</w:t>
+            </w:r>
+            <w:r>
+              <w:rPr>
+                <w:rFonts w:hint="eastAsia"/>
+                <w:sz w:val="24"/>
+              </w:rPr>
+              <w:t xml:space="preserve"> x86_64 </w:t>
+            </w:r>
+            <w:r>
+              <w:rPr>
+                <w:rFonts w:hint="eastAsia"/>
+                <w:sz w:val="24"/>
+              </w:rPr>
+              <w:t>的用户态中断机制，与</w:t>
+            </w:r>
+            <w:proofErr w:type="gramStart"/>
+            <w:r>
+              <w:rPr>
+                <w:rFonts w:hint="eastAsia"/>
+                <w:sz w:val="24"/>
+              </w:rPr>
+              <w:t>调度器</w:t>
+            </w:r>
+            <w:proofErr w:type="gramEnd"/>
+            <w:r>
+              <w:rPr>
+                <w:rFonts w:hint="eastAsia"/>
+                <w:sz w:val="24"/>
+              </w:rPr>
+              <w:t>结合实现事件驱动的快速唤醒；完善多核负载均衡与优先级调度，完成调度相关测试。</w:t>
+            </w:r>
+          </w:p>
+          <w:p>
+            <w:pPr>
+              <w:widowControl/>
+              <w:spacing w:after="240" w:line="435" w:lineRule="atLeast"/>
+              <w:jc w:val="left"/>
+              <w:rPr>
+                <w:rFonts w:ascii="宋体" w:hAnsi="宋体" w:cs="宋体" w:hint="eastAsia"/>
+                <w:b/>
+                <w:bCs/>
+                <w:kern w:val="0"/>
+                <w:sz w:val="24"/>
+              </w:rPr>
+            </w:pPr>
+            <w:r>
+              <w:rPr>
+                <w:rFonts w:ascii="宋体" w:hAnsi="宋体" w:cs="宋体" w:hint="eastAsia"/>
+                <w:b/>
+                <w:bCs/>
+                <w:kern w:val="0"/>
+                <w:sz w:val="24"/>
+              </w:rPr>
+              <w:t>第4周 – 第8周（与上并行）：系统测试与论文撰写</w:t>
+            </w:r>
+          </w:p>
+          <w:p>
+            <w:pPr>
+              <w:spacing w:beforeLines="50" w:before="156"/>
+              <w:ind w:firstLineChars="200" w:firstLine="480"/>
+              <w:jc w:val="left"/>
+              <w:rPr>
                 <w:sz w:val="24"/>
               </w:rPr>
             </w:pPr>
@@ -4099,6 +4787,7 @@
               </w:rPr>
               <w:t>移植、</w:t>
             </w:r>
+            <w:proofErr w:type="spellStart"/>
             <w:r>
               <w:rPr>
                 <w:rFonts w:hint="eastAsia"/>
@@ -4106,6 +4795,7 @@
               </w:rPr>
               <w:t>vDSO</w:t>
             </w:r>
+            <w:proofErr w:type="spellEnd"/>
             <w:r>
               <w:rPr>
                 <w:rFonts w:hint="eastAsia"/>
@@ -6084,6 +6774,10 @@
 </file>
 
 <file path=customXml/item1.xml><?xml version="1.0" encoding="utf-8"?>
+<b:Sources xmlns:b="http://schemas.openxmlformats.org/officeDocument/2006/bibliography" xmlns="http://schemas.openxmlformats.org/officeDocument/2006/bibliography" SelectedStyle="\APASixthEditionOfficeOnline.xsl" StyleName="APA" Version="6"/>
+</file>
+
+<file path=customXml/item2.xml><?xml version="1.0" encoding="utf-8"?>
 <s:customData xmlns="http://www.wps.cn/officeDocument/2013/wpsCustomData" xmlns:s="http://www.wps.cn/officeDocument/2013/wpsCustomData">
   <customSectProps>
     <customSectPr/>
@@ -6095,22 +6789,18 @@
 </s:customData>
 </file>
 
-<file path=customXml/item2.xml><?xml version="1.0" encoding="utf-8"?>
-<b:Sources xmlns:b="http://schemas.openxmlformats.org/officeDocument/2006/bibliography" xmlns="http://schemas.openxmlformats.org/officeDocument/2006/bibliography" SelectedStyle="\APASixthEditionOfficeOnline.xsl" StyleName="APA" Version="6"/>
+<file path=customXml/itemProps1.xml><?xml version="1.0" encoding="utf-8"?>
+<ds:datastoreItem xmlns:ds="http://schemas.openxmlformats.org/officeDocument/2006/customXml" ds:itemID="{5DFDC18D-4C6C-45FC-AD01-F51E859A75F3}">
+  <ds:schemaRefs>
+    <ds:schemaRef ds:uri="http://schemas.openxmlformats.org/officeDocument/2006/bibliography"/>
+  </ds:schemaRefs>
+</ds:datastoreItem>
 </file>
 
-<file path=customXml/itemProps1.xml><?xml version="1.0" encoding="utf-8"?>
+<file path=customXml/itemProps2.xml><?xml version="1.0" encoding="utf-8"?>
 <ds:datastoreItem xmlns:ds="http://schemas.openxmlformats.org/officeDocument/2006/customXml" ds:itemID="{B1977F7D-205B-4081-913C-38D41E755F92}">
   <ds:schemaRefs>
     <ds:schemaRef ds:uri="http://www.wps.cn/officeDocument/2013/wpsCustomData"/>
   </ds:schemaRefs>
 </ds:datastoreItem>
-</file>
-
-<file path=customXml/itemProps2.xml><?xml version="1.0" encoding="utf-8"?>
-<ds:datastoreItem xmlns:ds="http://schemas.openxmlformats.org/officeDocument/2006/customXml" ds:itemID="{5DFDC18D-4C6C-45FC-AD01-F51E859A75F3}">
-  <ds:schemaRefs>
-    <ds:schemaRef ds:uri="http://schemas.openxmlformats.org/officeDocument/2006/bibliography"/>
-  </ds:schemaRefs>
-</ds:datastoreItem>
 </file>